--- a/apl/doc/apl_cyril_v4.docx
+++ b/apl/doc/apl_cyril_v4.docx
@@ -90,7 +90,7 @@
         <w:pStyle w:val="Paragraphedeliste"/>
         <w:numPr>
           <w:ilvl w:val="0"/>
-          <w:numId w:val="43"/>
+          <w:numId w:val="11"/>
         </w:numPr>
         <w:jc w:val="both"/>
       </w:pPr>
@@ -110,7 +110,7 @@
         <w:pStyle w:val="Paragraphedeliste"/>
         <w:numPr>
           <w:ilvl w:val="0"/>
-          <w:numId w:val="43"/>
+          <w:numId w:val="11"/>
         </w:numPr>
         <w:jc w:val="both"/>
       </w:pPr>
@@ -130,7 +130,7 @@
         <w:pStyle w:val="Paragraphedeliste"/>
         <w:numPr>
           <w:ilvl w:val="0"/>
-          <w:numId w:val="43"/>
+          <w:numId w:val="11"/>
         </w:numPr>
         <w:jc w:val="both"/>
       </w:pPr>
@@ -1176,7 +1176,21 @@
             <w:rStyle w:val="Lienhypertexte"/>
             <w:lang w:val="en-US"/>
           </w:rPr>
-          <w:t>https://www.assurance-maladie.ameli.fr/etudes-et-donnees/secteur-professionnels-sante-liberaux-departement</w:t>
+          <w:t>https://ww</w:t>
+        </w:r>
+        <w:r>
+          <w:rPr>
+            <w:rStyle w:val="Lienhypertexte"/>
+            <w:lang w:val="en-US"/>
+          </w:rPr>
+          <w:t>w</w:t>
+        </w:r>
+        <w:r>
+          <w:rPr>
+            <w:rStyle w:val="Lienhypertexte"/>
+            <w:lang w:val="en-US"/>
+          </w:rPr>
+          <w:t>.assurance-maladie.ameli.fr/etudes-et-donnees/secteur-professionnels-sante-liberaux-departement</w:t>
         </w:r>
       </w:hyperlink>
     </w:p>
@@ -1951,7 +1965,7 @@
         <w:pStyle w:val="Paragraphedeliste"/>
         <w:numPr>
           <w:ilvl w:val="0"/>
-          <w:numId w:val="24"/>
+          <w:numId w:val="6"/>
         </w:numPr>
       </w:pPr>
       <w:r>
@@ -1963,7 +1977,7 @@
         <w:pStyle w:val="Paragraphedeliste"/>
         <w:numPr>
           <w:ilvl w:val="0"/>
-          <w:numId w:val="24"/>
+          <w:numId w:val="6"/>
         </w:numPr>
       </w:pPr>
       <w:r>
@@ -1975,7 +1989,7 @@
         <w:pStyle w:val="Paragraphedeliste"/>
         <w:numPr>
           <w:ilvl w:val="0"/>
-          <w:numId w:val="24"/>
+          <w:numId w:val="6"/>
         </w:numPr>
       </w:pPr>
       <w:r>
@@ -1987,7 +2001,7 @@
         <w:pStyle w:val="Paragraphedeliste"/>
         <w:numPr>
           <w:ilvl w:val="0"/>
-          <w:numId w:val="24"/>
+          <w:numId w:val="6"/>
         </w:numPr>
       </w:pPr>
       <w:r>
@@ -1999,7 +2013,7 @@
         <w:pStyle w:val="Paragraphedeliste"/>
         <w:numPr>
           <w:ilvl w:val="0"/>
-          <w:numId w:val="24"/>
+          <w:numId w:val="6"/>
         </w:numPr>
       </w:pPr>
       <w:r>
@@ -2011,7 +2025,7 @@
         <w:pStyle w:val="Paragraphedeliste"/>
         <w:numPr>
           <w:ilvl w:val="0"/>
-          <w:numId w:val="24"/>
+          <w:numId w:val="6"/>
         </w:numPr>
       </w:pPr>
       <w:r>
@@ -2023,7 +2037,7 @@
         <w:pStyle w:val="Paragraphedeliste"/>
         <w:numPr>
           <w:ilvl w:val="0"/>
-          <w:numId w:val="24"/>
+          <w:numId w:val="6"/>
         </w:numPr>
       </w:pPr>
       <w:r>
@@ -2035,7 +2049,7 @@
         <w:pStyle w:val="Paragraphedeliste"/>
         <w:numPr>
           <w:ilvl w:val="0"/>
-          <w:numId w:val="24"/>
+          <w:numId w:val="6"/>
         </w:numPr>
       </w:pPr>
       <w:r>
@@ -2047,7 +2061,7 @@
         <w:pStyle w:val="Paragraphedeliste"/>
         <w:numPr>
           <w:ilvl w:val="0"/>
-          <w:numId w:val="24"/>
+          <w:numId w:val="6"/>
         </w:numPr>
       </w:pPr>
       <w:r>
@@ -2059,7 +2073,7 @@
         <w:pStyle w:val="Paragraphedeliste"/>
         <w:numPr>
           <w:ilvl w:val="0"/>
-          <w:numId w:val="24"/>
+          <w:numId w:val="6"/>
         </w:numPr>
       </w:pPr>
       <w:r>
@@ -2071,7 +2085,7 @@
         <w:pStyle w:val="Paragraphedeliste"/>
         <w:numPr>
           <w:ilvl w:val="0"/>
-          <w:numId w:val="24"/>
+          <w:numId w:val="6"/>
         </w:numPr>
       </w:pPr>
       <w:r>
@@ -2089,7 +2103,7 @@
         <w:pStyle w:val="Paragraphedeliste"/>
         <w:numPr>
           <w:ilvl w:val="0"/>
-          <w:numId w:val="24"/>
+          <w:numId w:val="6"/>
         </w:numPr>
       </w:pPr>
       <w:r>
@@ -2101,7 +2115,7 @@
         <w:pStyle w:val="Paragraphedeliste"/>
         <w:numPr>
           <w:ilvl w:val="0"/>
-          <w:numId w:val="24"/>
+          <w:numId w:val="6"/>
         </w:numPr>
       </w:pPr>
       <w:r>
@@ -2113,7 +2127,7 @@
         <w:pStyle w:val="Paragraphedeliste"/>
         <w:numPr>
           <w:ilvl w:val="0"/>
-          <w:numId w:val="24"/>
+          <w:numId w:val="6"/>
         </w:numPr>
       </w:pPr>
       <w:r>
@@ -2125,7 +2139,7 @@
         <w:pStyle w:val="Paragraphedeliste"/>
         <w:numPr>
           <w:ilvl w:val="0"/>
-          <w:numId w:val="24"/>
+          <w:numId w:val="6"/>
         </w:numPr>
       </w:pPr>
       <w:r>
@@ -2137,7 +2151,7 @@
         <w:pStyle w:val="Paragraphedeliste"/>
         <w:numPr>
           <w:ilvl w:val="0"/>
-          <w:numId w:val="24"/>
+          <w:numId w:val="6"/>
         </w:numPr>
       </w:pPr>
       <w:r>
@@ -2159,7 +2173,7 @@
         <w:pStyle w:val="Paragraphedeliste"/>
         <w:numPr>
           <w:ilvl w:val="0"/>
-          <w:numId w:val="25"/>
+          <w:numId w:val="7"/>
         </w:numPr>
       </w:pPr>
       <w:r>
@@ -2171,7 +2185,7 @@
         <w:pStyle w:val="Paragraphedeliste"/>
         <w:numPr>
           <w:ilvl w:val="0"/>
-          <w:numId w:val="25"/>
+          <w:numId w:val="7"/>
         </w:numPr>
       </w:pPr>
       <w:r>
@@ -2183,7 +2197,7 @@
         <w:pStyle w:val="Paragraphedeliste"/>
         <w:numPr>
           <w:ilvl w:val="0"/>
-          <w:numId w:val="25"/>
+          <w:numId w:val="7"/>
         </w:numPr>
       </w:pPr>
       <w:r>
@@ -2198,7 +2212,7 @@
         <w:pStyle w:val="Paragraphedeliste"/>
         <w:numPr>
           <w:ilvl w:val="0"/>
-          <w:numId w:val="25"/>
+          <w:numId w:val="7"/>
         </w:numPr>
       </w:pPr>
       <w:r>
@@ -2210,7 +2224,7 @@
         <w:pStyle w:val="Paragraphedeliste"/>
         <w:numPr>
           <w:ilvl w:val="0"/>
-          <w:numId w:val="25"/>
+          <w:numId w:val="7"/>
         </w:numPr>
       </w:pPr>
       <w:r>
@@ -2222,7 +2236,7 @@
         <w:pStyle w:val="Paragraphedeliste"/>
         <w:numPr>
           <w:ilvl w:val="0"/>
-          <w:numId w:val="25"/>
+          <w:numId w:val="7"/>
         </w:numPr>
       </w:pPr>
       <w:r>
@@ -2272,12 +2286,16 @@
         <w:pStyle w:val="Paragraphedeliste"/>
         <w:numPr>
           <w:ilvl w:val="0"/>
-          <w:numId w:val="22"/>
+          <w:numId w:val="5"/>
         </w:numPr>
       </w:pPr>
+      <w:r>
+        <w:t>Base FINESS</w:t>
+      </w:r>
       <w:commentRangeStart w:id="6"/>
-      <w:r>
-        <w:t>Les établissements</w:t>
+      <w:commentRangeStart w:id="7"/>
+      <w:r>
+        <w:t xml:space="preserve"> établissements</w:t>
       </w:r>
       <w:commentRangeEnd w:id="6"/>
       <w:r>
@@ -2288,13 +2306,25 @@
         </w:rPr>
         <w:commentReference w:id="6"/>
       </w:r>
+      <w:commentRangeEnd w:id="7"/>
+      <w:r>
+        <w:rPr>
+          <w:rStyle w:val="Marquedecommentaire"/>
+          <w:sz w:val="22"/>
+          <w:szCs w:val="22"/>
+        </w:rPr>
+        <w:commentReference w:id="7"/>
+      </w:r>
+      <w:r>
+        <w:t xml:space="preserve"> de santé</w:t>
+      </w:r>
     </w:p>
     <w:p>
       <w:pPr>
         <w:pStyle w:val="Paragraphedeliste"/>
         <w:numPr>
           <w:ilvl w:val="0"/>
-          <w:numId w:val="22"/>
+          <w:numId w:val="5"/>
         </w:numPr>
       </w:pPr>
       <w:r>
@@ -2306,7 +2336,7 @@
         <w:pStyle w:val="Paragraphedeliste"/>
         <w:numPr>
           <w:ilvl w:val="0"/>
-          <w:numId w:val="22"/>
+          <w:numId w:val="5"/>
         </w:numPr>
       </w:pPr>
       <w:r>
@@ -2318,7 +2348,7 @@
         <w:pStyle w:val="Paragraphedeliste"/>
         <w:numPr>
           <w:ilvl w:val="0"/>
-          <w:numId w:val="22"/>
+          <w:numId w:val="5"/>
         </w:numPr>
         <w:spacing w:line="256" w:lineRule="auto"/>
         <w:rPr>
@@ -2359,64 +2389,37 @@
       <w:r>
         <w:t xml:space="preserve">Si l’adresse des PS est liée à un établissement de santé, nous récupérons alors les coordonnées GPS de la base </w:t>
       </w:r>
-      <w:commentRangeStart w:id="7"/>
-      <w:r>
-        <w:t>Etablissement</w:t>
-      </w:r>
-      <w:commentRangeEnd w:id="7"/>
+      <w:r>
+        <w:t>Base FINESS</w:t>
+      </w:r>
+      <w:commentRangeStart w:id="8"/>
+      <w:commentRangeStart w:id="9"/>
+      <w:r>
+        <w:t xml:space="preserve"> établissements</w:t>
+      </w:r>
+      <w:commentRangeEnd w:id="8"/>
       <w:r>
         <w:rPr>
           <w:rStyle w:val="Marquedecommentaire"/>
           <w:sz w:val="22"/>
           <w:szCs w:val="22"/>
         </w:rPr>
-        <w:commentReference w:id="7"/>
-      </w:r>
-      <w:r>
-        <w:t>.</w:t>
-      </w:r>
-    </w:p>
-    <w:p>
-      <w:pPr>
-        <w:jc w:val="both"/>
-        <w:rPr>
-          <w:kern w:val="0"/>
-          <w14:ligatures w14:val="none"/>
-        </w:rPr>
-      </w:pPr>
-      <w:r>
-        <w:t>Si ce n’est pas le cas, nous cherchons la</w:t>
-      </w:r>
-      <w:r>
-        <w:t xml:space="preserve"> correspondance</w:t>
-      </w:r>
-      <w:r>
-        <w:t xml:space="preserve"> de</w:t>
-      </w:r>
-      <w:r>
-        <w:t xml:space="preserve"> l’adresse des PS </w:t>
-      </w:r>
-      <w:r>
-        <w:t>dans</w:t>
-      </w:r>
-      <w:r>
-        <w:t xml:space="preserve"> la Base Adresse Nationale (BAN). </w:t>
-      </w:r>
-      <w:commentRangeStart w:id="8"/>
-      <w:r>
-        <w:t>Si l’adresse est normalisée</w:t>
-      </w:r>
-      <w:commentRangeEnd w:id="8"/>
+        <w:commentReference w:id="8"/>
+      </w:r>
+      <w:commentRangeEnd w:id="9"/>
       <w:r>
         <w:rPr>
           <w:rStyle w:val="Marquedecommentaire"/>
           <w:sz w:val="22"/>
           <w:szCs w:val="22"/>
         </w:rPr>
-        <w:commentReference w:id="8"/>
-      </w:r>
-      <w:r>
-        <w:t>, la correspondance est directe. Dans le cas contraire, nous utilisons un modèle de rapprochement par motifs (pattern matching) afin d’identifier l’adresse BAN la plus proche. Les coordonnées GPS sont ensuite récupérées.</w:t>
+        <w:commentReference w:id="9"/>
+      </w:r>
+      <w:r>
+        <w:t xml:space="preserve"> de santé</w:t>
+      </w:r>
+      <w:r>
+        <w:t>.</w:t>
       </w:r>
     </w:p>
     <w:p>
@@ -2428,29 +2431,67 @@
         </w:rPr>
       </w:pPr>
       <w:r>
-        <w:t xml:space="preserve">Nous mobilisons également une base de correspondance </w:t>
-      </w:r>
-      <w:commentRangeStart w:id="9"/>
-      <w:r>
-        <w:t xml:space="preserve">des CEDEX </w:t>
-      </w:r>
-      <w:commentRangeEnd w:id="9"/>
+        <w:t>Si ce n’est pas le cas, nous cherchons la</w:t>
+      </w:r>
+      <w:r>
+        <w:t xml:space="preserve"> correspondance</w:t>
+      </w:r>
+      <w:r>
+        <w:t xml:space="preserve"> de</w:t>
+      </w:r>
+      <w:r>
+        <w:t xml:space="preserve"> l’adresse des PS </w:t>
+      </w:r>
+      <w:r>
+        <w:t>dans</w:t>
+      </w:r>
+      <w:r>
+        <w:t xml:space="preserve"> la Base Adresse Nationale (BAN). </w:t>
+      </w:r>
+      <w:commentRangeStart w:id="10"/>
+      <w:commentRangeStart w:id="11"/>
+      <w:r>
+        <w:t>Si l’adresse est normalisé</w:t>
+      </w:r>
+      <w:commentRangeEnd w:id="10"/>
       <w:r>
         <w:rPr>
           <w:rStyle w:val="Marquedecommentaire"/>
           <w:sz w:val="22"/>
           <w:szCs w:val="22"/>
         </w:rPr>
-        <w:commentReference w:id="9"/>
-      </w:r>
-      <w:r>
-        <w:t>afin de retrouver l’adresse associée à un code CEDEX.</w:t>
-      </w:r>
-    </w:p>
-    <w:p>
-      <w:pPr>
-        <w:jc w:val="both"/>
-      </w:pPr>
+        <w:commentReference w:id="10"/>
+      </w:r>
+      <w:commentRangeEnd w:id="11"/>
+      <w:r>
+        <w:rPr>
+          <w:rStyle w:val="Marquedecommentaire"/>
+          <w:sz w:val="22"/>
+          <w:szCs w:val="22"/>
+        </w:rPr>
+        <w:commentReference w:id="11"/>
+      </w:r>
+      <w:r>
+        <w:t>e</w:t>
+      </w:r>
+      <w:r>
+        <w:t>, c’est-à-dire qu’elle est présente telle quel dans la base BAN</w:t>
+      </w:r>
+      <w:r>
+        <w:t>, la correspondance est directe. Dans le cas contraire, nous utilisons un modèle de rapprochement par motifs</w:t>
+      </w:r>
+      <w:r>
+        <w:rPr>
+          <w:rStyle w:val="Appelnotedebasdep"/>
+        </w:rPr>
+        <w:footnoteReference w:id="1"/>
+      </w:r>
+      <w:r>
+        <w:t xml:space="preserve"> </w:t>
+      </w:r>
+      <w:r>
+        <w:t>afin d’identifier l’adresse BAN la plus proche. Les coordonnées GPS sont ensuite récupérées.</w:t>
+      </w:r>
     </w:p>
     <w:p>
       <w:pPr>
@@ -2460,23 +2501,50 @@
           <w14:ligatures w14:val="none"/>
         </w:rPr>
       </w:pPr>
-      <w:commentRangeStart w:id="10"/>
-      <w:r>
-        <w:t>Pour ce rapprochement, nous utilisons l’algorithme Gestalt ainsi qu’un modèle de machine learning développé en interne, permettant d’identifier les adresses les plus similaires dans environ 90 % des cas.</w:t>
-      </w:r>
-      <w:commentRangeEnd w:id="10"/>
+      <w:r>
+        <w:t xml:space="preserve">Nous mobilisons également une base de correspondance </w:t>
+      </w:r>
+      <w:commentRangeStart w:id="12"/>
+      <w:commentRangeStart w:id="13"/>
+      <w:r>
+        <w:t>des CEDEX</w:t>
+      </w:r>
+      <w:r>
+        <w:t xml:space="preserve"> issue dans </w:t>
+      </w:r>
+      <w:r>
+        <w:t>la poste</w:t>
+      </w:r>
+      <w:r>
+        <w:t xml:space="preserve"> </w:t>
+      </w:r>
+      <w:commentRangeEnd w:id="12"/>
       <w:r>
         <w:rPr>
           <w:rStyle w:val="Marquedecommentaire"/>
-          <w:kern w:val="0"/>
           <w:sz w:val="22"/>
           <w:szCs w:val="22"/>
-          <w14:ligatures w14:val="none"/>
-        </w:rPr>
-        <w:commentReference w:id="10"/>
-      </w:r>
-    </w:p>
-    <w:p/>
+        </w:rPr>
+        <w:commentReference w:id="12"/>
+      </w:r>
+      <w:commentRangeEnd w:id="13"/>
+      <w:r>
+        <w:rPr>
+          <w:rStyle w:val="Marquedecommentaire"/>
+          <w:sz w:val="22"/>
+          <w:szCs w:val="22"/>
+        </w:rPr>
+        <w:commentReference w:id="13"/>
+      </w:r>
+      <w:r>
+        <w:t>afin de retrouver l’adresse associée à un code CEDEX.</w:t>
+      </w:r>
+    </w:p>
+    <w:p>
+      <w:pPr>
+        <w:jc w:val="both"/>
+      </w:pPr>
+    </w:p>
     <w:p>
       <w:pPr>
         <w:jc w:val="both"/>
@@ -2942,21 +3010,31 @@
       <w:r>
         <w:t xml:space="preserve">Le graphique ci-dessous représente </w:t>
       </w:r>
-      <w:commentRangeStart w:id="11"/>
+      <w:commentRangeStart w:id="14"/>
+      <w:commentRangeStart w:id="15"/>
       <w:r>
         <w:t>une c</w:t>
       </w:r>
       <w:r>
         <w:t xml:space="preserve">ourbe isochrone </w:t>
       </w:r>
-      <w:commentRangeEnd w:id="11"/>
+      <w:commentRangeEnd w:id="14"/>
       <w:r>
         <w:rPr>
           <w:rStyle w:val="Marquedecommentaire"/>
           <w:sz w:val="22"/>
           <w:szCs w:val="22"/>
         </w:rPr>
-        <w:commentReference w:id="11"/>
+        <w:commentReference w:id="14"/>
+      </w:r>
+      <w:commentRangeEnd w:id="15"/>
+      <w:r>
+        <w:rPr>
+          <w:rStyle w:val="Marquedecommentaire"/>
+          <w:sz w:val="22"/>
+          <w:szCs w:val="22"/>
+        </w:rPr>
+        <w:commentReference w:id="15"/>
       </w:r>
       <w:r>
         <w:t xml:space="preserve">pour </w:t>
@@ -5819,18 +5897,34 @@
       <w:r>
         <w:t xml:space="preserve">a base de données </w:t>
       </w:r>
-      <w:commentRangeStart w:id="12"/>
-      <w:r>
-        <w:t xml:space="preserve">INSEE – IRIS </w:t>
-      </w:r>
-      <w:commentRangeEnd w:id="12"/>
+      <w:commentRangeStart w:id="16"/>
+      <w:commentRangeStart w:id="17"/>
+      <w:r>
+        <w:t xml:space="preserve">INSEE – </w:t>
+      </w:r>
+      <w:r>
+        <w:t>Structure de la population</w:t>
+      </w:r>
+      <w:r>
+        <w:t xml:space="preserve"> </w:t>
+      </w:r>
+      <w:commentRangeEnd w:id="16"/>
       <w:r>
         <w:rPr>
           <w:rStyle w:val="Marquedecommentaire"/>
           <w:sz w:val="22"/>
           <w:szCs w:val="22"/>
         </w:rPr>
-        <w:commentReference w:id="12"/>
+        <w:commentReference w:id="16"/>
+      </w:r>
+      <w:commentRangeEnd w:id="17"/>
+      <w:r>
+        <w:rPr>
+          <w:rStyle w:val="Marquedecommentaire"/>
+          <w:sz w:val="22"/>
+          <w:szCs w:val="22"/>
+        </w:rPr>
+        <w:commentReference w:id="17"/>
       </w:r>
       <w:r>
         <w:t xml:space="preserve">nous </w:t>
@@ -5903,109 +5997,934 @@
       <w:r>
         <w:t xml:space="preserve">Nous avons donc </w:t>
       </w:r>
-      <w:commentRangeStart w:id="13"/>
-      <w:r>
-        <w:t>corrélé</w:t>
-      </w:r>
-      <w:commentRangeEnd w:id="13"/>
+      <w:r>
+        <w:t>utilisé</w:t>
+      </w:r>
+      <w:r>
+        <w:t xml:space="preserve"> les 2 bases de données pour </w:t>
+      </w:r>
+      <w:r>
+        <w:t>mesurer</w:t>
+      </w:r>
+      <w:r>
+        <w:t xml:space="preserve"> le taux de recours différentié par classe d’âge, IRIS et spécialité pour chaque année.</w:t>
+      </w:r>
+    </w:p>
+    <w:p>
+      <w:pPr>
+        <w:jc w:val="both"/>
+      </w:pPr>
+    </w:p>
+    <w:p>
+      <w:pPr>
+        <w:jc w:val="both"/>
+      </w:pPr>
+      <w:r>
+        <w:t xml:space="preserve">Dans OpenDamir nous utilisons </w:t>
+      </w:r>
+      <w:r>
+        <w:t>la</w:t>
+      </w:r>
+      <w:r>
+        <w:t xml:space="preserve"> variable </w:t>
+      </w:r>
+      <w:r>
+        <w:t>PSP_SPE_SNDS</w:t>
+      </w:r>
+      <w:r>
+        <w:t xml:space="preserve"> </w:t>
+      </w:r>
+      <w:r>
+        <w:t>qui représente la « </w:t>
+      </w:r>
+      <w:r>
+        <w:t>Spécialité Médicale PS Exécutant</w:t>
+      </w:r>
+      <w:r>
+        <w:t> »</w:t>
+      </w:r>
+      <w:r>
+        <w:t xml:space="preserve"> </w:t>
+      </w:r>
+      <w:r>
+        <w:t xml:space="preserve">et </w:t>
+      </w:r>
+      <w:r>
+        <w:t xml:space="preserve">la variable </w:t>
+      </w:r>
+      <w:r>
+        <w:t>PSP_ACT_SNDS</w:t>
+      </w:r>
+      <w:r>
+        <w:t xml:space="preserve"> qui représente « </w:t>
+      </w:r>
+      <w:r>
+        <w:t>Nature d'Activité PS Prescripteur</w:t>
+      </w:r>
+      <w:r>
+        <w:t> ».</w:t>
+      </w:r>
+    </w:p>
+    <w:p>
+      <w:pPr>
+        <w:jc w:val="both"/>
+      </w:pPr>
+      <w:r>
+        <w:t>Pour calculer le nombre d’acte par tranche d’âge nous utilisons les variables de la base OpenD</w:t>
+      </w:r>
+      <w:r>
+        <w:t>amir</w:t>
+      </w:r>
+      <w:r>
+        <w:t xml:space="preserve"> suivantes :</w:t>
+      </w:r>
+    </w:p>
+    <w:p>
+      <w:pPr>
+        <w:pStyle w:val="Paragraphedeliste"/>
+        <w:numPr>
+          <w:ilvl w:val="0"/>
+          <w:numId w:val="15"/>
+        </w:numPr>
+        <w:jc w:val="both"/>
+      </w:pPr>
+      <w:r>
+        <w:t>AGE_BEN_SNDS qui représente la</w:t>
+      </w:r>
+      <w:r>
+        <w:t xml:space="preserve"> tranche d’âge du bénéficiaire au moment des soins</w:t>
+      </w:r>
+    </w:p>
+    <w:p>
+      <w:pPr>
+        <w:pStyle w:val="Paragraphedeliste"/>
+        <w:numPr>
+          <w:ilvl w:val="0"/>
+          <w:numId w:val="15"/>
+        </w:numPr>
+        <w:jc w:val="both"/>
+      </w:pPr>
+      <w:r>
+        <w:t>PRS_BEN_SNDS représente le type de remboursement, nous prenons uniquement les type de remboursement « PRESTATION DE REFERENCE »</w:t>
+      </w:r>
+      <w:r>
+        <w:t xml:space="preserve"> conformément à la documentation OpenDAMIR</w:t>
+      </w:r>
+      <w:r>
+        <w:rPr>
+          <w:rStyle w:val="Appelnotedebasdep"/>
+        </w:rPr>
+        <w:footnoteReference w:id="2"/>
+      </w:r>
+    </w:p>
+    <w:p>
+      <w:pPr>
+        <w:pStyle w:val="Paragraphedeliste"/>
+        <w:numPr>
+          <w:ilvl w:val="0"/>
+          <w:numId w:val="15"/>
+        </w:numPr>
+        <w:jc w:val="both"/>
+      </w:pPr>
+      <w:r>
+        <w:t>PRS_ACT_QTE qui représente la quantité d’acte</w:t>
+      </w:r>
+    </w:p>
+    <w:p>
+      <w:pPr>
+        <w:jc w:val="both"/>
+      </w:pPr>
+      <w:commentRangeStart w:id="18"/>
+      <w:commentRangeStart w:id="19"/>
+      <w:r>
+        <w:t>N</w:t>
+      </w:r>
+      <w:r>
+        <w:t xml:space="preserve">ous </w:t>
+      </w:r>
+      <w:r>
+        <w:t>pouvons donc ca</w:t>
+      </w:r>
+      <w:r>
+        <w:t>l</w:t>
+      </w:r>
+      <w:r>
+        <w:t>culer</w:t>
+      </w:r>
+      <w:r>
+        <w:t xml:space="preserve"> </w:t>
+      </w:r>
+      <w:r>
+        <w:t>le taux de recours d’une classe d’âge de la population générale</w:t>
+      </w:r>
+      <w:commentRangeEnd w:id="18"/>
       <w:r>
         <w:rPr>
           <w:rStyle w:val="Marquedecommentaire"/>
           <w:sz w:val="22"/>
           <w:szCs w:val="22"/>
         </w:rPr>
-        <w:commentReference w:id="13"/>
-      </w:r>
-      <w:r>
-        <w:t xml:space="preserve"> les 2 bases de données pour </w:t>
-      </w:r>
-      <w:commentRangeStart w:id="14"/>
-      <w:r>
-        <w:t>connaitre</w:t>
-      </w:r>
-      <w:commentRangeEnd w:id="14"/>
+        <w:commentReference w:id="18"/>
+      </w:r>
+      <w:commentRangeEnd w:id="19"/>
       <w:r>
         <w:rPr>
           <w:rStyle w:val="Marquedecommentaire"/>
           <w:sz w:val="22"/>
           <w:szCs w:val="22"/>
         </w:rPr>
-        <w:commentReference w:id="14"/>
-      </w:r>
-      <w:r>
-        <w:t xml:space="preserve"> le taux de recours différentié par classe d’âge, IRIS et spécialité pour chaque année.</w:t>
-      </w:r>
-    </w:p>
-    <w:p>
-      <w:pPr>
-        <w:jc w:val="both"/>
-      </w:pPr>
-    </w:p>
-    <w:p>
-      <w:pPr>
-        <w:jc w:val="both"/>
-      </w:pPr>
-      <w:r>
-        <w:t xml:space="preserve">Dans OpenDamir nous utilisons </w:t>
-      </w:r>
-      <w:r>
-        <w:t>la</w:t>
-      </w:r>
-      <w:r>
-        <w:t xml:space="preserve"> variable </w:t>
-      </w:r>
-      <w:r>
-        <w:t>psp_spe_snds</w:t>
-      </w:r>
-      <w:r>
+        <w:commentReference w:id="19"/>
+      </w:r>
+      <w:r>
+        <w:t>.</w:t>
+      </w:r>
+    </w:p>
+    <w:p>
+      <w:pPr>
+        <w:jc w:val="both"/>
+      </w:pPr>
+      <w:r>
+        <w:t>La différentiation hommes et femmes nous est donné par la variable BEN_SEX_CODE.</w:t>
+      </w:r>
+    </w:p>
+    <w:p>
+      <w:pPr>
+        <w:jc w:val="both"/>
+      </w:pPr>
+    </w:p>
+    <w:p>
+      <w:pPr>
+        <w:jc w:val="both"/>
+      </w:pPr>
+      <w:r>
+        <w:t>La définition des classes d’âge est différente entre la base OpenDAMIR et la base INSEE.</w:t>
+      </w:r>
+    </w:p>
+    <w:p>
+      <w:pPr>
+        <w:jc w:val="both"/>
+      </w:pPr>
+      <w:r>
+        <w:t>DAMIR classe les populations par tranches de 10 ans, sauf pour les 0-20 ans et les plus de 80 ans (noté</w:t>
+      </w:r>
+      <w:r>
+        <w:rPr>
+          <w:sz w:val="28"/>
+          <w:szCs w:val="28"/>
+        </w:rPr>
         <w:t xml:space="preserve"> </w:t>
       </w:r>
-      <w:r>
-        <w:t>qui représente la « </w:t>
-      </w:r>
-      <w:r>
-        <w:t>Spécialité Médicale PS Exécutant</w:t>
-      </w:r>
-      <w:r>
-        <w:t> »</w:t>
-      </w:r>
-      <w:r>
+      <m:oMath>
+        <m:sSub>
+          <m:sSubPr>
+            <m:ctrlPr>
+              <w:rPr>
+                <w:rFonts w:ascii="Cambria Math" w:hAnsi="Cambria Math"/>
+                <w:i/>
+                <w:sz w:val="28"/>
+                <w:szCs w:val="28"/>
+              </w:rPr>
+            </m:ctrlPr>
+          </m:sSubPr>
+          <m:e>
+            <m:r>
+              <w:rPr>
+                <w:rFonts w:ascii="Cambria Math" w:hAnsi="Cambria Math"/>
+                <w:sz w:val="28"/>
+                <w:szCs w:val="28"/>
+              </w:rPr>
+              <m:t>a</m:t>
+            </m:r>
+          </m:e>
+          <m:sub>
+            <m:r>
+              <w:rPr>
+                <w:rFonts w:ascii="Cambria Math" w:hAnsi="Cambria Math"/>
+                <w:sz w:val="28"/>
+                <w:szCs w:val="28"/>
+              </w:rPr>
+              <m:t>damir</m:t>
+            </m:r>
+          </m:sub>
+        </m:sSub>
+      </m:oMath>
+      <w:r>
+        <w:t> ):</w:t>
+      </w:r>
+    </w:p>
+    <w:p>
+      <w:pPr>
+        <w:pStyle w:val="Paragraphedeliste"/>
+        <w:numPr>
+          <w:ilvl w:val="0"/>
+          <w:numId w:val="16"/>
+        </w:numPr>
+        <w:jc w:val="both"/>
+      </w:pPr>
+      <w:r>
+        <w:t>0-19 ans</w:t>
+      </w:r>
+    </w:p>
+    <w:p>
+      <w:pPr>
+        <w:pStyle w:val="Paragraphedeliste"/>
+        <w:numPr>
+          <w:ilvl w:val="0"/>
+          <w:numId w:val="16"/>
+        </w:numPr>
+        <w:jc w:val="both"/>
+      </w:pPr>
+      <w:r>
+        <w:t>20-29 ans</w:t>
+      </w:r>
+    </w:p>
+    <w:p>
+      <w:pPr>
+        <w:pStyle w:val="Paragraphedeliste"/>
+        <w:numPr>
+          <w:ilvl w:val="0"/>
+          <w:numId w:val="16"/>
+        </w:numPr>
+        <w:jc w:val="both"/>
+      </w:pPr>
+      <w:r>
+        <w:t>30-39 ans</w:t>
+      </w:r>
+    </w:p>
+    <w:p>
+      <w:pPr>
+        <w:pStyle w:val="Paragraphedeliste"/>
+        <w:numPr>
+          <w:ilvl w:val="0"/>
+          <w:numId w:val="16"/>
+        </w:numPr>
+        <w:jc w:val="both"/>
+      </w:pPr>
+      <w:r>
+        <w:t>40-49 ans</w:t>
+      </w:r>
+    </w:p>
+    <w:p>
+      <w:pPr>
+        <w:pStyle w:val="Paragraphedeliste"/>
+        <w:numPr>
+          <w:ilvl w:val="0"/>
+          <w:numId w:val="16"/>
+        </w:numPr>
+        <w:jc w:val="both"/>
+      </w:pPr>
+      <w:r>
+        <w:t>50-59 ans</w:t>
+      </w:r>
+    </w:p>
+    <w:p>
+      <w:pPr>
+        <w:pStyle w:val="Paragraphedeliste"/>
+        <w:numPr>
+          <w:ilvl w:val="0"/>
+          <w:numId w:val="16"/>
+        </w:numPr>
+        <w:jc w:val="both"/>
+      </w:pPr>
+      <w:r>
+        <w:t>60-69 ans</w:t>
+      </w:r>
+    </w:p>
+    <w:p>
+      <w:pPr>
+        <w:pStyle w:val="Paragraphedeliste"/>
+        <w:numPr>
+          <w:ilvl w:val="0"/>
+          <w:numId w:val="16"/>
+        </w:numPr>
+        <w:jc w:val="both"/>
+      </w:pPr>
+      <w:r>
+        <w:t>70-79 ans</w:t>
+      </w:r>
+    </w:p>
+    <w:p>
+      <w:pPr>
+        <w:pStyle w:val="Paragraphedeliste"/>
+        <w:numPr>
+          <w:ilvl w:val="0"/>
+          <w:numId w:val="16"/>
+        </w:numPr>
+        <w:jc w:val="both"/>
+      </w:pPr>
+      <w:r>
+        <w:t>+ de 80 ans</w:t>
+      </w:r>
+    </w:p>
+    <w:p>
+      <w:pPr>
+        <w:jc w:val="both"/>
+      </w:pPr>
+      <w:r>
+        <w:t>L’INSEE les classes différemment (noté</w:t>
+      </w:r>
+      <w:r>
+        <w:rPr>
+          <w:sz w:val="28"/>
+          <w:szCs w:val="28"/>
+        </w:rPr>
         <w:t xml:space="preserve"> </w:t>
       </w:r>
-      <w:r>
-        <w:t xml:space="preserve">et </w:t>
-      </w:r>
-      <w:r>
-        <w:t xml:space="preserve">la variable </w:t>
-      </w:r>
-      <w:r>
-        <w:t>psp_act_snds</w:t>
-      </w:r>
-      <w:r>
-        <w:t xml:space="preserve"> qui représente « </w:t>
-      </w:r>
-      <w:r>
-        <w:t>Nature d'Activité PS Prescripteur</w:t>
-      </w:r>
-      <w:r>
-        <w:t> ».</w:t>
-      </w:r>
-      <w:r>
-        <w:t xml:space="preserve"> </w:t>
-      </w:r>
-      <w:commentRangeStart w:id="15"/>
-      <w:r>
-        <w:t>Depuis la base OpenDAMIR nous connaissons le taux de recours d’une classe d’âge de la population générale, des hommes et des femmes à une spécialité.</w:t>
-      </w:r>
-      <w:commentRangeEnd w:id="15"/>
+      <m:oMath>
+        <m:sSub>
+          <m:sSubPr>
+            <m:ctrlPr>
+              <w:rPr>
+                <w:rFonts w:ascii="Cambria Math" w:hAnsi="Cambria Math"/>
+                <w:i/>
+                <w:sz w:val="28"/>
+                <w:szCs w:val="28"/>
+              </w:rPr>
+            </m:ctrlPr>
+          </m:sSubPr>
+          <m:e>
+            <m:r>
+              <w:rPr>
+                <w:rFonts w:ascii="Cambria Math" w:hAnsi="Cambria Math"/>
+                <w:sz w:val="28"/>
+                <w:szCs w:val="28"/>
+              </w:rPr>
+              <m:t>a</m:t>
+            </m:r>
+          </m:e>
+          <m:sub>
+            <m:r>
+              <w:rPr>
+                <w:rFonts w:ascii="Cambria Math" w:hAnsi="Cambria Math"/>
+                <w:sz w:val="28"/>
+                <w:szCs w:val="28"/>
+              </w:rPr>
+              <m:t>insee</m:t>
+            </m:r>
+          </m:sub>
+        </m:sSub>
+      </m:oMath>
+      <w:r>
+        <w:t> ):</w:t>
+      </w:r>
+      <w:commentRangeStart w:id="20"/>
+    </w:p>
+    <w:p>
+      <w:pPr>
+        <w:pStyle w:val="Paragraphedeliste"/>
+        <w:numPr>
+          <w:ilvl w:val="0"/>
+          <w:numId w:val="17"/>
+        </w:numPr>
+        <w:jc w:val="both"/>
+      </w:pPr>
+      <w:r>
+        <w:t>0-2 ans</w:t>
+      </w:r>
+    </w:p>
+    <w:p>
+      <w:pPr>
+        <w:pStyle w:val="Paragraphedeliste"/>
+        <w:numPr>
+          <w:ilvl w:val="0"/>
+          <w:numId w:val="17"/>
+        </w:numPr>
+        <w:jc w:val="both"/>
+      </w:pPr>
+      <w:r>
+        <w:t>3-5 ans</w:t>
+      </w:r>
+    </w:p>
+    <w:p>
+      <w:pPr>
+        <w:pStyle w:val="Paragraphedeliste"/>
+        <w:numPr>
+          <w:ilvl w:val="0"/>
+          <w:numId w:val="17"/>
+        </w:numPr>
+        <w:jc w:val="both"/>
+      </w:pPr>
+      <w:r>
+        <w:t>6-10 ans</w:t>
+      </w:r>
+    </w:p>
+    <w:p>
+      <w:pPr>
+        <w:pStyle w:val="Paragraphedeliste"/>
+        <w:numPr>
+          <w:ilvl w:val="0"/>
+          <w:numId w:val="17"/>
+        </w:numPr>
+        <w:jc w:val="both"/>
+      </w:pPr>
+      <w:r>
+        <w:t>11-17 ans</w:t>
+      </w:r>
+    </w:p>
+    <w:p>
+      <w:pPr>
+        <w:pStyle w:val="Paragraphedeliste"/>
+        <w:numPr>
+          <w:ilvl w:val="0"/>
+          <w:numId w:val="17"/>
+        </w:numPr>
+        <w:jc w:val="both"/>
+      </w:pPr>
+      <w:r>
+        <w:t>18-24 ans</w:t>
+      </w:r>
+    </w:p>
+    <w:p>
+      <w:pPr>
+        <w:pStyle w:val="Paragraphedeliste"/>
+        <w:numPr>
+          <w:ilvl w:val="0"/>
+          <w:numId w:val="17"/>
+        </w:numPr>
+        <w:jc w:val="both"/>
+      </w:pPr>
+      <w:r>
+        <w:t>25-39 ans</w:t>
+      </w:r>
+    </w:p>
+    <w:p>
+      <w:pPr>
+        <w:pStyle w:val="Paragraphedeliste"/>
+        <w:numPr>
+          <w:ilvl w:val="0"/>
+          <w:numId w:val="17"/>
+        </w:numPr>
+        <w:jc w:val="both"/>
+      </w:pPr>
+      <w:r>
+        <w:t>40-54 ans</w:t>
+      </w:r>
+    </w:p>
+    <w:p>
+      <w:pPr>
+        <w:pStyle w:val="Paragraphedeliste"/>
+        <w:numPr>
+          <w:ilvl w:val="0"/>
+          <w:numId w:val="17"/>
+        </w:numPr>
+        <w:jc w:val="both"/>
+      </w:pPr>
+      <w:r>
+        <w:t>55-65 ans</w:t>
+      </w:r>
+    </w:p>
+    <w:p>
+      <w:pPr>
+        <w:pStyle w:val="Paragraphedeliste"/>
+        <w:numPr>
+          <w:ilvl w:val="0"/>
+          <w:numId w:val="17"/>
+        </w:numPr>
+        <w:jc w:val="both"/>
+      </w:pPr>
+      <w:r>
+        <w:t>65-78 ans</w:t>
+      </w:r>
+    </w:p>
+    <w:p>
+      <w:pPr>
+        <w:pStyle w:val="Paragraphedeliste"/>
+        <w:numPr>
+          <w:ilvl w:val="0"/>
+          <w:numId w:val="17"/>
+        </w:numPr>
+        <w:jc w:val="both"/>
+      </w:pPr>
+      <w:r>
+        <w:t>+ de 80 ans.</w:t>
+      </w:r>
+      <w:commentRangeEnd w:id="20"/>
       <w:r>
         <w:rPr>
           <w:rStyle w:val="Marquedecommentaire"/>
           <w:sz w:val="22"/>
           <w:szCs w:val="22"/>
         </w:rPr>
-        <w:commentReference w:id="15"/>
-      </w:r>
+        <w:commentReference w:id="20"/>
+      </w:r>
+    </w:p>
+    <w:p>
+      <w:pPr>
+        <w:jc w:val="both"/>
+      </w:pPr>
+    </w:p>
+    <w:p>
+      <w:pPr>
+        <w:jc w:val="both"/>
+      </w:pPr>
+    </w:p>
+    <w:p>
+      <w:pPr>
+        <w:jc w:val="both"/>
+      </w:pPr>
+      <w:r>
+        <w:rPr>
+          <w:rFonts w:ascii="Cambria" w:hAnsi="Cambria"/>
+          <w:i/>
+          <w:iCs/>
+          <w:sz w:val="28"/>
+          <w:szCs w:val="28"/>
+        </w:rPr>
+        <w:t>Qas</w:t>
+      </w:r>
+      <w:r>
+        <w:t xml:space="preserve"> représente la variable PRS_ACT_QTE pour la tranche d’âge </w:t>
+      </w:r>
+      <w:r>
+        <w:rPr>
+          <w:rFonts w:ascii="Cambria" w:hAnsi="Cambria"/>
+          <w:i/>
+          <w:iCs/>
+          <w:sz w:val="28"/>
+          <w:szCs w:val="28"/>
+        </w:rPr>
+        <w:t>a</w:t>
+      </w:r>
+      <w:r>
+        <w:t xml:space="preserve"> et la spécialité </w:t>
+      </w:r>
+      <w:r>
+        <w:rPr>
+          <w:rFonts w:ascii="Cambria" w:hAnsi="Cambria"/>
+          <w:i/>
+          <w:iCs/>
+          <w:sz w:val="28"/>
+          <w:szCs w:val="28"/>
+        </w:rPr>
+        <w:t>s</w:t>
+      </w:r>
+      <w:r>
+        <w:t>. Seul les types de remboursement de type prestation de référence sont utilisés.</w:t>
+      </w:r>
+    </w:p>
+    <w:p>
+      <w:pPr>
+        <w:jc w:val="both"/>
+      </w:pPr>
+      <w:r>
+        <w:rPr>
+          <w:rFonts w:ascii="Cambria" w:hAnsi="Cambria"/>
+          <w:i/>
+          <w:iCs/>
+          <w:sz w:val="28"/>
+          <w:szCs w:val="28"/>
+        </w:rPr>
+        <w:t>Qs</w:t>
+      </w:r>
+      <w:r>
+        <w:t xml:space="preserve"> représente la variable PRS_ACT_QTE pour la spécialité </w:t>
+      </w:r>
+      <w:r>
+        <w:rPr>
+          <w:rFonts w:ascii="Cambria" w:hAnsi="Cambria"/>
+          <w:i/>
+          <w:iCs/>
+          <w:sz w:val="28"/>
+          <w:szCs w:val="28"/>
+        </w:rPr>
+        <w:t>s</w:t>
+      </w:r>
+      <w:r>
+        <w:t xml:space="preserve"> et toutes les tranches d’âge. Seul les types de remboursement de type prestation de référence sont utilisés.</w:t>
+      </w:r>
+    </w:p>
+    <w:p>
+      <w:pPr>
+        <w:jc w:val="both"/>
+      </w:pPr>
+      <m:oMath>
+        <m:sSub>
+          <m:sSubPr>
+            <m:ctrlPr>
+              <w:rPr>
+                <w:rFonts w:ascii="Cambria Math" w:hAnsi="Cambria Math"/>
+                <w:i/>
+                <w:sz w:val="28"/>
+                <w:szCs w:val="28"/>
+              </w:rPr>
+            </m:ctrlPr>
+          </m:sSubPr>
+          <m:e>
+            <m:r>
+              <w:rPr>
+                <w:rFonts w:ascii="Cambria Math" w:hAnsi="Cambria Math"/>
+                <w:sz w:val="28"/>
+                <w:szCs w:val="28"/>
+              </w:rPr>
+              <m:t>TR</m:t>
+            </m:r>
+          </m:e>
+          <m:sub>
+            <m:sSub>
+              <m:sSubPr>
+                <m:ctrlPr>
+                  <w:rPr>
+                    <w:rFonts w:ascii="Cambria Math" w:hAnsi="Cambria Math"/>
+                    <w:i/>
+                    <w:sz w:val="28"/>
+                    <w:szCs w:val="28"/>
+                  </w:rPr>
+                </m:ctrlPr>
+              </m:sSubPr>
+              <m:e>
+                <m:r>
+                  <w:rPr>
+                    <w:rFonts w:ascii="Cambria Math" w:hAnsi="Cambria Math"/>
+                    <w:sz w:val="28"/>
+                    <w:szCs w:val="28"/>
+                  </w:rPr>
+                  <m:t>a</m:t>
+                </m:r>
+              </m:e>
+              <m:sub>
+                <m:r>
+                  <w:rPr>
+                    <w:rFonts w:ascii="Cambria Math" w:hAnsi="Cambria Math"/>
+                    <w:sz w:val="28"/>
+                    <w:szCs w:val="28"/>
+                  </w:rPr>
+                  <m:t>damir</m:t>
+                </m:r>
+              </m:sub>
+            </m:sSub>
+            <m:r>
+              <w:rPr>
+                <w:rFonts w:ascii="Cambria Math" w:hAnsi="Cambria Math"/>
+                <w:sz w:val="28"/>
+                <w:szCs w:val="28"/>
+              </w:rPr>
+              <m:t>s</m:t>
+            </m:r>
+          </m:sub>
+        </m:sSub>
+      </m:oMath>
+      <w:r>
+        <w:t xml:space="preserve">représente le taux de recours d’une classe d’âge </w:t>
+      </w:r>
+      <w:r>
+        <w:rPr>
+          <w:rFonts w:ascii="Cambria" w:hAnsi="Cambria"/>
+          <w:i/>
+          <w:iCs/>
+          <w:sz w:val="28"/>
+          <w:szCs w:val="28"/>
+        </w:rPr>
+        <w:t>a</w:t>
+      </w:r>
+      <w:r>
+        <w:t xml:space="preserve"> au format DAMIR</w:t>
+      </w:r>
+      <w:r>
+        <w:t xml:space="preserve"> par spécialité.</w:t>
+      </w:r>
+    </w:p>
+    <w:p>
+      <w:pPr>
+        <w:jc w:val="both"/>
+      </w:pPr>
+    </w:p>
+    <w:p>
+      <w:pPr>
+        <w:jc w:val="both"/>
+      </w:pPr>
+    </w:p>
+    <w:p>
+      <w:pPr>
+        <w:jc w:val="both"/>
+      </w:pPr>
+      <m:oMathPara>
+        <m:oMath>
+          <m:sSub>
+            <m:sSubPr>
+              <m:ctrlPr>
+                <w:rPr>
+                  <w:rFonts w:ascii="Cambria Math" w:hAnsi="Cambria Math"/>
+                  <w:i/>
+                  <w:sz w:val="28"/>
+                  <w:szCs w:val="28"/>
+                </w:rPr>
+              </m:ctrlPr>
+            </m:sSubPr>
+            <m:e>
+              <m:r>
+                <w:rPr>
+                  <w:rFonts w:ascii="Cambria Math" w:hAnsi="Cambria Math"/>
+                  <w:sz w:val="28"/>
+                  <w:szCs w:val="28"/>
+                </w:rPr>
+                <m:t>TR</m:t>
+              </m:r>
+            </m:e>
+            <m:sub>
+              <m:sSub>
+                <m:sSubPr>
+                  <m:ctrlPr>
+                    <w:rPr>
+                      <w:rFonts w:ascii="Cambria Math" w:hAnsi="Cambria Math"/>
+                      <w:i/>
+                      <w:sz w:val="28"/>
+                      <w:szCs w:val="28"/>
+                    </w:rPr>
+                  </m:ctrlPr>
+                </m:sSubPr>
+                <m:e>
+                  <m:r>
+                    <w:rPr>
+                      <w:rFonts w:ascii="Cambria Math" w:hAnsi="Cambria Math"/>
+                      <w:sz w:val="28"/>
+                      <w:szCs w:val="28"/>
+                    </w:rPr>
+                    <m:t>a</m:t>
+                  </m:r>
+                </m:e>
+                <m:sub>
+                  <m:r>
+                    <w:rPr>
+                      <w:rFonts w:ascii="Cambria Math" w:hAnsi="Cambria Math"/>
+                      <w:sz w:val="28"/>
+                      <w:szCs w:val="28"/>
+                    </w:rPr>
+                    <m:t>damir</m:t>
+                  </m:r>
+                </m:sub>
+              </m:sSub>
+              <m:r>
+                <w:rPr>
+                  <w:rFonts w:ascii="Cambria Math" w:hAnsi="Cambria Math"/>
+                  <w:sz w:val="28"/>
+                  <w:szCs w:val="28"/>
+                </w:rPr>
+                <m:t>s</m:t>
+              </m:r>
+            </m:sub>
+          </m:sSub>
+          <m:r>
+            <w:rPr>
+              <w:rFonts w:ascii="Cambria Math" w:hAnsi="Cambria Math"/>
+              <w:sz w:val="28"/>
+              <w:szCs w:val="28"/>
+            </w:rPr>
+            <m:t>=</m:t>
+          </m:r>
+          <m:f>
+            <m:fPr>
+              <m:ctrlPr>
+                <w:rPr>
+                  <w:rFonts w:ascii="Cambria Math" w:hAnsi="Cambria Math"/>
+                  <w:i/>
+                  <w:sz w:val="28"/>
+                  <w:szCs w:val="28"/>
+                </w:rPr>
+              </m:ctrlPr>
+            </m:fPr>
+            <m:num>
+              <m:sSub>
+                <m:sSubPr>
+                  <m:ctrlPr>
+                    <w:rPr>
+                      <w:rFonts w:ascii="Cambria Math" w:hAnsi="Cambria Math"/>
+                      <w:i/>
+                      <w:sz w:val="28"/>
+                      <w:szCs w:val="28"/>
+                    </w:rPr>
+                  </m:ctrlPr>
+                </m:sSubPr>
+                <m:e>
+                  <m:r>
+                    <w:rPr>
+                      <w:rFonts w:ascii="Cambria Math" w:hAnsi="Cambria Math"/>
+                      <w:sz w:val="28"/>
+                      <w:szCs w:val="28"/>
+                    </w:rPr>
+                    <m:t>Q</m:t>
+                  </m:r>
+                </m:e>
+                <m:sub>
+                  <m:sSub>
+                    <m:sSubPr>
+                      <m:ctrlPr>
+                        <w:rPr>
+                          <w:rFonts w:ascii="Cambria Math" w:hAnsi="Cambria Math"/>
+                          <w:i/>
+                          <w:sz w:val="28"/>
+                          <w:szCs w:val="28"/>
+                        </w:rPr>
+                      </m:ctrlPr>
+                    </m:sSubPr>
+                    <m:e>
+                      <m:r>
+                        <w:rPr>
+                          <w:rFonts w:ascii="Cambria Math" w:hAnsi="Cambria Math"/>
+                          <w:sz w:val="28"/>
+                          <w:szCs w:val="28"/>
+                        </w:rPr>
+                        <m:t>a</m:t>
+                      </m:r>
+                    </m:e>
+                    <m:sub>
+                      <m:r>
+                        <w:rPr>
+                          <w:rFonts w:ascii="Cambria Math" w:hAnsi="Cambria Math"/>
+                          <w:sz w:val="28"/>
+                          <w:szCs w:val="28"/>
+                        </w:rPr>
+                        <m:t>damir</m:t>
+                      </m:r>
+                    </m:sub>
+                  </m:sSub>
+                  <m:r>
+                    <w:rPr>
+                      <w:rFonts w:ascii="Cambria Math" w:hAnsi="Cambria Math"/>
+                      <w:sz w:val="28"/>
+                      <w:szCs w:val="28"/>
+                    </w:rPr>
+                    <m:t>s</m:t>
+                  </m:r>
+                </m:sub>
+              </m:sSub>
+            </m:num>
+            <m:den>
+              <m:sSub>
+                <m:sSubPr>
+                  <m:ctrlPr>
+                    <w:rPr>
+                      <w:rFonts w:ascii="Cambria Math" w:hAnsi="Cambria Math"/>
+                      <w:i/>
+                      <w:sz w:val="28"/>
+                      <w:szCs w:val="28"/>
+                    </w:rPr>
+                  </m:ctrlPr>
+                </m:sSubPr>
+                <m:e>
+                  <m:r>
+                    <w:rPr>
+                      <w:rFonts w:ascii="Cambria Math" w:hAnsi="Cambria Math"/>
+                      <w:sz w:val="28"/>
+                      <w:szCs w:val="28"/>
+                    </w:rPr>
+                    <m:t>Q</m:t>
+                  </m:r>
+                </m:e>
+                <m:sub>
+                  <m:r>
+                    <w:rPr>
+                      <w:rFonts w:ascii="Cambria Math" w:hAnsi="Cambria Math"/>
+                      <w:sz w:val="28"/>
+                      <w:szCs w:val="28"/>
+                    </w:rPr>
+                    <m:t>s</m:t>
+                  </m:r>
+                </m:sub>
+              </m:sSub>
+            </m:den>
+          </m:f>
+        </m:oMath>
+      </m:oMathPara>
     </w:p>
     <w:p>
       <w:pPr>
@@ -6042,7 +6961,7 @@
         <w:pStyle w:val="Paragraphedeliste"/>
         <w:numPr>
           <w:ilvl w:val="0"/>
-          <w:numId w:val="48"/>
+          <w:numId w:val="14"/>
         </w:numPr>
         <w:jc w:val="both"/>
       </w:pPr>
@@ -6055,7 +6974,7 @@
         <w:pStyle w:val="Paragraphedeliste"/>
         <w:numPr>
           <w:ilvl w:val="0"/>
-          <w:numId w:val="48"/>
+          <w:numId w:val="14"/>
         </w:numPr>
         <w:jc w:val="both"/>
       </w:pPr>
@@ -6068,7 +6987,7 @@
         <w:pStyle w:val="Paragraphedeliste"/>
         <w:numPr>
           <w:ilvl w:val="0"/>
-          <w:numId w:val="48"/>
+          <w:numId w:val="14"/>
         </w:numPr>
         <w:jc w:val="both"/>
       </w:pPr>
@@ -6081,7 +7000,7 @@
         <w:pStyle w:val="Paragraphedeliste"/>
         <w:numPr>
           <w:ilvl w:val="0"/>
-          <w:numId w:val="48"/>
+          <w:numId w:val="14"/>
         </w:numPr>
         <w:jc w:val="both"/>
       </w:pPr>
@@ -6094,7 +7013,7 @@
         <w:pStyle w:val="Paragraphedeliste"/>
         <w:numPr>
           <w:ilvl w:val="0"/>
-          <w:numId w:val="48"/>
+          <w:numId w:val="14"/>
         </w:numPr>
         <w:jc w:val="both"/>
       </w:pPr>
@@ -6107,7 +7026,7 @@
         <w:pStyle w:val="Paragraphedeliste"/>
         <w:numPr>
           <w:ilvl w:val="0"/>
-          <w:numId w:val="48"/>
+          <w:numId w:val="14"/>
         </w:numPr>
         <w:jc w:val="both"/>
       </w:pPr>
@@ -6120,7 +7039,7 @@
         <w:pStyle w:val="Paragraphedeliste"/>
         <w:numPr>
           <w:ilvl w:val="0"/>
-          <w:numId w:val="48"/>
+          <w:numId w:val="14"/>
         </w:numPr>
         <w:jc w:val="both"/>
       </w:pPr>
@@ -6133,7 +7052,7 @@
         <w:pStyle w:val="Paragraphedeliste"/>
         <w:numPr>
           <w:ilvl w:val="0"/>
-          <w:numId w:val="48"/>
+          <w:numId w:val="14"/>
         </w:numPr>
         <w:jc w:val="both"/>
       </w:pPr>
@@ -6146,7 +7065,7 @@
         <w:pStyle w:val="Paragraphedeliste"/>
         <w:numPr>
           <w:ilvl w:val="0"/>
-          <w:numId w:val="48"/>
+          <w:numId w:val="14"/>
         </w:numPr>
         <w:jc w:val="both"/>
       </w:pPr>
@@ -6159,7 +7078,7 @@
         <w:pStyle w:val="Paragraphedeliste"/>
         <w:numPr>
           <w:ilvl w:val="0"/>
-          <w:numId w:val="48"/>
+          <w:numId w:val="14"/>
         </w:numPr>
         <w:jc w:val="both"/>
       </w:pPr>
@@ -6243,412 +7162,1000 @@
     <w:p>
       <w:pPr>
         <w:jc w:val="both"/>
-      </w:pPr>
-      <w:r>
-        <w:t>Cependant</w:t>
-      </w:r>
-      <w:r>
-        <w:t>, l</w:t>
-      </w:r>
-      <w:r>
-        <w:t xml:space="preserve">a </w:t>
-      </w:r>
-      <w:r>
-        <w:t>définition</w:t>
-      </w:r>
-      <w:r>
-        <w:t xml:space="preserve"> des </w:t>
-      </w:r>
-      <w:r>
-        <w:t xml:space="preserve">classes d’âge dans </w:t>
-      </w:r>
-      <w:r>
-        <w:t>DAMIR et INSEE n’est pas la même. DAMIR classe les populations par tranches de 10 ans, sauf pour les 0-20 ans et les plus de 80 ans, tandis que l’INSEE les classes plus finement </w:t>
-      </w:r>
-      <w:commentRangeStart w:id="16"/>
-      <w:r>
-        <w:t>: 0-2 ans, 3-5, 6-10, 11-17, 18-24, 25-39, 40-54, 55-65, 65-78 et 80+.</w:t>
-      </w:r>
-      <w:commentRangeEnd w:id="16"/>
+        <w:rPr>
+          <w:kern w:val="0"/>
+          <w14:ligatures w14:val="none"/>
+        </w:rPr>
+      </w:pPr>
+      <w:r>
+        <w:t xml:space="preserve">Une interpolation linéaire a été </w:t>
+      </w:r>
+      <w:r>
+        <w:t>mise en œuvre afin de pouvoir</w:t>
+      </w:r>
+      <w:r>
+        <w:t xml:space="preserve"> effectuer </w:t>
+      </w:r>
+      <w:r>
+        <w:t>une</w:t>
+      </w:r>
+      <w:r>
+        <w:t xml:space="preserve"> correspondance entre</w:t>
+      </w:r>
+      <w:r>
+        <w:t xml:space="preserve"> les classes d’âge</w:t>
+      </w:r>
+      <w:r>
+        <w:t xml:space="preserve"> INSEE et DAMIR.</w:t>
+      </w:r>
+    </w:p>
+    <w:p>
+      <w:pPr>
+        <w:jc w:val="both"/>
+      </w:pPr>
+    </w:p>
+    <w:p>
+      <w:pPr>
+        <w:jc w:val="both"/>
+      </w:pPr>
+      <w:r>
+        <w:rPr>
+          <w:b/>
+          <w:bCs/>
+        </w:rPr>
+        <w:t>Cas particulier des moins de 20 ans :</w:t>
+      </w:r>
+      <w:r>
+        <w:t xml:space="preserve"> DAMIR n’a qu’une classe d’âge pour les moins de 20 ans alors que l’INSEE est plus fin avec 5 classes d’âge. La répartition a été faite linéairement comme suit :</w:t>
+      </w:r>
+    </w:p>
+    <w:p>
+      <w:pPr>
+        <w:pStyle w:val="Paragraphedeliste"/>
+        <w:numPr>
+          <w:ilvl w:val="0"/>
+          <w:numId w:val="9"/>
+        </w:numPr>
+        <w:spacing w:line="256" w:lineRule="auto"/>
+        <w:jc w:val="both"/>
+        <w:rPr>
+          <w:rFonts w:eastAsia="Times New Roman"/>
+          <w:kern w:val="0"/>
+          <w14:ligatures w14:val="none"/>
+        </w:rPr>
+      </w:pPr>
+      <w:r>
+        <w:rPr>
+          <w:rFonts w:eastAsia="Times New Roman"/>
+        </w:rPr>
+        <w:t>3/20</w:t>
+      </w:r>
+      <w:r>
+        <w:rPr>
+          <w:rFonts w:eastAsia="Times New Roman"/>
+          <w:vertAlign w:val="superscript"/>
+        </w:rPr>
+        <w:t>e</w:t>
+      </w:r>
+      <w:r>
+        <w:rPr>
+          <w:rFonts w:eastAsia="Times New Roman"/>
+        </w:rPr>
+        <w:t xml:space="preserve"> des données de la classe d’âge 0-20 ans (DAMIR) ont été affectées à la classe d’âge 0-2 ans (INSEE), sauf pour les pédiatres : </w:t>
+      </w:r>
+      <w:r>
+        <w:rPr>
+          <w:rFonts w:eastAsia="Times New Roman"/>
+        </w:rPr>
+        <w:t>7</w:t>
+      </w:r>
+      <w:r>
+        <w:rPr>
+          <w:rFonts w:eastAsia="Times New Roman"/>
+        </w:rPr>
+        <w:t>/20</w:t>
+      </w:r>
+      <w:r>
+        <w:rPr>
+          <w:rFonts w:eastAsia="Times New Roman"/>
+          <w:vertAlign w:val="superscript"/>
+        </w:rPr>
+        <w:t>e</w:t>
+      </w:r>
+    </w:p>
+    <w:p>
+      <w:pPr>
+        <w:pStyle w:val="Paragraphedeliste"/>
+        <w:numPr>
+          <w:ilvl w:val="0"/>
+          <w:numId w:val="9"/>
+        </w:numPr>
+        <w:spacing w:line="256" w:lineRule="auto"/>
+        <w:jc w:val="both"/>
+        <w:rPr>
+          <w:rFonts w:eastAsia="Times New Roman"/>
+          <w:kern w:val="0"/>
+          <w14:ligatures w14:val="none"/>
+        </w:rPr>
+      </w:pPr>
+      <w:commentRangeStart w:id="21"/>
+      <w:commentRangeStart w:id="22"/>
+      <w:r>
+        <w:rPr>
+          <w:rFonts w:eastAsia="Times New Roman"/>
+        </w:rPr>
+        <w:t>3/20</w:t>
+      </w:r>
+      <w:r>
+        <w:rPr>
+          <w:rFonts w:eastAsia="Times New Roman"/>
+          <w:vertAlign w:val="superscript"/>
+        </w:rPr>
+        <w:t>e</w:t>
+      </w:r>
+      <w:r>
+        <w:rPr>
+          <w:rFonts w:eastAsia="Times New Roman"/>
+        </w:rPr>
+        <w:t xml:space="preserve"> affectées à la classe d’âge 3-5</w:t>
+      </w:r>
+      <w:commentRangeEnd w:id="21"/>
+      <w:r>
+        <w:rPr>
+          <w:rStyle w:val="Marquedecommentaire"/>
+          <w:rFonts w:eastAsia="Times New Roman"/>
+          <w:sz w:val="22"/>
+          <w:szCs w:val="22"/>
+        </w:rPr>
+        <w:commentReference w:id="21"/>
+      </w:r>
+      <w:commentRangeEnd w:id="22"/>
+      <w:r>
+        <w:rPr>
+          <w:rStyle w:val="Marquedecommentaire"/>
+          <w:rFonts w:eastAsia="Times New Roman"/>
+          <w:sz w:val="22"/>
+          <w:szCs w:val="22"/>
+        </w:rPr>
+        <w:commentReference w:id="22"/>
+      </w:r>
+      <w:r>
+        <w:rPr>
+          <w:rFonts w:eastAsia="Times New Roman"/>
+        </w:rPr>
+        <w:t>, idem pour les pédiatres : 3/20</w:t>
+      </w:r>
+      <w:r>
+        <w:rPr>
+          <w:rFonts w:eastAsia="Times New Roman"/>
+          <w:vertAlign w:val="superscript"/>
+        </w:rPr>
+        <w:t xml:space="preserve"> </w:t>
+      </w:r>
+      <w:r>
+        <w:rPr>
+          <w:rFonts w:eastAsia="Times New Roman"/>
+          <w:vertAlign w:val="superscript"/>
+        </w:rPr>
+        <w:t>e</w:t>
+      </w:r>
+    </w:p>
+    <w:p>
+      <w:pPr>
+        <w:pStyle w:val="Paragraphedeliste"/>
+        <w:numPr>
+          <w:ilvl w:val="0"/>
+          <w:numId w:val="9"/>
+        </w:numPr>
+        <w:spacing w:line="256" w:lineRule="auto"/>
+        <w:jc w:val="both"/>
+        <w:rPr>
+          <w:rFonts w:eastAsia="Times New Roman"/>
+          <w:kern w:val="0"/>
+          <w14:ligatures w14:val="none"/>
+        </w:rPr>
+      </w:pPr>
+      <w:r>
+        <w:rPr>
+          <w:rFonts w:eastAsia="Times New Roman"/>
+        </w:rPr>
+        <w:t>5/20</w:t>
+      </w:r>
+      <w:r>
+        <w:rPr>
+          <w:rFonts w:eastAsia="Times New Roman"/>
+          <w:vertAlign w:val="superscript"/>
+        </w:rPr>
+        <w:t>e</w:t>
+      </w:r>
+      <w:r>
+        <w:rPr>
+          <w:rFonts w:eastAsia="Times New Roman"/>
+        </w:rPr>
+        <w:t xml:space="preserve"> affectées à la classe d’âge 6-10, sauf pour les pédiatres : 4/20</w:t>
+      </w:r>
+      <w:r>
+        <w:rPr>
+          <w:rFonts w:eastAsia="Times New Roman"/>
+          <w:vertAlign w:val="superscript"/>
+        </w:rPr>
+        <w:t>e</w:t>
+      </w:r>
+    </w:p>
+    <w:p>
+      <w:pPr>
+        <w:pStyle w:val="Paragraphedeliste"/>
+        <w:numPr>
+          <w:ilvl w:val="0"/>
+          <w:numId w:val="9"/>
+        </w:numPr>
+        <w:spacing w:line="256" w:lineRule="auto"/>
+        <w:jc w:val="both"/>
+        <w:rPr>
+          <w:rFonts w:eastAsia="Times New Roman"/>
+          <w:kern w:val="0"/>
+          <w14:ligatures w14:val="none"/>
+        </w:rPr>
+      </w:pPr>
+      <w:r>
+        <w:rPr>
+          <w:rFonts w:eastAsia="Times New Roman"/>
+        </w:rPr>
+        <w:t>7/20</w:t>
+      </w:r>
+      <w:r>
+        <w:rPr>
+          <w:rFonts w:eastAsia="Times New Roman"/>
+          <w:vertAlign w:val="superscript"/>
+        </w:rPr>
+        <w:t>e</w:t>
+      </w:r>
+      <w:r>
+        <w:rPr>
+          <w:rFonts w:eastAsia="Times New Roman"/>
+        </w:rPr>
+        <w:t xml:space="preserve"> affectées à la classe d’âge 11-17, sauf pour les pédiatres : 5/20</w:t>
+      </w:r>
+      <w:r>
+        <w:rPr>
+          <w:rFonts w:eastAsia="Times New Roman"/>
+          <w:vertAlign w:val="superscript"/>
+        </w:rPr>
+        <w:t>e</w:t>
+      </w:r>
+    </w:p>
+    <w:p>
+      <w:pPr>
+        <w:pStyle w:val="Paragraphedeliste"/>
+        <w:numPr>
+          <w:ilvl w:val="0"/>
+          <w:numId w:val="9"/>
+        </w:numPr>
+        <w:spacing w:line="256" w:lineRule="auto"/>
+        <w:jc w:val="both"/>
+        <w:rPr>
+          <w:rFonts w:eastAsia="Times New Roman"/>
+          <w:kern w:val="0"/>
+          <w14:ligatures w14:val="none"/>
+        </w:rPr>
+      </w:pPr>
+      <w:r>
+        <w:rPr>
+          <w:rFonts w:eastAsia="Times New Roman"/>
+        </w:rPr>
+        <w:t>2/20</w:t>
+      </w:r>
+      <w:r>
+        <w:rPr>
+          <w:rFonts w:eastAsia="Times New Roman"/>
+          <w:vertAlign w:val="superscript"/>
+        </w:rPr>
+        <w:t>e</w:t>
+      </w:r>
+      <w:r>
+        <w:rPr>
+          <w:rFonts w:eastAsia="Times New Roman"/>
+        </w:rPr>
+        <w:t xml:space="preserve"> affectées à la classe d’âge 18-24, sauf pour les pédiatres : </w:t>
+      </w:r>
+      <w:r>
+        <w:rPr>
+          <w:rFonts w:eastAsia="Times New Roman"/>
+        </w:rPr>
+        <w:t>0</w:t>
+      </w:r>
+      <w:r>
+        <w:rPr>
+          <w:rFonts w:eastAsia="Times New Roman"/>
+        </w:rPr>
+        <w:t>/20</w:t>
+      </w:r>
+      <w:r>
+        <w:rPr>
+          <w:rFonts w:eastAsia="Times New Roman"/>
+          <w:vertAlign w:val="superscript"/>
+        </w:rPr>
+        <w:t>e</w:t>
+      </w:r>
+    </w:p>
+    <w:p>
+      <w:pPr>
+        <w:jc w:val="both"/>
+      </w:pPr>
+    </w:p>
+    <w:p>
+      <w:pPr>
+        <w:jc w:val="both"/>
+      </w:pPr>
+      <w:r>
+        <w:rPr>
+          <w:b/>
+          <w:bCs/>
+        </w:rPr>
+        <w:t>Cas particulier des gynécologues et des sage-femmes</w:t>
+      </w:r>
+      <w:r>
+        <w:t xml:space="preserve"> : seule la population des femmes est prise en compte.</w:t>
+      </w:r>
+    </w:p>
+    <w:p>
+      <w:pPr>
+        <w:jc w:val="both"/>
+      </w:pPr>
+      <w:commentRangeStart w:id="23"/>
+      <w:commentRangeStart w:id="24"/>
+      <w:commentRangeStart w:id="25"/>
+      <w:r>
+        <w:rPr>
+          <w:b/>
+          <w:bCs/>
+        </w:rPr>
+        <w:t>Cas particulier des pédiatres</w:t>
+      </w:r>
+      <w:r>
+        <w:t xml:space="preserve"> : seule la population de moins de 17 ans est prise en </w:t>
+      </w:r>
+      <w:commentRangeStart w:id="26"/>
+      <w:r>
+        <w:t>compte</w:t>
+      </w:r>
+      <w:commentRangeEnd w:id="26"/>
       <w:r>
         <w:rPr>
           <w:rStyle w:val="Marquedecommentaire"/>
           <w:sz w:val="22"/>
           <w:szCs w:val="22"/>
         </w:rPr>
-        <w:commentReference w:id="16"/>
-      </w:r>
-    </w:p>
-    <w:p>
-      <w:pPr>
-        <w:jc w:val="both"/>
-      </w:pPr>
-    </w:p>
-    <w:p>
-      <w:pPr>
-        <w:jc w:val="both"/>
-        <w:rPr>
-          <w:kern w:val="0"/>
-          <w14:ligatures w14:val="none"/>
-        </w:rPr>
-      </w:pPr>
-      <w:r>
-        <w:t xml:space="preserve">Une interpolation linéaire a donc été </w:t>
-      </w:r>
-      <w:r>
-        <w:t>mise en œuvre afin de pouvoir</w:t>
-      </w:r>
-      <w:r>
-        <w:t xml:space="preserve"> effectuer </w:t>
-      </w:r>
-      <w:r>
-        <w:t>une</w:t>
-      </w:r>
-      <w:r>
-        <w:t xml:space="preserve"> correspondance entre INSEE et DAMIR.</w:t>
-      </w:r>
-    </w:p>
-    <w:p>
-      <w:pPr>
-        <w:jc w:val="both"/>
-      </w:pPr>
-    </w:p>
-    <w:p>
-      <w:pPr>
-        <w:jc w:val="both"/>
-      </w:pPr>
-      <w:r>
-        <w:rPr>
-          <w:b/>
-          <w:bCs/>
-        </w:rPr>
-        <w:t>Cas particulier des moins de 20 ans :</w:t>
-      </w:r>
-      <w:r>
-        <w:t xml:space="preserve"> DAMIR n’a qu’une classe d’âge pour les moins de 20 ans alors que l’INSEE est plus fin avec 5 classes d’âge. La répartition a été faite linéairement comme suit :</w:t>
-      </w:r>
-    </w:p>
-    <w:p>
-      <w:pPr>
-        <w:pStyle w:val="Paragraphedeliste"/>
-        <w:numPr>
-          <w:ilvl w:val="0"/>
-          <w:numId w:val="27"/>
-        </w:numPr>
-        <w:spacing w:line="256" w:lineRule="auto"/>
-        <w:jc w:val="both"/>
-        <w:rPr>
-          <w:rFonts w:eastAsia="Times New Roman"/>
-          <w:kern w:val="0"/>
-          <w14:ligatures w14:val="none"/>
-        </w:rPr>
-      </w:pPr>
-      <w:r>
-        <w:rPr>
-          <w:rFonts w:eastAsia="Times New Roman"/>
-        </w:rPr>
-        <w:t>3/20</w:t>
-      </w:r>
-      <w:r>
-        <w:rPr>
-          <w:rFonts w:eastAsia="Times New Roman"/>
-          <w:vertAlign w:val="superscript"/>
-        </w:rPr>
-        <w:t>e</w:t>
-      </w:r>
-      <w:r>
-        <w:rPr>
-          <w:rFonts w:eastAsia="Times New Roman"/>
-        </w:rPr>
-        <w:t xml:space="preserve"> des données de la classe d’âge 0-20 ans (DAMIR) ont été affectées à la classe d’âge 0-2 ans (INSEE), sauf pour les pédiatres : </w:t>
-      </w:r>
-      <w:r>
-        <w:rPr>
-          <w:rFonts w:eastAsia="Times New Roman"/>
-        </w:rPr>
-        <w:t>7</w:t>
-      </w:r>
-      <w:r>
-        <w:rPr>
-          <w:rFonts w:eastAsia="Times New Roman"/>
-        </w:rPr>
-        <w:t>/20</w:t>
-      </w:r>
-      <w:r>
-        <w:rPr>
-          <w:rFonts w:eastAsia="Times New Roman"/>
-          <w:vertAlign w:val="superscript"/>
-        </w:rPr>
-        <w:t>e</w:t>
-      </w:r>
-    </w:p>
-    <w:p>
-      <w:pPr>
-        <w:pStyle w:val="Paragraphedeliste"/>
-        <w:numPr>
-          <w:ilvl w:val="0"/>
-          <w:numId w:val="27"/>
-        </w:numPr>
-        <w:spacing w:line="256" w:lineRule="auto"/>
-        <w:jc w:val="both"/>
-        <w:rPr>
-          <w:rFonts w:eastAsia="Times New Roman"/>
-          <w:kern w:val="0"/>
-          <w14:ligatures w14:val="none"/>
-        </w:rPr>
-      </w:pPr>
-      <w:commentRangeStart w:id="17"/>
-      <w:r>
-        <w:rPr>
-          <w:rFonts w:eastAsia="Times New Roman"/>
-        </w:rPr>
-        <w:t>3/20</w:t>
-      </w:r>
-      <w:r>
-        <w:rPr>
-          <w:rFonts w:eastAsia="Times New Roman"/>
-          <w:vertAlign w:val="superscript"/>
-        </w:rPr>
-        <w:t>e</w:t>
-      </w:r>
-      <w:r>
-        <w:rPr>
-          <w:rFonts w:eastAsia="Times New Roman"/>
-        </w:rPr>
-        <w:t xml:space="preserve"> affectées à la classe d’âge 3-5</w:t>
-      </w:r>
-      <w:commentRangeEnd w:id="17"/>
-      <w:r>
-        <w:rPr>
-          <w:rStyle w:val="Marquedecommentaire"/>
-          <w:rFonts w:eastAsia="Times New Roman"/>
-          <w:kern w:val="0"/>
-          <w:sz w:val="22"/>
-          <w:szCs w:val="22"/>
-          <w14:ligatures w14:val="none"/>
-        </w:rPr>
-        <w:commentReference w:id="17"/>
-      </w:r>
-    </w:p>
-    <w:p>
-      <w:pPr>
-        <w:pStyle w:val="Paragraphedeliste"/>
-        <w:numPr>
-          <w:ilvl w:val="0"/>
-          <w:numId w:val="27"/>
-        </w:numPr>
-        <w:spacing w:line="256" w:lineRule="auto"/>
-        <w:jc w:val="both"/>
-        <w:rPr>
-          <w:rFonts w:eastAsia="Times New Roman"/>
-          <w:kern w:val="0"/>
-          <w14:ligatures w14:val="none"/>
-        </w:rPr>
-      </w:pPr>
-      <w:r>
-        <w:rPr>
-          <w:rFonts w:eastAsia="Times New Roman"/>
-        </w:rPr>
-        <w:t>5/20</w:t>
-      </w:r>
-      <w:r>
-        <w:rPr>
-          <w:rFonts w:eastAsia="Times New Roman"/>
-          <w:vertAlign w:val="superscript"/>
-        </w:rPr>
-        <w:t>e</w:t>
-      </w:r>
-      <w:r>
-        <w:rPr>
-          <w:rFonts w:eastAsia="Times New Roman"/>
-        </w:rPr>
-        <w:t xml:space="preserve"> affectées à la classe d’âge 6-10, sauf pour les pédiatres : 4/20</w:t>
-      </w:r>
-      <w:r>
-        <w:rPr>
-          <w:rFonts w:eastAsia="Times New Roman"/>
-          <w:vertAlign w:val="superscript"/>
-        </w:rPr>
-        <w:t>e</w:t>
-      </w:r>
-    </w:p>
-    <w:p>
-      <w:pPr>
-        <w:pStyle w:val="Paragraphedeliste"/>
-        <w:numPr>
-          <w:ilvl w:val="0"/>
-          <w:numId w:val="27"/>
-        </w:numPr>
-        <w:spacing w:line="256" w:lineRule="auto"/>
-        <w:jc w:val="both"/>
-        <w:rPr>
-          <w:rFonts w:eastAsia="Times New Roman"/>
-          <w:kern w:val="0"/>
-          <w14:ligatures w14:val="none"/>
-        </w:rPr>
-      </w:pPr>
-      <w:r>
-        <w:rPr>
-          <w:rFonts w:eastAsia="Times New Roman"/>
-        </w:rPr>
-        <w:lastRenderedPageBreak/>
-        <w:t>7/20</w:t>
-      </w:r>
-      <w:r>
-        <w:rPr>
-          <w:rFonts w:eastAsia="Times New Roman"/>
-          <w:vertAlign w:val="superscript"/>
-        </w:rPr>
-        <w:t>e</w:t>
-      </w:r>
-      <w:r>
-        <w:rPr>
-          <w:rFonts w:eastAsia="Times New Roman"/>
-        </w:rPr>
-        <w:t xml:space="preserve"> affectées à la classe d’âge 11-17, sauf pour les pédiatres : 5/20</w:t>
-      </w:r>
-      <w:r>
-        <w:rPr>
-          <w:rFonts w:eastAsia="Times New Roman"/>
-          <w:vertAlign w:val="superscript"/>
-        </w:rPr>
-        <w:t>e</w:t>
-      </w:r>
-    </w:p>
-    <w:p>
-      <w:pPr>
-        <w:pStyle w:val="Paragraphedeliste"/>
-        <w:numPr>
-          <w:ilvl w:val="0"/>
-          <w:numId w:val="27"/>
-        </w:numPr>
-        <w:spacing w:line="256" w:lineRule="auto"/>
-        <w:jc w:val="both"/>
-        <w:rPr>
-          <w:rFonts w:eastAsia="Times New Roman"/>
-          <w:kern w:val="0"/>
-          <w14:ligatures w14:val="none"/>
-        </w:rPr>
-      </w:pPr>
-      <w:r>
-        <w:rPr>
-          <w:rFonts w:eastAsia="Times New Roman"/>
-        </w:rPr>
-        <w:t>2/20</w:t>
-      </w:r>
-      <w:r>
-        <w:rPr>
-          <w:rFonts w:eastAsia="Times New Roman"/>
-          <w:vertAlign w:val="superscript"/>
-        </w:rPr>
-        <w:t>e</w:t>
-      </w:r>
-      <w:r>
-        <w:rPr>
-          <w:rFonts w:eastAsia="Times New Roman"/>
-        </w:rPr>
-        <w:t xml:space="preserve"> affectées à la classe d’âge 18-24, sauf pour les pédiatres : </w:t>
-      </w:r>
-      <w:r>
-        <w:rPr>
-          <w:rFonts w:eastAsia="Times New Roman"/>
-        </w:rPr>
-        <w:t>0</w:t>
-      </w:r>
-      <w:r>
-        <w:rPr>
-          <w:rFonts w:eastAsia="Times New Roman"/>
-        </w:rPr>
-        <w:t>/20</w:t>
-      </w:r>
-      <w:r>
-        <w:rPr>
-          <w:rFonts w:eastAsia="Times New Roman"/>
-          <w:vertAlign w:val="superscript"/>
-        </w:rPr>
-        <w:t>e</w:t>
-      </w:r>
-    </w:p>
-    <w:p>
-      <w:pPr>
-        <w:jc w:val="both"/>
-      </w:pPr>
-    </w:p>
-    <w:p>
-      <w:pPr>
-        <w:jc w:val="both"/>
-      </w:pPr>
-      <w:r>
-        <w:rPr>
-          <w:b/>
-          <w:bCs/>
-        </w:rPr>
-        <w:t>Cas particulier des gynécologues et des sage-femmes</w:t>
-      </w:r>
-      <w:r>
-        <w:t xml:space="preserve"> : seule la population des femmes est prise en compte.</w:t>
-      </w:r>
-    </w:p>
-    <w:p>
-      <w:pPr>
-        <w:jc w:val="both"/>
-      </w:pPr>
-      <w:commentRangeStart w:id="18"/>
-      <w:commentRangeStart w:id="19"/>
-      <w:commentRangeStart w:id="20"/>
-      <w:r>
-        <w:rPr>
-          <w:b/>
-          <w:bCs/>
-        </w:rPr>
-        <w:t>Cas particulier des pédiatres</w:t>
-      </w:r>
-      <w:r>
-        <w:t xml:space="preserve"> : seule la population de moins de 17 ans est prise en </w:t>
-      </w:r>
-      <w:commentRangeStart w:id="21"/>
-      <w:r>
-        <w:t>compte</w:t>
-      </w:r>
-      <w:commentRangeEnd w:id="21"/>
+        <w:commentReference w:id="26"/>
+      </w:r>
+      <w:r>
+        <w:t>.</w:t>
+      </w:r>
+      <w:commentRangeEnd w:id="23"/>
       <w:r>
         <w:rPr>
           <w:rStyle w:val="Marquedecommentaire"/>
           <w:sz w:val="22"/>
           <w:szCs w:val="22"/>
         </w:rPr>
-        <w:commentReference w:id="21"/>
-      </w:r>
-      <w:r>
-        <w:t>.</w:t>
-      </w:r>
-      <w:commentRangeEnd w:id="18"/>
+        <w:commentReference w:id="23"/>
+      </w:r>
+      <w:commentRangeEnd w:id="24"/>
       <w:r>
         <w:rPr>
           <w:rStyle w:val="Marquedecommentaire"/>
           <w:sz w:val="22"/>
           <w:szCs w:val="22"/>
         </w:rPr>
-        <w:commentReference w:id="18"/>
-      </w:r>
-      <w:commentRangeEnd w:id="19"/>
+        <w:commentReference w:id="24"/>
+      </w:r>
+      <w:commentRangeEnd w:id="25"/>
       <w:r>
         <w:rPr>
           <w:rStyle w:val="Marquedecommentaire"/>
           <w:sz w:val="22"/>
           <w:szCs w:val="22"/>
         </w:rPr>
-        <w:commentReference w:id="19"/>
-      </w:r>
-      <w:commentRangeEnd w:id="20"/>
-      <w:r>
-        <w:rPr>
-          <w:rStyle w:val="Marquedecommentaire"/>
-          <w:sz w:val="22"/>
-          <w:szCs w:val="22"/>
-        </w:rPr>
-        <w:commentReference w:id="20"/>
-      </w:r>
+        <w:commentReference w:id="25"/>
+      </w:r>
+    </w:p>
+    <w:p>
+      <w:pPr>
+        <w:jc w:val="both"/>
+      </w:pPr>
+      <w:r>
+        <w:lastRenderedPageBreak/>
+        <w:t xml:space="preserve">Cette fonction de </w:t>
+      </w:r>
+      <w:r>
+        <w:t>conversion</w:t>
+      </w:r>
+      <w:r>
+        <w:t xml:space="preserve"> des classes </w:t>
+      </w:r>
+      <w:r>
+        <w:t>d’âge</w:t>
+      </w:r>
+      <w:r>
+        <w:t xml:space="preserve"> DAMIR aux classe</w:t>
+      </w:r>
+      <w:r>
+        <w:t>s</w:t>
+      </w:r>
+      <w:r>
+        <w:t xml:space="preserve"> d’âge INSEE est appelée </w:t>
+      </w:r>
+      <m:oMath>
+        <m:r>
+          <w:rPr>
+            <w:rFonts w:ascii="Cambria Math" w:hAnsi="Cambria Math"/>
+            <w:sz w:val="28"/>
+            <w:szCs w:val="28"/>
+          </w:rPr>
+          <m:t>C(</m:t>
+        </m:r>
+        <m:sSub>
+          <m:sSubPr>
+            <m:ctrlPr>
+              <w:rPr>
+                <w:rFonts w:ascii="Cambria Math" w:hAnsi="Cambria Math"/>
+                <w:i/>
+                <w:sz w:val="28"/>
+                <w:szCs w:val="28"/>
+              </w:rPr>
+            </m:ctrlPr>
+          </m:sSubPr>
+          <m:e>
+            <m:r>
+              <w:rPr>
+                <w:rFonts w:ascii="Cambria Math" w:hAnsi="Cambria Math"/>
+                <w:sz w:val="28"/>
+                <w:szCs w:val="28"/>
+              </w:rPr>
+              <m:t>TRa</m:t>
+            </m:r>
+          </m:e>
+          <m:sub>
+            <m:r>
+              <w:rPr>
+                <w:rFonts w:ascii="Cambria Math" w:hAnsi="Cambria Math"/>
+                <w:sz w:val="28"/>
+                <w:szCs w:val="28"/>
+              </w:rPr>
+              <m:t>damir</m:t>
+            </m:r>
+          </m:sub>
+        </m:sSub>
+        <m:r>
+          <w:rPr>
+            <w:rFonts w:ascii="Cambria Math" w:hAnsi="Cambria Math"/>
+            <w:sz w:val="28"/>
+            <w:szCs w:val="28"/>
+          </w:rPr>
+          <m:t>s)</m:t>
+        </m:r>
+      </m:oMath>
+      <w:r>
+        <w:rPr>
+          <w:rFonts w:eastAsiaTheme="minorEastAsia"/>
+          <w:sz w:val="28"/>
+          <w:szCs w:val="28"/>
+        </w:rPr>
+        <w:t xml:space="preserve"> </w:t>
+      </w:r>
+      <w:r>
+        <w:t xml:space="preserve">où </w:t>
+      </w:r>
+      <m:oMath>
+        <m:sSub>
+          <m:sSubPr>
+            <m:ctrlPr>
+              <w:rPr>
+                <w:rFonts w:ascii="Cambria Math" w:hAnsi="Cambria Math"/>
+                <w:i/>
+                <w:sz w:val="28"/>
+                <w:szCs w:val="28"/>
+              </w:rPr>
+            </m:ctrlPr>
+          </m:sSubPr>
+          <m:e>
+            <m:r>
+              <w:rPr>
+                <w:rFonts w:ascii="Cambria Math" w:hAnsi="Cambria Math"/>
+                <w:sz w:val="28"/>
+                <w:szCs w:val="28"/>
+              </w:rPr>
+              <m:t>TRa</m:t>
+            </m:r>
+          </m:e>
+          <m:sub>
+            <m:r>
+              <w:rPr>
+                <w:rFonts w:ascii="Cambria Math" w:hAnsi="Cambria Math"/>
+                <w:sz w:val="28"/>
+                <w:szCs w:val="28"/>
+              </w:rPr>
+              <m:t>damir</m:t>
+            </m:r>
+          </m:sub>
+        </m:sSub>
+        <m:r>
+          <w:rPr>
+            <w:rFonts w:ascii="Cambria Math" w:hAnsi="Cambria Math"/>
+            <w:sz w:val="28"/>
+            <w:szCs w:val="28"/>
+          </w:rPr>
+          <m:t>s</m:t>
+        </m:r>
+      </m:oMath>
+      <w:r>
+        <w:t xml:space="preserve"> </w:t>
+      </w:r>
+      <w:r>
+        <w:t xml:space="preserve">est </w:t>
+      </w:r>
+      <w:r>
+        <w:t xml:space="preserve">le taux de recours pour </w:t>
+      </w:r>
+      <w:r>
+        <w:t xml:space="preserve">la classe d’âge </w:t>
+      </w:r>
+      <w:r>
+        <w:rPr>
+          <w:rFonts w:ascii="Cambria" w:hAnsi="Cambria"/>
+          <w:i/>
+          <w:iCs/>
+          <w:sz w:val="28"/>
+          <w:szCs w:val="28"/>
+        </w:rPr>
+        <w:t>a</w:t>
+      </w:r>
+      <w:r>
+        <w:t xml:space="preserve"> </w:t>
+      </w:r>
+      <w:r>
+        <w:t>au format DAMIR</w:t>
+      </w:r>
+      <w:r>
+        <w:t xml:space="preserve"> pour une spécialité s</w:t>
+      </w:r>
+      <w:r>
+        <w:t>.</w:t>
+      </w:r>
+    </w:p>
+    <w:p>
+      <w:pPr>
+        <w:jc w:val="both"/>
+      </w:pPr>
+    </w:p>
+    <w:p>
+      <w:pPr>
+        <w:jc w:val="both"/>
+      </w:pPr>
+      <m:oMath>
+        <m:sSub>
+          <m:sSubPr>
+            <m:ctrlPr>
+              <w:rPr>
+                <w:rFonts w:ascii="Cambria Math" w:hAnsi="Cambria Math"/>
+                <w:i/>
+                <w:sz w:val="28"/>
+                <w:szCs w:val="28"/>
+              </w:rPr>
+            </m:ctrlPr>
+          </m:sSubPr>
+          <m:e>
+            <m:r>
+              <w:rPr>
+                <w:rFonts w:ascii="Cambria Math" w:hAnsi="Cambria Math"/>
+                <w:sz w:val="28"/>
+                <w:szCs w:val="28"/>
+              </w:rPr>
+              <m:t>TR</m:t>
+            </m:r>
+          </m:e>
+          <m:sub>
+            <m:sSub>
+              <m:sSubPr>
+                <m:ctrlPr>
+                  <w:rPr>
+                    <w:rFonts w:ascii="Cambria Math" w:hAnsi="Cambria Math"/>
+                    <w:i/>
+                    <w:sz w:val="28"/>
+                    <w:szCs w:val="28"/>
+                  </w:rPr>
+                </m:ctrlPr>
+              </m:sSubPr>
+              <m:e>
+                <m:r>
+                  <w:rPr>
+                    <w:rFonts w:ascii="Cambria Math" w:hAnsi="Cambria Math"/>
+                    <w:sz w:val="28"/>
+                    <w:szCs w:val="28"/>
+                  </w:rPr>
+                  <m:t>a</m:t>
+                </m:r>
+              </m:e>
+              <m:sub>
+                <m:r>
+                  <w:rPr>
+                    <w:rFonts w:ascii="Cambria Math" w:hAnsi="Cambria Math"/>
+                    <w:sz w:val="28"/>
+                    <w:szCs w:val="28"/>
+                  </w:rPr>
+                  <m:t>insee</m:t>
+                </m:r>
+              </m:sub>
+            </m:sSub>
+            <m:r>
+              <w:rPr>
+                <w:rFonts w:ascii="Cambria Math" w:hAnsi="Cambria Math"/>
+                <w:sz w:val="28"/>
+                <w:szCs w:val="28"/>
+              </w:rPr>
+              <m:t>s</m:t>
+            </m:r>
+          </m:sub>
+        </m:sSub>
+      </m:oMath>
+      <w:r>
+        <w:rPr>
+          <w:rFonts w:eastAsiaTheme="minorEastAsia"/>
+          <w:sz w:val="28"/>
+          <w:szCs w:val="28"/>
+        </w:rPr>
+        <w:t xml:space="preserve"> </w:t>
+      </w:r>
+      <w:r>
+        <w:t xml:space="preserve">représente le taux de </w:t>
+      </w:r>
+      <w:r>
+        <w:t>recours</w:t>
+      </w:r>
+      <w:r>
+        <w:t xml:space="preserve"> pour la classe d’âge </w:t>
+      </w:r>
+      <w:r>
+        <w:rPr>
+          <w:rFonts w:ascii="Cambria" w:hAnsi="Cambria"/>
+          <w:i/>
+          <w:iCs/>
+          <w:sz w:val="28"/>
+          <w:szCs w:val="28"/>
+        </w:rPr>
+        <w:t>a</w:t>
+      </w:r>
+      <w:r>
+        <w:t xml:space="preserve"> au format INSEE pour une spécialité s</w:t>
+      </w:r>
+    </w:p>
+    <w:p>
+      <w:pPr>
+        <w:jc w:val="both"/>
+      </w:pPr>
+    </w:p>
+    <w:p>
+      <w:pPr>
+        <w:jc w:val="both"/>
+      </w:pPr>
+    </w:p>
+    <w:p>
+      <w:pPr>
+        <w:jc w:val="both"/>
+        <w:rPr>
+          <w:rFonts w:eastAsiaTheme="minorEastAsia"/>
+          <w:sz w:val="28"/>
+          <w:szCs w:val="28"/>
+        </w:rPr>
+      </w:pPr>
+      <m:oMathPara>
+        <m:oMath>
+          <m:sSub>
+            <m:sSubPr>
+              <m:ctrlPr>
+                <w:rPr>
+                  <w:rFonts w:ascii="Cambria Math" w:hAnsi="Cambria Math"/>
+                  <w:i/>
+                  <w:sz w:val="28"/>
+                  <w:szCs w:val="28"/>
+                </w:rPr>
+              </m:ctrlPr>
+            </m:sSubPr>
+            <m:e>
+              <m:r>
+                <w:rPr>
+                  <w:rFonts w:ascii="Cambria Math" w:hAnsi="Cambria Math"/>
+                  <w:sz w:val="28"/>
+                  <w:szCs w:val="28"/>
+                </w:rPr>
+                <m:t>TR</m:t>
+              </m:r>
+            </m:e>
+            <m:sub>
+              <m:sSub>
+                <m:sSubPr>
+                  <m:ctrlPr>
+                    <w:rPr>
+                      <w:rFonts w:ascii="Cambria Math" w:hAnsi="Cambria Math"/>
+                      <w:i/>
+                      <w:sz w:val="28"/>
+                      <w:szCs w:val="28"/>
+                    </w:rPr>
+                  </m:ctrlPr>
+                </m:sSubPr>
+                <m:e>
+                  <m:r>
+                    <w:rPr>
+                      <w:rFonts w:ascii="Cambria Math" w:hAnsi="Cambria Math"/>
+                      <w:sz w:val="28"/>
+                      <w:szCs w:val="28"/>
+                    </w:rPr>
+                    <m:t>a</m:t>
+                  </m:r>
+                </m:e>
+                <m:sub>
+                  <m:r>
+                    <w:rPr>
+                      <w:rFonts w:ascii="Cambria Math" w:hAnsi="Cambria Math"/>
+                      <w:sz w:val="28"/>
+                      <w:szCs w:val="28"/>
+                    </w:rPr>
+                    <m:t>insee</m:t>
+                  </m:r>
+                </m:sub>
+              </m:sSub>
+              <m:r>
+                <w:rPr>
+                  <w:rFonts w:ascii="Cambria Math" w:hAnsi="Cambria Math"/>
+                  <w:sz w:val="28"/>
+                  <w:szCs w:val="28"/>
+                </w:rPr>
+                <m:t>s</m:t>
+              </m:r>
+            </m:sub>
+          </m:sSub>
+          <m:r>
+            <w:rPr>
+              <w:rFonts w:ascii="Cambria Math" w:hAnsi="Cambria Math"/>
+              <w:sz w:val="28"/>
+              <w:szCs w:val="28"/>
+            </w:rPr>
+            <m:t>= C(</m:t>
+          </m:r>
+          <m:sSub>
+            <m:sSubPr>
+              <m:ctrlPr>
+                <w:rPr>
+                  <w:rFonts w:ascii="Cambria Math" w:hAnsi="Cambria Math"/>
+                  <w:i/>
+                  <w:sz w:val="28"/>
+                  <w:szCs w:val="28"/>
+                </w:rPr>
+              </m:ctrlPr>
+            </m:sSubPr>
+            <m:e>
+              <m:r>
+                <w:rPr>
+                  <w:rFonts w:ascii="Cambria Math" w:hAnsi="Cambria Math"/>
+                  <w:sz w:val="28"/>
+                  <w:szCs w:val="28"/>
+                </w:rPr>
+                <m:t>TR</m:t>
+              </m:r>
+            </m:e>
+            <m:sub>
+              <m:sSub>
+                <m:sSubPr>
+                  <m:ctrlPr>
+                    <w:rPr>
+                      <w:rFonts w:ascii="Cambria Math" w:hAnsi="Cambria Math"/>
+                      <w:i/>
+                      <w:sz w:val="28"/>
+                      <w:szCs w:val="28"/>
+                    </w:rPr>
+                  </m:ctrlPr>
+                </m:sSubPr>
+                <m:e>
+                  <m:r>
+                    <w:rPr>
+                      <w:rFonts w:ascii="Cambria Math" w:hAnsi="Cambria Math"/>
+                      <w:sz w:val="28"/>
+                      <w:szCs w:val="28"/>
+                    </w:rPr>
+                    <m:t>a</m:t>
+                  </m:r>
+                </m:e>
+                <m:sub>
+                  <m:r>
+                    <w:rPr>
+                      <w:rFonts w:ascii="Cambria Math" w:hAnsi="Cambria Math"/>
+                      <w:sz w:val="28"/>
+                      <w:szCs w:val="28"/>
+                    </w:rPr>
+                    <m:t>damir</m:t>
+                  </m:r>
+                </m:sub>
+              </m:sSub>
+              <m:r>
+                <w:rPr>
+                  <w:rFonts w:ascii="Cambria Math" w:hAnsi="Cambria Math"/>
+                  <w:sz w:val="28"/>
+                  <w:szCs w:val="28"/>
+                </w:rPr>
+                <m:t>s</m:t>
+              </m:r>
+            </m:sub>
+          </m:sSub>
+          <m:r>
+            <w:rPr>
+              <w:rFonts w:ascii="Cambria Math" w:hAnsi="Cambria Math"/>
+              <w:sz w:val="28"/>
+              <w:szCs w:val="28"/>
+            </w:rPr>
+            <m:t>)</m:t>
+          </m:r>
+        </m:oMath>
+      </m:oMathPara>
+    </w:p>
+    <w:p>
+      <w:pPr>
+        <w:jc w:val="both"/>
+        <w:rPr>
+          <w:rFonts w:eastAsiaTheme="minorEastAsia"/>
+          <w:sz w:val="28"/>
+          <w:szCs w:val="28"/>
+        </w:rPr>
+      </w:pPr>
+    </w:p>
+    <w:p>
+      <w:pPr>
+        <w:jc w:val="both"/>
+        <w:rPr>
+          <w:rFonts w:eastAsiaTheme="minorEastAsia"/>
+          <w:sz w:val="28"/>
+          <w:szCs w:val="28"/>
+        </w:rPr>
+      </w:pPr>
+      <w:r>
+        <w:t xml:space="preserve">Dans la suite du document </w:t>
+      </w:r>
+      <m:oMath>
+        <m:sSub>
+          <m:sSubPr>
+            <m:ctrlPr>
+              <w:rPr>
+                <w:rFonts w:ascii="Cambria Math" w:hAnsi="Cambria Math"/>
+                <w:i/>
+                <w:sz w:val="28"/>
+                <w:szCs w:val="28"/>
+              </w:rPr>
+            </m:ctrlPr>
+          </m:sSubPr>
+          <m:e>
+            <m:r>
+              <w:rPr>
+                <w:rFonts w:ascii="Cambria Math" w:hAnsi="Cambria Math"/>
+                <w:sz w:val="28"/>
+                <w:szCs w:val="28"/>
+              </w:rPr>
+              <m:t>TR</m:t>
+            </m:r>
+          </m:e>
+          <m:sub>
+            <m:sSub>
+              <m:sSubPr>
+                <m:ctrlPr>
+                  <w:rPr>
+                    <w:rFonts w:ascii="Cambria Math" w:hAnsi="Cambria Math"/>
+                    <w:i/>
+                    <w:sz w:val="28"/>
+                    <w:szCs w:val="28"/>
+                  </w:rPr>
+                </m:ctrlPr>
+              </m:sSubPr>
+              <m:e>
+                <m:r>
+                  <w:rPr>
+                    <w:rFonts w:ascii="Cambria Math" w:hAnsi="Cambria Math"/>
+                    <w:sz w:val="28"/>
+                    <w:szCs w:val="28"/>
+                  </w:rPr>
+                  <m:t>a</m:t>
+                </m:r>
+              </m:e>
+              <m:sub>
+                <m:r>
+                  <w:rPr>
+                    <w:rFonts w:ascii="Cambria Math" w:hAnsi="Cambria Math"/>
+                    <w:sz w:val="28"/>
+                    <w:szCs w:val="28"/>
+                  </w:rPr>
+                  <m:t>insee</m:t>
+                </m:r>
+              </m:sub>
+            </m:sSub>
+            <m:r>
+              <w:rPr>
+                <w:rFonts w:ascii="Cambria Math" w:hAnsi="Cambria Math"/>
+                <w:sz w:val="28"/>
+                <w:szCs w:val="28"/>
+              </w:rPr>
+              <m:t>s</m:t>
+            </m:r>
+          </m:sub>
+        </m:sSub>
+      </m:oMath>
+      <w:r>
+        <w:rPr>
+          <w:rFonts w:eastAsiaTheme="minorEastAsia"/>
+          <w:sz w:val="28"/>
+          <w:szCs w:val="28"/>
+        </w:rPr>
+        <w:t xml:space="preserve"> </w:t>
+      </w:r>
+      <w:r>
+        <w:t xml:space="preserve">sera noté </w:t>
+      </w:r>
+      <m:oMath>
+        <m:sSub>
+          <m:sSubPr>
+            <m:ctrlPr>
+              <w:rPr>
+                <w:rFonts w:ascii="Cambria Math" w:hAnsi="Cambria Math"/>
+                <w:i/>
+                <w:sz w:val="28"/>
+                <w:szCs w:val="28"/>
+              </w:rPr>
+            </m:ctrlPr>
+          </m:sSubPr>
+          <m:e>
+            <m:r>
+              <w:rPr>
+                <w:rFonts w:ascii="Cambria Math" w:hAnsi="Cambria Math"/>
+                <w:sz w:val="28"/>
+                <w:szCs w:val="28"/>
+              </w:rPr>
+              <m:t>TR</m:t>
+            </m:r>
+          </m:e>
+          <m:sub>
+            <m:r>
+              <w:rPr>
+                <w:rFonts w:ascii="Cambria Math" w:hAnsi="Cambria Math"/>
+                <w:sz w:val="28"/>
+                <w:szCs w:val="28"/>
+              </w:rPr>
+              <m:t>as</m:t>
+            </m:r>
+          </m:sub>
+        </m:sSub>
+      </m:oMath>
+      <w:r>
+        <w:rPr>
+          <w:rFonts w:eastAsiaTheme="minorEastAsia"/>
+          <w:sz w:val="28"/>
+          <w:szCs w:val="28"/>
+        </w:rPr>
+        <w:t xml:space="preserve"> </w:t>
+      </w:r>
+      <w:r>
+        <w:t xml:space="preserve">car </w:t>
+      </w:r>
+      <w:r>
+        <w:t>les données liées</w:t>
+      </w:r>
+      <w:r>
+        <w:t xml:space="preserve"> aux IRIS seront toujours liées à des classes d’âge au format INSEE.</w:t>
+      </w:r>
+    </w:p>
+    <w:p>
+      <w:pPr>
+        <w:jc w:val="both"/>
+        <w:rPr>
+          <w:sz w:val="28"/>
+          <w:szCs w:val="28"/>
+        </w:rPr>
+      </w:pPr>
     </w:p>
     <w:p/>
     <w:p>
@@ -6687,7 +8194,8 @@
       <w:r>
         <w:t xml:space="preserve">, </w:t>
       </w:r>
-      <w:commentRangeStart w:id="22"/>
+      <w:commentRangeStart w:id="27"/>
+      <w:commentRangeStart w:id="28"/>
       <w:r>
         <w:t>c</w:t>
       </w:r>
@@ -6706,7 +8214,7 @@
       <w:r>
         <w:t>.</w:t>
       </w:r>
-      <w:commentRangeEnd w:id="22"/>
+      <w:commentRangeEnd w:id="27"/>
       <w:r>
         <w:rPr>
           <w:rStyle w:val="Marquedecommentaire"/>
@@ -6715,7 +8223,18 @@
           <w:szCs w:val="22"/>
           <w14:ligatures w14:val="none"/>
         </w:rPr>
-        <w:commentReference w:id="22"/>
+        <w:commentReference w:id="27"/>
+      </w:r>
+      <w:commentRangeEnd w:id="28"/>
+      <w:r>
+        <w:rPr>
+          <w:rStyle w:val="Marquedecommentaire"/>
+          <w:kern w:val="0"/>
+          <w:sz w:val="22"/>
+          <w:szCs w:val="22"/>
+          <w14:ligatures w14:val="none"/>
+        </w:rPr>
+        <w:commentReference w:id="28"/>
       </w:r>
     </w:p>
     <w:p>
@@ -7506,6 +9025,7 @@
               <w:sz w:val="28"/>
               <w:szCs w:val="28"/>
             </w:rPr>
+            <w:lastRenderedPageBreak/>
             <m:t>w</m:t>
           </m:r>
           <m:d>
@@ -8105,7 +9625,6 @@
         <w:rPr>
           <w:rFonts w:eastAsiaTheme="minorEastAsia"/>
         </w:rPr>
-        <w:lastRenderedPageBreak/>
         <w:t>Exemples</w:t>
       </w:r>
       <w:r>
@@ -8752,7 +10271,7 @@
         <w:pStyle w:val="Titre3"/>
         <w:numPr>
           <w:ilvl w:val="1"/>
-          <w:numId w:val="47"/>
+          <w:numId w:val="13"/>
         </w:numPr>
         <w:rPr>
           <w:b/>
@@ -8790,7 +10309,11 @@
         <w:t xml:space="preserve"> de type découpage administratif</w:t>
       </w:r>
       <w:r>
-        <w:t>. À chaque IRIS est associé un secteur flottant, défini comme une zone limitée par une courbe centrée sur le centre géographique de l’IRIS. On considère ainsi que les habitants peuvent accéder à l’ensemble des professionnels de santé situés à une distance inférieure à une valeur de référence (zone de recours</w:t>
+        <w:t xml:space="preserve">. À chaque IRIS est associé un secteur flottant, défini comme une zone limitée par une courbe centrée sur le centre géographique de l’IRIS. On </w:t>
+      </w:r>
+      <w:r>
+        <w:lastRenderedPageBreak/>
+        <w:t>considère ainsi que les habitants peuvent accéder à l’ensemble des professionnels de santé situés à une distance inférieure à une valeur de référence (zone de recours</w:t>
       </w:r>
       <w:r>
         <w:t xml:space="preserve"> notée </w:t>
@@ -8833,12 +10356,11 @@
         <w:jc w:val="both"/>
       </w:pPr>
       <w:r>
-        <w:lastRenderedPageBreak/>
         <w:t xml:space="preserve">La méthode du 2SFCA a été initialement proposée par </w:t>
       </w:r>
-      <w:commentRangeStart w:id="23"/>
-      <w:commentRangeStart w:id="24"/>
-      <w:commentRangeStart w:id="25"/>
+      <w:commentRangeStart w:id="29"/>
+      <w:commentRangeStart w:id="30"/>
+      <w:commentRangeStart w:id="31"/>
       <w:r>
         <w:t>Radke et Mu (2000)</w:t>
       </w:r>
@@ -8852,7 +10374,7 @@
         <w:rPr>
           <w:rStyle w:val="Appelnotedebasdep"/>
         </w:rPr>
-        <w:footnoteReference w:id="1"/>
+        <w:footnoteReference w:id="3"/>
       </w:r>
       <w:r>
         <w:t xml:space="preserve"> puis développée </w:t>
@@ -8870,37 +10392,37 @@
         <w:rPr>
           <w:rStyle w:val="Appelnotedebasdep"/>
         </w:rPr>
-        <w:footnoteReference w:id="2"/>
+        <w:footnoteReference w:id="4"/>
       </w:r>
       <w:r>
         <w:t xml:space="preserve">. </w:t>
       </w:r>
-      <w:commentRangeEnd w:id="23"/>
+      <w:commentRangeEnd w:id="29"/>
       <w:r>
         <w:rPr>
           <w:rStyle w:val="Marquedecommentaire"/>
           <w:sz w:val="22"/>
           <w:szCs w:val="22"/>
         </w:rPr>
-        <w:commentReference w:id="23"/>
-      </w:r>
-      <w:commentRangeEnd w:id="24"/>
+        <w:commentReference w:id="29"/>
+      </w:r>
+      <w:commentRangeEnd w:id="30"/>
       <w:r>
         <w:rPr>
           <w:rStyle w:val="Marquedecommentaire"/>
           <w:sz w:val="22"/>
           <w:szCs w:val="22"/>
         </w:rPr>
-        <w:commentReference w:id="24"/>
-      </w:r>
-      <w:commentRangeEnd w:id="25"/>
+        <w:commentReference w:id="30"/>
+      </w:r>
+      <w:commentRangeEnd w:id="31"/>
       <w:r>
         <w:rPr>
           <w:rStyle w:val="Marquedecommentaire"/>
           <w:sz w:val="22"/>
           <w:szCs w:val="22"/>
         </w:rPr>
-        <w:commentReference w:id="25"/>
+        <w:commentReference w:id="31"/>
       </w:r>
       <w:r>
         <w:t>Les auteurs ont démontré qu’il s’agissait d’un cas particulier de modèle gravitaire</w:t>
@@ -8930,18 +10452,28 @@
       <w:r>
         <w:t xml:space="preserve">Le 2SFCA mesure, pour chaque IRIS de résidence, un ratio d’offre médicale accessible rapportée à la demande potentielle située dans les zones de chalandise des professionnels. Il ne correspond donc pas à une simple densité observée de professionnels dans l’IRIS, mais à une densité potentielle d’offre accessible, tenant compte à la fois de l’offre disponible dans les IRIS voisins et de la demande concurrente des populations voisines. Par rapport aux indicateurs simples de densité ou de distance au professionnel le plus proche, cette méthode permet de mieux prendre en compte les interactions spatiales et les effets de frontière administrative. Son interprétation en ratio offre/demande la rend par ailleurs facilement mobilisable par les acteurs publics, par exemple sous la forme d’un nombre de professionnels accessibles pour </w:t>
       </w:r>
-      <w:commentRangeStart w:id="26"/>
+      <w:commentRangeStart w:id="32"/>
+      <w:commentRangeStart w:id="33"/>
       <w:r>
         <w:t>100 000 habitants.</w:t>
       </w:r>
-      <w:commentRangeEnd w:id="26"/>
+      <w:commentRangeEnd w:id="32"/>
       <w:r>
         <w:rPr>
           <w:rStyle w:val="Marquedecommentaire"/>
           <w:sz w:val="22"/>
           <w:szCs w:val="22"/>
         </w:rPr>
-        <w:commentReference w:id="26"/>
+        <w:commentReference w:id="32"/>
+      </w:r>
+      <w:commentRangeEnd w:id="33"/>
+      <w:r>
+        <w:rPr>
+          <w:rStyle w:val="Marquedecommentaire"/>
+          <w:sz w:val="22"/>
+          <w:szCs w:val="22"/>
+        </w:rPr>
+        <w:commentReference w:id="33"/>
       </w:r>
     </w:p>
     <w:p>
@@ -9128,7 +10660,7 @@
         <w:pStyle w:val="Titre3"/>
         <w:numPr>
           <w:ilvl w:val="2"/>
-          <w:numId w:val="47"/>
+          <w:numId w:val="13"/>
         </w:numPr>
         <w:rPr>
           <w:rFonts w:eastAsiaTheme="minorEastAsia"/>
@@ -10054,7 +11586,7 @@
         <w:pStyle w:val="Titre3"/>
         <w:numPr>
           <w:ilvl w:val="2"/>
-          <w:numId w:val="47"/>
+          <w:numId w:val="13"/>
         </w:numPr>
       </w:pPr>
       <w:r>
@@ -10620,7 +12152,7 @@
       </w:r>
     </w:p>
     <w:p>
-      <w:commentRangeStart w:id="27"/>
+      <w:commentRangeStart w:id="34"/>
       <w:r>
         <w:lastRenderedPageBreak/>
         <w:t>Nous pouvons voir on r</w:t>
@@ -10631,14 +12163,14 @@
       <w:r>
         <w:t>France.</w:t>
       </w:r>
-      <w:commentRangeEnd w:id="27"/>
+      <w:commentRangeEnd w:id="34"/>
       <w:r>
         <w:rPr>
           <w:rStyle w:val="Marquedecommentaire"/>
           <w:sz w:val="22"/>
           <w:szCs w:val="22"/>
         </w:rPr>
-        <w:commentReference w:id="27"/>
+        <w:commentReference w:id="34"/>
       </w:r>
     </w:p>
     <w:p>
@@ -10646,7 +12178,7 @@
         <w:pStyle w:val="Titre1"/>
         <w:numPr>
           <w:ilvl w:val="0"/>
-          <w:numId w:val="47"/>
+          <w:numId w:val="13"/>
         </w:numPr>
       </w:pPr>
       <w:r>
@@ -10664,26 +12196,26 @@
       <w:r>
         <w:t xml:space="preserve">(cartographie des </w:t>
       </w:r>
-      <w:commentRangeStart w:id="28"/>
+      <w:commentRangeStart w:id="35"/>
       <w:r>
         <w:t>APL</w:t>
       </w:r>
-      <w:commentRangeEnd w:id="28"/>
+      <w:commentRangeEnd w:id="35"/>
       <w:r>
         <w:rPr>
           <w:rStyle w:val="Marquedecommentaire"/>
           <w:sz w:val="40"/>
           <w:szCs w:val="40"/>
         </w:rPr>
-        <w:commentReference w:id="28"/>
+        <w:commentReference w:id="35"/>
       </w:r>
       <w:r>
         <w:t>)</w:t>
       </w:r>
     </w:p>
     <w:p>
-      <w:commentRangeStart w:id="29"/>
-      <w:commentRangeStart w:id="30"/>
+      <w:commentRangeStart w:id="36"/>
+      <w:commentRangeStart w:id="37"/>
     </w:p>
     <w:p>
       <w:pPr>
@@ -10757,23 +12289,23 @@
       <w:r>
         <w:t>.</w:t>
       </w:r>
-      <w:commentRangeEnd w:id="29"/>
+      <w:commentRangeEnd w:id="36"/>
       <w:r>
         <w:rPr>
           <w:rStyle w:val="Marquedecommentaire"/>
           <w:sz w:val="22"/>
           <w:szCs w:val="22"/>
         </w:rPr>
-        <w:commentReference w:id="29"/>
-      </w:r>
-      <w:commentRangeEnd w:id="30"/>
+        <w:commentReference w:id="36"/>
+      </w:r>
+      <w:commentRangeEnd w:id="37"/>
       <w:r>
         <w:rPr>
           <w:rStyle w:val="Marquedecommentaire"/>
           <w:sz w:val="22"/>
           <w:szCs w:val="22"/>
         </w:rPr>
-        <w:commentReference w:id="30"/>
+        <w:commentReference w:id="37"/>
       </w:r>
     </w:p>
     <w:p>
@@ -10791,7 +12323,7 @@
         <w:pStyle w:val="Paragraphedeliste"/>
         <w:numPr>
           <w:ilvl w:val="1"/>
-          <w:numId w:val="46"/>
+          <w:numId w:val="12"/>
         </w:numPr>
         <w:jc w:val="both"/>
         <w:rPr>
@@ -10843,7 +12375,7 @@
         <w:pStyle w:val="Paragraphedeliste"/>
         <w:numPr>
           <w:ilvl w:val="0"/>
-          <w:numId w:val="28"/>
+          <w:numId w:val="10"/>
         </w:numPr>
         <w:jc w:val="both"/>
       </w:pPr>
@@ -10856,7 +12388,7 @@
         <w:pStyle w:val="Paragraphedeliste"/>
         <w:numPr>
           <w:ilvl w:val="0"/>
-          <w:numId w:val="28"/>
+          <w:numId w:val="10"/>
         </w:numPr>
         <w:spacing w:line="256" w:lineRule="auto"/>
         <w:jc w:val="both"/>
@@ -10878,7 +12410,7 @@
         <w:pStyle w:val="Paragraphedeliste"/>
         <w:numPr>
           <w:ilvl w:val="0"/>
-          <w:numId w:val="28"/>
+          <w:numId w:val="10"/>
         </w:numPr>
         <w:jc w:val="both"/>
       </w:pPr>
@@ -10891,7 +12423,7 @@
         <w:pStyle w:val="Paragraphedeliste"/>
         <w:numPr>
           <w:ilvl w:val="0"/>
-          <w:numId w:val="28"/>
+          <w:numId w:val="10"/>
         </w:numPr>
         <w:jc w:val="both"/>
       </w:pPr>
@@ -10904,7 +12436,7 @@
         <w:pStyle w:val="Paragraphedeliste"/>
         <w:numPr>
           <w:ilvl w:val="0"/>
-          <w:numId w:val="28"/>
+          <w:numId w:val="10"/>
         </w:numPr>
         <w:jc w:val="both"/>
       </w:pPr>
@@ -10917,7 +12449,7 @@
         <w:pStyle w:val="Paragraphedeliste"/>
         <w:numPr>
           <w:ilvl w:val="0"/>
-          <w:numId w:val="28"/>
+          <w:numId w:val="10"/>
         </w:numPr>
         <w:jc w:val="both"/>
       </w:pPr>
@@ -11085,7 +12617,7 @@
         <w:pStyle w:val="Paragraphedeliste"/>
         <w:numPr>
           <w:ilvl w:val="1"/>
-          <w:numId w:val="46"/>
+          <w:numId w:val="12"/>
         </w:numPr>
         <w:jc w:val="both"/>
       </w:pPr>
@@ -11191,19 +12723,7 @@
         <w:t>en heure creuse.</w:t>
       </w:r>
       <w:r>
-        <w:t xml:space="preserve"> L’échelle de couleur </w:t>
-      </w:r>
-      <w:r>
-        <w:t xml:space="preserve">est ici centrée sur la moyenne pondérée </w:t>
-      </w:r>
-      <w:r>
-        <w:t>national</w:t>
-      </w:r>
-      <w:r>
-        <w:t xml:space="preserve"> de l’APL </w:t>
-      </w:r>
-      <w:r>
-        <w:t>généralistes.</w:t>
+        <w:t xml:space="preserve"> L’échelle de couleur est ici centrée sur la moyenne pondérée national de l’APL généralistes.</w:t>
       </w:r>
     </w:p>
     <w:p>
@@ -11434,7 +12954,7 @@
         <w:pStyle w:val="Paragraphedeliste"/>
         <w:numPr>
           <w:ilvl w:val="1"/>
-          <w:numId w:val="46"/>
+          <w:numId w:val="12"/>
         </w:numPr>
         <w:jc w:val="both"/>
       </w:pPr>
@@ -11722,7 +13242,7 @@
         <w:pStyle w:val="Paragraphedeliste"/>
         <w:numPr>
           <w:ilvl w:val="1"/>
-          <w:numId w:val="46"/>
+          <w:numId w:val="12"/>
         </w:numPr>
         <w:rPr>
           <w:b/>
@@ -12274,7 +13794,7 @@
         <w:pStyle w:val="Paragraphedeliste"/>
         <w:numPr>
           <w:ilvl w:val="1"/>
-          <w:numId w:val="46"/>
+          <w:numId w:val="12"/>
         </w:numPr>
         <w:rPr>
           <w:b/>
@@ -12357,7 +13877,7 @@
         <w:pStyle w:val="Paragraphedeliste"/>
         <w:numPr>
           <w:ilvl w:val="0"/>
-          <w:numId w:val="26"/>
+          <w:numId w:val="8"/>
         </w:numPr>
         <w:spacing w:line="256" w:lineRule="auto"/>
         <w:jc w:val="both"/>
@@ -12421,7 +13941,7 @@
         <w:pStyle w:val="Paragraphedeliste"/>
         <w:numPr>
           <w:ilvl w:val="0"/>
-          <w:numId w:val="26"/>
+          <w:numId w:val="8"/>
         </w:numPr>
         <w:spacing w:line="256" w:lineRule="auto"/>
         <w:jc w:val="both"/>
@@ -12459,7 +13979,7 @@
         <w:pStyle w:val="Paragraphedeliste"/>
         <w:numPr>
           <w:ilvl w:val="0"/>
-          <w:numId w:val="26"/>
+          <w:numId w:val="8"/>
         </w:numPr>
         <w:spacing w:line="256" w:lineRule="auto"/>
         <w:jc w:val="both"/>
@@ -12511,7 +14031,7 @@
         <w:pStyle w:val="Paragraphedeliste"/>
         <w:numPr>
           <w:ilvl w:val="0"/>
-          <w:numId w:val="26"/>
+          <w:numId w:val="8"/>
         </w:numPr>
         <w:spacing w:line="256" w:lineRule="auto"/>
         <w:jc w:val="both"/>
@@ -12541,7 +14061,7 @@
         <w:pStyle w:val="Paragraphedeliste"/>
         <w:numPr>
           <w:ilvl w:val="0"/>
-          <w:numId w:val="26"/>
+          <w:numId w:val="8"/>
         </w:numPr>
         <w:spacing w:line="256" w:lineRule="auto"/>
         <w:jc w:val="both"/>
@@ -12571,7 +14091,7 @@
         <w:pStyle w:val="Paragraphedeliste"/>
         <w:numPr>
           <w:ilvl w:val="0"/>
-          <w:numId w:val="26"/>
+          <w:numId w:val="8"/>
         </w:numPr>
         <w:spacing w:line="256" w:lineRule="auto"/>
         <w:jc w:val="both"/>
@@ -12759,7 +14279,7 @@
       </w:r>
     </w:p>
   </w:comment>
-  <w:comment w:id="7" w:author="MONTMARTIN Benjamin" w:date="2026-04-29T10:38:00Z" w:initials="BM">
+  <w:comment w:id="7" w:author="Cyril Vincent" w:date="2026-05-04T11:45:00Z" w:initials="CV">
     <w:p>
       <w:pPr>
         <w:pStyle w:val="Commentaire"/>
@@ -12771,11 +14291,11 @@
         <w:annotationRef/>
       </w:r>
       <w:r>
-        <w:t>Pareil c’est bien FINESS?</w:t>
+        <w:t>OK</w:t>
       </w:r>
     </w:p>
   </w:comment>
-  <w:comment w:id="8" w:author="MONTMARTIN Benjamin" w:date="2026-04-29T10:40:00Z" w:initials="BM">
+  <w:comment w:id="8" w:author="MONTMARTIN Benjamin" w:date="2026-04-29T10:38:00Z" w:initials="BM">
     <w:p>
       <w:pPr>
         <w:pStyle w:val="Commentaire"/>
@@ -12787,11 +14307,43 @@
         <w:annotationRef/>
       </w:r>
       <w:r>
+        <w:t>C’est la base établissements FINESS c’est ça? Dans ce cas indiquer «Base FINESS établissements de santé»</w:t>
+      </w:r>
+    </w:p>
+  </w:comment>
+  <w:comment w:id="9" w:author="Cyril Vincent" w:date="2026-05-04T11:46:00Z" w:initials="CV">
+    <w:p>
+      <w:pPr>
+        <w:pStyle w:val="Commentaire"/>
+      </w:pPr>
+      <w:r>
+        <w:rPr>
+          <w:rStyle w:val="Marquedecommentaire"/>
+        </w:rPr>
+        <w:annotationRef/>
+      </w:r>
+      <w:r>
+        <w:t>OK</w:t>
+      </w:r>
+    </w:p>
+  </w:comment>
+  <w:comment w:id="10" w:author="MONTMARTIN Benjamin" w:date="2026-04-29T10:40:00Z" w:initials="BM">
+    <w:p>
+      <w:pPr>
+        <w:pStyle w:val="Commentaire"/>
+      </w:pPr>
+      <w:r>
+        <w:rPr>
+          <w:rStyle w:val="Marquedecommentaire"/>
+        </w:rPr>
+        <w:annotationRef/>
+      </w:r>
+      <w:r>
         <w:t>Il faudrait préciser ce que tu entends par «normalisée»</w:t>
       </w:r>
     </w:p>
   </w:comment>
-  <w:comment w:id="9" w:author="MONTMARTIN Benjamin" w:date="2026-04-29T10:41:00Z" w:initials="BM">
+  <w:comment w:id="11" w:author="Cyril Vincent" w:date="2026-05-04T13:23:00Z" w:initials="CV">
     <w:p>
       <w:pPr>
         <w:pStyle w:val="Commentaire"/>
@@ -12803,11 +14355,27 @@
         <w:annotationRef/>
       </w:r>
       <w:r>
+        <w:t>OK</w:t>
+      </w:r>
+    </w:p>
+  </w:comment>
+  <w:comment w:id="12" w:author="MONTMARTIN Benjamin" w:date="2026-04-29T10:41:00Z" w:initials="BM">
+    <w:p>
+      <w:pPr>
+        <w:pStyle w:val="Commentaire"/>
+      </w:pPr>
+      <w:r>
+        <w:rPr>
+          <w:rStyle w:val="Marquedecommentaire"/>
+        </w:rPr>
+        <w:annotationRef/>
+      </w:r>
+      <w:r>
         <w:t>Cette base est aussi issu de la BAN? A préciser pour que le lecteur ne soit pas perdu</w:t>
       </w:r>
     </w:p>
   </w:comment>
-  <w:comment w:id="10" w:author="MONTMARTIN Benjamin" w:date="2026-04-29T10:43:00Z" w:initials="BM">
+  <w:comment w:id="13" w:author="Cyril Vincent" w:date="2026-05-04T13:23:00Z" w:initials="CV">
     <w:p>
       <w:pPr>
         <w:pStyle w:val="Commentaire"/>
@@ -12819,11 +14387,11 @@
         <w:annotationRef/>
       </w:r>
       <w:r>
-        <w:t>On pourrait mettre ça en note de base de page quand tu évoques le pattern matching non? C’est bien le modèle de rapprochement par motif que tu évoques non?</w:t>
+        <w:t>Elle est issue de la poste</w:t>
       </w:r>
     </w:p>
   </w:comment>
-  <w:comment w:id="11" w:author="MONTMARTIN Benjamin" w:date="2026-04-29T12:42:00Z" w:initials="BM">
+  <w:comment w:id="14" w:author="MONTMARTIN Benjamin" w:date="2026-04-29T12:42:00Z" w:initials="BM">
     <w:p>
       <w:pPr>
         <w:pStyle w:val="Commentaire"/>
@@ -12839,7 +14407,7 @@
       </w:r>
     </w:p>
   </w:comment>
-  <w:comment w:id="12" w:author="MONTMARTIN Benjamin" w:date="2026-04-29T13:13:00Z" w:initials="BM">
+  <w:comment w:id="15" w:author="Cyril Vincent" w:date="2026-05-04T13:25:00Z" w:initials="CV">
     <w:p>
       <w:pPr>
         <w:pStyle w:val="Commentaire"/>
@@ -12851,11 +14419,27 @@
         <w:annotationRef/>
       </w:r>
       <w:r>
+        <w:t>Dans Claude on dit plutôt UNE courbe isochrone</w:t>
+      </w:r>
+    </w:p>
+  </w:comment>
+  <w:comment w:id="16" w:author="MONTMARTIN Benjamin" w:date="2026-04-29T13:13:00Z" w:initials="BM">
+    <w:p>
+      <w:pPr>
+        <w:pStyle w:val="Commentaire"/>
+      </w:pPr>
+      <w:r>
+        <w:rPr>
+          <w:rStyle w:val="Marquedecommentaire"/>
+        </w:rPr>
+        <w:annotationRef/>
+      </w:r>
+      <w:r>
         <w:t>C’est plutôt INSEE-Structure de la Population non?</w:t>
       </w:r>
     </w:p>
   </w:comment>
-  <w:comment w:id="13" w:author="MONTMARTIN Benjamin" w:date="2026-04-29T13:15:00Z" w:initials="BM">
+  <w:comment w:id="17" w:author="Cyril Vincent" w:date="2026-05-04T13:26:00Z" w:initials="CV">
     <w:p>
       <w:pPr>
         <w:pStyle w:val="Commentaire"/>
@@ -12867,11 +14451,11 @@
         <w:annotationRef/>
       </w:r>
       <w:r>
-        <w:t>Utilisé plus que corrélé non?</w:t>
+        <w:t>OK</w:t>
       </w:r>
     </w:p>
   </w:comment>
-  <w:comment w:id="14" w:author="MONTMARTIN Benjamin" w:date="2026-04-29T13:21:00Z" w:initials="BM">
+  <w:comment w:id="18" w:author="MONTMARTIN Benjamin" w:date="2026-04-29T13:27:00Z" w:initials="BM">
     <w:p>
       <w:pPr>
         <w:pStyle w:val="Commentaire"/>
@@ -12883,11 +14467,11 @@
         <w:annotationRef/>
       </w:r>
       <w:r>
-        <w:t>mesurer</w:t>
+        <w:t>Je pense qu’il faudrait plus détailler ici. Quelles variables dans DAMIR ont été pris en compte pour le calcul du taux de recours par classe d’âge (variable sur quantité d’actes et sur répartition classe d’age dans DAMIR)</w:t>
       </w:r>
     </w:p>
   </w:comment>
-  <w:comment w:id="15" w:author="MONTMARTIN Benjamin" w:date="2026-04-29T13:27:00Z" w:initials="BM">
+  <w:comment w:id="19" w:author="Cyril Vincent" w:date="2026-05-05T13:10:00Z" w:initials="CV">
     <w:p>
       <w:pPr>
         <w:pStyle w:val="Commentaire"/>
@@ -12899,11 +14483,11 @@
         <w:annotationRef/>
       </w:r>
       <w:r>
-        <w:t>Je pense qu’il faudrait plus détailler ici. Quelles variables dans DAMIR ont été pris en compte pour le calcul du taux de recours par classe d’âge (variable sur quantité d’actes et sur répartition classe d’age dans DAMIR)</w:t>
+        <w:t>J’ai pas mal modifié ce paragraphe, j’espère que c’est plus claire mais pas sûre</w:t>
       </w:r>
     </w:p>
   </w:comment>
-  <w:comment w:id="16" w:author="MONTMARTIN Benjamin" w:date="2026-04-29T13:29:00Z" w:initials="BM">
+  <w:comment w:id="20" w:author="MONTMARTIN Benjamin" w:date="2026-04-29T13:29:00Z" w:initials="BM">
     <w:p>
       <w:pPr>
         <w:pStyle w:val="Commentaire"/>
@@ -12919,7 +14503,7 @@
       </w:r>
     </w:p>
   </w:comment>
-  <w:comment w:id="17" w:author="MONTMARTIN Benjamin" w:date="2026-04-29T13:30:00Z" w:initials="BM">
+  <w:comment w:id="21" w:author="MONTMARTIN Benjamin" w:date="2026-04-29T13:30:00Z" w:initials="BM">
     <w:p>
       <w:pPr>
         <w:pStyle w:val="Commentaire"/>
@@ -12935,7 +14519,7 @@
       </w:r>
     </w:p>
   </w:comment>
-  <w:comment w:id="21" w:author="MONTMARTIN Benjamin" w:date="2026-04-29T13:32:00Z" w:initials="BM">
+  <w:comment w:id="22" w:author="Cyril Vincent" w:date="2026-05-05T11:43:00Z" w:initials="CV">
     <w:p>
       <w:pPr>
         <w:pStyle w:val="Commentaire"/>
@@ -12947,11 +14531,27 @@
         <w:annotationRef/>
       </w:r>
       <w:r>
+        <w:t>OK</w:t>
+      </w:r>
+    </w:p>
+  </w:comment>
+  <w:comment w:id="26" w:author="MONTMARTIN Benjamin" w:date="2026-04-29T13:32:00Z" w:initials="BM">
+    <w:p>
+      <w:pPr>
+        <w:pStyle w:val="Commentaire"/>
+      </w:pPr>
+      <w:r>
+        <w:rPr>
+          <w:rStyle w:val="Marquedecommentaire"/>
+        </w:rPr>
+        <w:annotationRef/>
+      </w:r>
+      <w:r>
         <w:t>Ce qui serait bien pour cette partie est de suivre la logique utilisée dans les autres avec une ptite formule qui explique comment est calculée le Tras à partir des données INSEE et DAMIR.</w:t>
       </w:r>
     </w:p>
   </w:comment>
-  <w:comment w:id="18" w:author="MONTMARTIN Benjamin" w:date="2026-04-22T22:46:00Z" w:initials="BM">
+  <w:comment w:id="23" w:author="MONTMARTIN Benjamin" w:date="2026-04-22T22:46:00Z" w:initials="BM">
     <w:p>
       <w:pPr>
         <w:pStyle w:val="Commentaire"/>
@@ -12967,7 +14567,7 @@
       </w:r>
     </w:p>
   </w:comment>
-  <w:comment w:id="19" w:author="Cyril Vincent" w:date="2026-04-27T15:20:00Z" w:initials="CV">
+  <w:comment w:id="24" w:author="Cyril Vincent" w:date="2026-04-27T15:20:00Z" w:initials="CV">
     <w:p>
       <w:pPr>
         <w:pStyle w:val="Commentaire"/>
@@ -12983,7 +14583,7 @@
       </w:r>
     </w:p>
   </w:comment>
-  <w:comment w:id="20" w:author="MONTMARTIN Benjamin" w:date="2026-04-29T13:23:00Z" w:initials="BM">
+  <w:comment w:id="25" w:author="MONTMARTIN Benjamin" w:date="2026-04-29T13:23:00Z" w:initials="BM">
     <w:p>
       <w:pPr>
         <w:pStyle w:val="Commentaire"/>
@@ -12999,7 +14599,7 @@
       </w:r>
     </w:p>
   </w:comment>
-  <w:comment w:id="22" w:author="MONTMARTIN Benjamin" w:date="2026-04-29T13:38:00Z" w:initials="BM">
+  <w:comment w:id="27" w:author="MONTMARTIN Benjamin" w:date="2026-04-29T13:38:00Z" w:initials="BM">
     <w:p>
       <w:pPr>
         <w:pStyle w:val="Commentaire"/>
@@ -13015,7 +14615,7 @@
       </w:r>
     </w:p>
   </w:comment>
-  <w:comment w:id="23" w:author="MONTMARTIN Benjamin" w:date="2026-04-23T09:54:00Z" w:initials="BM">
+  <w:comment w:id="28" w:author="Cyril Vincent" w:date="2026-05-05T13:07:00Z" w:initials="CV">
     <w:p>
       <w:pPr>
         <w:pStyle w:val="Commentaire"/>
@@ -13027,11 +14627,27 @@
         <w:annotationRef/>
       </w:r>
       <w:r>
+        <w:t>J’ai essayé, pas sûre que ca soit claire</w:t>
+      </w:r>
+    </w:p>
+  </w:comment>
+  <w:comment w:id="29" w:author="MONTMARTIN Benjamin" w:date="2026-04-23T09:54:00Z" w:initials="BM">
+    <w:p>
+      <w:pPr>
+        <w:pStyle w:val="Commentaire"/>
+      </w:pPr>
+      <w:r>
+        <w:rPr>
+          <w:rStyle w:val="Marquedecommentaire"/>
+        </w:rPr>
+        <w:annotationRef/>
+      </w:r>
+      <w:r>
         <w:t>Il faudrait mettre les références complètes en note de bas de page</w:t>
       </w:r>
     </w:p>
   </w:comment>
-  <w:comment w:id="24" w:author="Cyril Vincent" w:date="2026-04-27T16:24:00Z" w:initials="CV">
+  <w:comment w:id="30" w:author="Cyril Vincent" w:date="2026-04-27T16:24:00Z" w:initials="CV">
     <w:p>
       <w:pPr>
         <w:pStyle w:val="Commentaire"/>
@@ -13047,7 +14663,7 @@
       </w:r>
     </w:p>
   </w:comment>
-  <w:comment w:id="25" w:author="MONTMARTIN Benjamin" w:date="2026-04-29T13:54:00Z" w:initials="BM">
+  <w:comment w:id="31" w:author="MONTMARTIN Benjamin" w:date="2026-04-29T13:54:00Z" w:initials="BM">
     <w:p>
       <w:pPr>
         <w:pStyle w:val="Commentaire"/>
@@ -13063,7 +14679,7 @@
       </w:r>
     </w:p>
   </w:comment>
-  <w:comment w:id="26" w:author="MONTMARTIN Benjamin" w:date="2026-04-29T14:08:00Z" w:initials="BM">
+  <w:comment w:id="32" w:author="MONTMARTIN Benjamin" w:date="2026-04-29T14:08:00Z" w:initials="BM">
     <w:p>
       <w:pPr>
         <w:pStyle w:val="Commentaire"/>
@@ -13079,7 +14695,7 @@
       </w:r>
     </w:p>
   </w:comment>
-  <w:comment w:id="27" w:author="MONTMARTIN Benjamin" w:date="2026-04-29T14:13:00Z" w:initials="BM">
+  <w:comment w:id="33" w:author="Cyril Vincent" w:date="2026-05-05T13:09:00Z" w:initials="CV">
     <w:p>
       <w:pPr>
         <w:pStyle w:val="Commentaire"/>
@@ -13091,11 +14707,27 @@
         <w:annotationRef/>
       </w:r>
       <w:r>
+        <w:t>100 000</w:t>
+      </w:r>
+    </w:p>
+  </w:comment>
+  <w:comment w:id="34" w:author="MONTMARTIN Benjamin" w:date="2026-04-29T14:13:00Z" w:initials="BM">
+    <w:p>
+      <w:pPr>
+        <w:pStyle w:val="Commentaire"/>
+      </w:pPr>
+      <w:r>
+        <w:rPr>
+          <w:rStyle w:val="Marquedecommentaire"/>
+        </w:rPr>
+        <w:annotationRef/>
+      </w:r>
+      <w:r>
         <w:t>Note pour moi: renforcer un peu l’interprétation</w:t>
       </w:r>
     </w:p>
   </w:comment>
-  <w:comment w:id="28" w:author="Cyril Vincent" w:date="2026-04-21T10:01:00Z" w:initials="CV">
+  <w:comment w:id="35" w:author="Cyril Vincent" w:date="2026-04-21T10:01:00Z" w:initials="CV">
     <w:p>
       <w:pPr>
         <w:pStyle w:val="Commentaire"/>
@@ -13111,7 +14743,7 @@
       </w:r>
     </w:p>
   </w:comment>
-  <w:comment w:id="29" w:author="MONTMARTIN Benjamin" w:date="2026-04-17T11:44:00Z" w:initials="BM">
+  <w:comment w:id="36" w:author="MONTMARTIN Benjamin" w:date="2026-04-17T11:44:00Z" w:initials="BM">
     <w:p>
       <w:pPr>
         <w:pStyle w:val="Commentaire"/>
@@ -13127,7 +14759,7 @@
       </w:r>
     </w:p>
   </w:comment>
-  <w:comment w:id="30" w:author="Cyril Vincent" w:date="2026-04-21T08:37:00Z" w:initials="CV">
+  <w:comment w:id="37" w:author="Cyril Vincent" w:date="2026-04-21T08:37:00Z" w:initials="CV">
     <w:p>
       <w:pPr>
         <w:pStyle w:val="Commentaire"/>
@@ -13155,26 +14787,33 @@
   <w15:commentEx w15:paraId="03F45284" w15:paraIdParent="52376E97" w15:done="0"/>
   <w15:commentEx w15:paraId="616716C7" w15:paraIdParent="52376E97" w15:done="0"/>
   <w15:commentEx w15:paraId="689596D2" w15:done="0"/>
-  <w15:commentEx w15:paraId="1FBAC0AA" w15:done="0"/>
+  <w15:commentEx w15:paraId="3C3E709A" w15:paraIdParent="689596D2" w15:done="0"/>
+  <w15:commentEx w15:paraId="4F42442E" w15:done="0"/>
+  <w15:commentEx w15:paraId="64F3FA2E" w15:paraIdParent="4F42442E" w15:done="0"/>
   <w15:commentEx w15:paraId="1B111115" w15:done="0"/>
+  <w15:commentEx w15:paraId="08665A1E" w15:paraIdParent="1B111115" w15:done="0"/>
   <w15:commentEx w15:paraId="0397FDA5" w15:done="0"/>
-  <w15:commentEx w15:paraId="39EADBD1" w15:done="0"/>
+  <w15:commentEx w15:paraId="2E4396AF" w15:paraIdParent="0397FDA5" w15:done="0"/>
   <w15:commentEx w15:paraId="3AA71556" w15:done="0"/>
+  <w15:commentEx w15:paraId="795DDF8F" w15:paraIdParent="3AA71556" w15:done="0"/>
   <w15:commentEx w15:paraId="408785F2" w15:done="0"/>
-  <w15:commentEx w15:paraId="3B240C2E" w15:done="0"/>
-  <w15:commentEx w15:paraId="5A7B835F" w15:done="0"/>
+  <w15:commentEx w15:paraId="4A0C96FA" w15:paraIdParent="408785F2" w15:done="0"/>
   <w15:commentEx w15:paraId="16435DF9" w15:done="0"/>
-  <w15:commentEx w15:paraId="6D6CECBA" w15:done="0"/>
+  <w15:commentEx w15:paraId="6D0D6D86" w15:paraIdParent="16435DF9" w15:done="0"/>
+  <w15:commentEx w15:paraId="03AFBC20" w15:done="0"/>
   <w15:commentEx w15:paraId="0AF3FA35" w15:done="0"/>
+  <w15:commentEx w15:paraId="46CCD07B" w15:paraIdParent="0AF3FA35" w15:done="0"/>
   <w15:commentEx w15:paraId="037AB520" w15:done="0"/>
   <w15:commentEx w15:paraId="6D891C49" w15:done="0"/>
   <w15:commentEx w15:paraId="0EF43C7E" w15:paraIdParent="6D891C49" w15:done="0"/>
   <w15:commentEx w15:paraId="7E476C1A" w15:paraIdParent="6D891C49" w15:done="0"/>
   <w15:commentEx w15:paraId="4F086457" w15:done="0"/>
+  <w15:commentEx w15:paraId="0B3B242B" w15:paraIdParent="4F086457" w15:done="0"/>
   <w15:commentEx w15:paraId="36DCA327" w15:done="0"/>
   <w15:commentEx w15:paraId="409C9F65" w15:paraIdParent="36DCA327" w15:done="0"/>
   <w15:commentEx w15:paraId="4FBDAE1A" w15:paraIdParent="36DCA327" w15:done="0"/>
   <w15:commentEx w15:paraId="7E446372" w15:done="0"/>
+  <w15:commentEx w15:paraId="17FE2A19" w15:paraIdParent="7E446372" w15:done="0"/>
   <w15:commentEx w15:paraId="79920849" w15:done="0"/>
   <w15:commentEx w15:paraId="7BC1B538" w15:done="0"/>
   <w15:commentEx w15:paraId="0F96028B" w15:done="0"/>
@@ -13191,26 +14830,33 @@
   <w16cex:commentExtensible w16cex:durableId="31CA9815" w16cex:dateUtc="2026-04-20T10:41:00Z"/>
   <w16cex:commentExtensible w16cex:durableId="53C2FE73" w16cex:dateUtc="2026-04-21T07:43:00Z"/>
   <w16cex:commentExtensible w16cex:durableId="579129A2" w16cex:dateUtc="2026-04-29T08:38:00Z"/>
-  <w16cex:commentExtensible w16cex:durableId="3AE42A78" w16cex:dateUtc="2026-04-29T08:38:00Z"/>
+  <w16cex:commentExtensible w16cex:durableId="3B8C252E" w16cex:dateUtc="2026-05-04T09:45:00Z"/>
+  <w16cex:commentExtensible w16cex:durableId="4643FACD" w16cex:dateUtc="2026-04-29T08:38:00Z"/>
+  <w16cex:commentExtensible w16cex:durableId="61BB3D22" w16cex:dateUtc="2026-05-04T09:46:00Z"/>
   <w16cex:commentExtensible w16cex:durableId="164F3BA4" w16cex:dateUtc="2026-04-29T08:40:00Z"/>
+  <w16cex:commentExtensible w16cex:durableId="6F4E823D" w16cex:dateUtc="2026-05-04T11:23:00Z"/>
   <w16cex:commentExtensible w16cex:durableId="7B8A7E9F" w16cex:dateUtc="2026-04-29T08:41:00Z"/>
-  <w16cex:commentExtensible w16cex:durableId="618A4FA1" w16cex:dateUtc="2026-04-29T08:43:00Z"/>
+  <w16cex:commentExtensible w16cex:durableId="4F2701CD" w16cex:dateUtc="2026-05-04T11:23:00Z"/>
   <w16cex:commentExtensible w16cex:durableId="773161DF" w16cex:dateUtc="2026-04-29T10:42:00Z"/>
+  <w16cex:commentExtensible w16cex:durableId="350C6B2A" w16cex:dateUtc="2026-05-04T11:25:00Z"/>
   <w16cex:commentExtensible w16cex:durableId="776A2A16" w16cex:dateUtc="2026-04-29T11:13:00Z"/>
-  <w16cex:commentExtensible w16cex:durableId="35B258A6" w16cex:dateUtc="2026-04-29T11:15:00Z"/>
-  <w16cex:commentExtensible w16cex:durableId="4E93AB5F" w16cex:dateUtc="2026-04-29T11:21:00Z"/>
+  <w16cex:commentExtensible w16cex:durableId="1F0132BB" w16cex:dateUtc="2026-05-04T11:26:00Z"/>
   <w16cex:commentExtensible w16cex:durableId="0D1125DF" w16cex:dateUtc="2026-04-29T11:27:00Z"/>
-  <w16cex:commentExtensible w16cex:durableId="3DC69565" w16cex:dateUtc="2026-04-29T11:29:00Z"/>
+  <w16cex:commentExtensible w16cex:durableId="322A0770" w16cex:dateUtc="2026-05-05T11:10:00Z"/>
+  <w16cex:commentExtensible w16cex:durableId="4F6F64CA" w16cex:dateUtc="2026-04-29T11:29:00Z"/>
   <w16cex:commentExtensible w16cex:durableId="7BCA197E" w16cex:dateUtc="2026-04-29T11:30:00Z"/>
+  <w16cex:commentExtensible w16cex:durableId="666153FC" w16cex:dateUtc="2026-05-05T09:43:00Z"/>
   <w16cex:commentExtensible w16cex:durableId="2B15D365" w16cex:dateUtc="2026-04-29T11:32:00Z"/>
   <w16cex:commentExtensible w16cex:durableId="273D6C06" w16cex:dateUtc="2026-04-22T20:46:00Z"/>
   <w16cex:commentExtensible w16cex:durableId="3305CA85" w16cex:dateUtc="2026-04-27T13:20:00Z"/>
   <w16cex:commentExtensible w16cex:durableId="60ECD91A" w16cex:dateUtc="2026-04-29T11:23:00Z"/>
   <w16cex:commentExtensible w16cex:durableId="3F37836C" w16cex:dateUtc="2026-04-29T11:38:00Z"/>
+  <w16cex:commentExtensible w16cex:durableId="3E89D8A7" w16cex:dateUtc="2026-05-05T11:07:00Z"/>
   <w16cex:commentExtensible w16cex:durableId="7124EE28" w16cex:dateUtc="2026-04-23T07:54:00Z"/>
   <w16cex:commentExtensible w16cex:durableId="45493965" w16cex:dateUtc="2026-04-27T14:24:00Z"/>
   <w16cex:commentExtensible w16cex:durableId="3418A286" w16cex:dateUtc="2026-04-29T11:54:00Z"/>
   <w16cex:commentExtensible w16cex:durableId="3885BD96" w16cex:dateUtc="2026-04-29T12:08:00Z"/>
+  <w16cex:commentExtensible w16cex:durableId="1B183E68" w16cex:dateUtc="2026-05-05T11:09:00Z"/>
   <w16cex:commentExtensible w16cex:durableId="123FF716" w16cex:dateUtc="2026-04-29T12:13:00Z"/>
   <w16cex:commentExtensible w16cex:durableId="15F8C9B4" w16cex:dateUtc="2026-04-21T08:01:00Z"/>
   <w16cex:commentExtensible w16cex:durableId="315DA95D" w16cex:dateUtc="2026-04-17T09:44:00Z"/>
@@ -13227,26 +14873,33 @@
   <w16cid:commentId w16cid:paraId="03F45284" w16cid:durableId="31CA9815"/>
   <w16cid:commentId w16cid:paraId="616716C7" w16cid:durableId="53C2FE73"/>
   <w16cid:commentId w16cid:paraId="689596D2" w16cid:durableId="579129A2"/>
-  <w16cid:commentId w16cid:paraId="1FBAC0AA" w16cid:durableId="3AE42A78"/>
+  <w16cid:commentId w16cid:paraId="3C3E709A" w16cid:durableId="3B8C252E"/>
+  <w16cid:commentId w16cid:paraId="4F42442E" w16cid:durableId="4643FACD"/>
+  <w16cid:commentId w16cid:paraId="64F3FA2E" w16cid:durableId="61BB3D22"/>
   <w16cid:commentId w16cid:paraId="1B111115" w16cid:durableId="164F3BA4"/>
+  <w16cid:commentId w16cid:paraId="08665A1E" w16cid:durableId="6F4E823D"/>
   <w16cid:commentId w16cid:paraId="0397FDA5" w16cid:durableId="7B8A7E9F"/>
-  <w16cid:commentId w16cid:paraId="39EADBD1" w16cid:durableId="618A4FA1"/>
+  <w16cid:commentId w16cid:paraId="2E4396AF" w16cid:durableId="4F2701CD"/>
   <w16cid:commentId w16cid:paraId="3AA71556" w16cid:durableId="773161DF"/>
+  <w16cid:commentId w16cid:paraId="795DDF8F" w16cid:durableId="350C6B2A"/>
   <w16cid:commentId w16cid:paraId="408785F2" w16cid:durableId="776A2A16"/>
-  <w16cid:commentId w16cid:paraId="3B240C2E" w16cid:durableId="35B258A6"/>
-  <w16cid:commentId w16cid:paraId="5A7B835F" w16cid:durableId="4E93AB5F"/>
+  <w16cid:commentId w16cid:paraId="4A0C96FA" w16cid:durableId="1F0132BB"/>
   <w16cid:commentId w16cid:paraId="16435DF9" w16cid:durableId="0D1125DF"/>
-  <w16cid:commentId w16cid:paraId="6D6CECBA" w16cid:durableId="3DC69565"/>
+  <w16cid:commentId w16cid:paraId="6D0D6D86" w16cid:durableId="322A0770"/>
+  <w16cid:commentId w16cid:paraId="03AFBC20" w16cid:durableId="4F6F64CA"/>
   <w16cid:commentId w16cid:paraId="0AF3FA35" w16cid:durableId="7BCA197E"/>
+  <w16cid:commentId w16cid:paraId="46CCD07B" w16cid:durableId="666153FC"/>
   <w16cid:commentId w16cid:paraId="037AB520" w16cid:durableId="2B15D365"/>
   <w16cid:commentId w16cid:paraId="6D891C49" w16cid:durableId="273D6C06"/>
   <w16cid:commentId w16cid:paraId="0EF43C7E" w16cid:durableId="3305CA85"/>
   <w16cid:commentId w16cid:paraId="7E476C1A" w16cid:durableId="60ECD91A"/>
   <w16cid:commentId w16cid:paraId="4F086457" w16cid:durableId="3F37836C"/>
+  <w16cid:commentId w16cid:paraId="0B3B242B" w16cid:durableId="3E89D8A7"/>
   <w16cid:commentId w16cid:paraId="36DCA327" w16cid:durableId="7124EE28"/>
   <w16cid:commentId w16cid:paraId="409C9F65" w16cid:durableId="45493965"/>
   <w16cid:commentId w16cid:paraId="4FBDAE1A" w16cid:durableId="3418A286"/>
   <w16cid:commentId w16cid:paraId="7E446372" w16cid:durableId="3885BD96"/>
+  <w16cid:commentId w16cid:paraId="17FE2A19" w16cid:durableId="1B183E68"/>
   <w16cid:commentId w16cid:paraId="79920849" w16cid:durableId="123FF716"/>
   <w16cid:commentId w16cid:paraId="7BC1B538" w16cid:durableId="15F8C9B4"/>
   <w16cid:commentId w16cid:paraId="0F96028B" w16cid:durableId="315DA95D"/>
@@ -13304,7 +14957,60 @@
   <w:footnote w:id="1">
     <w:p>
       <w:pPr>
+        <w:jc w:val="both"/>
+        <w:rPr>
+          <w:kern w:val="0"/>
+          <w14:ligatures w14:val="none"/>
+        </w:rPr>
+      </w:pPr>
+      <w:r>
+        <w:rPr>
+          <w:rStyle w:val="Appelnotedebasdep"/>
+        </w:rPr>
+        <w:footnoteRef/>
+      </w:r>
+      <w:r>
+        <w:t xml:space="preserve"> Nous utilisons l’algorithme de pattern matching Gestalt ainsi qu’un modèle de machine learning développé en interne, permettant d’identifier les adresses les plus similaires dans environ 90 % des cas.</w:t>
+      </w:r>
+    </w:p>
+    <w:p>
+      <w:pPr>
         <w:pStyle w:val="Notedebasdepage"/>
+      </w:pPr>
+    </w:p>
+  </w:footnote>
+  <w:footnote w:id="2">
+    <w:p>
+      <w:pPr>
+        <w:pStyle w:val="Notedebasdepage"/>
+      </w:pPr>
+      <w:r>
+        <w:rPr>
+          <w:rStyle w:val="Appelnotedebasdep"/>
+        </w:rPr>
+        <w:footnoteRef/>
+      </w:r>
+      <w:r>
+        <w:t xml:space="preserve"> La documentation OpenDAMIR se trouve dans le document </w:t>
+      </w:r>
+      <w:r>
+        <w:t>202</w:t>
+      </w:r>
+      <w:r>
+        <w:t>5</w:t>
+      </w:r>
+      <w:r>
+        <w:t>_descriptif-variables_open-damir-base-complete.xlsx</w:t>
+      </w:r>
+      <w:r>
+        <w:t xml:space="preserve"> fournit avec les données</w:t>
+      </w:r>
+    </w:p>
+  </w:footnote>
+  <w:footnote w:id="3">
+    <w:p>
+      <w:pPr>
+        <w:pStyle w:val="Notedebasdepage"/>
         <w:jc w:val="both"/>
         <w:rPr>
           <w:lang w:val="en-US"/>
@@ -13320,7 +15026,13 @@
         <w:rPr>
           <w:lang w:val="en-US"/>
         </w:rPr>
-        <w:t xml:space="preserve"> Radke J.et L. Mu (2000). “Spatial decomposition, modeling and mapping service regions</w:t>
+        <w:t xml:space="preserve"> Radke J.et L. Mu (2000). </w:t>
+      </w:r>
+      <w:r>
+        <w:rPr>
+          <w:lang w:val="en-US"/>
+        </w:rPr>
+        <w:t>“Spatial decomposition, modeling and mapping service regions</w:t>
       </w:r>
       <w:r>
         <w:rPr>
@@ -13359,7 +15071,7 @@
       </w:pPr>
     </w:p>
   </w:footnote>
-  <w:footnote w:id="2">
+  <w:footnote w:id="4">
     <w:p>
       <w:pPr>
         <w:pStyle w:val="Notedebasdepage"/>
@@ -13442,241 +15154,6 @@
 <file path=word/numbering.xml><?xml version="1.0" encoding="utf-8"?>
 <w:numbering xmlns:wpc="http://schemas.microsoft.com/office/word/2010/wordprocessingCanvas" xmlns:cx="http://schemas.microsoft.com/office/drawing/2014/chartex" xmlns:cx1="http://schemas.microsoft.com/office/drawing/2015/9/8/chartex" xmlns:cx2="http://schemas.microsoft.com/office/drawing/2015/10/21/chartex" xmlns:cx3="http://schemas.microsoft.com/office/drawing/2016/5/9/chartex" xmlns:cx4="http://schemas.microsoft.com/office/drawing/2016/5/10/chartex" xmlns:cx5="http://schemas.microsoft.com/office/drawing/2016/5/11/chartex" xmlns:cx6="http://schemas.microsoft.com/office/drawing/2016/5/12/chartex" xmlns:cx7="http://schemas.microsoft.com/office/drawing/2016/5/13/chartex" xmlns:cx8="http://schemas.microsoft.com/office/drawing/2016/5/14/chartex" xmlns:mc="http://schemas.openxmlformats.org/markup-compatibility/2006" xmlns:aink="http://schemas.microsoft.com/office/drawing/2016/ink" xmlns:am3d="http://schemas.microsoft.com/office/drawing/2017/model3d" xmlns:o="urn:schemas-microsoft-com:office:office" xmlns:oel="http://schemas.microsoft.com/office/2019/extlst" xmlns:r="http://schemas.openxmlformats.org/officeDocument/2006/relationships" xmlns:m="http://schemas.openxmlformats.org/officeDocument/2006/math" xmlns:v="urn:schemas-microsoft-com:vml" xmlns:wp14="http://schemas.microsoft.com/office/word/2010/wordprocessingDrawing" xmlns:wp="http://schemas.openxmlformats.org/drawingml/2006/wordprocessingDrawing" xmlns:w10="urn:schemas-microsoft-com:office:word" xmlns:w="http://schemas.openxmlformats.org/wordprocessingml/2006/main" xmlns:w14="http://schemas.microsoft.com/office/word/2010/wordml" xmlns:w15="http://schemas.microsoft.com/office/word/2012/wordml" xmlns:w16cex="http://schemas.microsoft.com/office/word/2018/wordml/cex" xmlns:w16cid="http://schemas.microsoft.com/office/word/2016/wordml/cid" xmlns:w16="http://schemas.microsoft.com/office/word/2018/wordml" xmlns:w16du="http://schemas.microsoft.com/office/word/2023/wordml/word16du" xmlns:w16sdtdh="http://schemas.microsoft.com/office/word/2020/wordml/sdtdatahash" xmlns:w16sdtfl="http://schemas.microsoft.com/office/word/2024/wordml/sdtformatlock" xmlns:w16se="http://schemas.microsoft.com/office/word/2015/wordml/symex" xmlns:wpg="http://schemas.microsoft.com/office/word/2010/wordprocessingGroup" xmlns:wpi="http://schemas.microsoft.com/office/word/2010/wordprocessingInk" xmlns:wne="http://schemas.microsoft.com/office/word/2006/wordml" xmlns:wps="http://schemas.microsoft.com/office/word/2010/wordprocessingShape" mc:Ignorable="w14 w15 w16se w16cid w16 w16cex w16sdtdh w16sdtfl w16du wp14">
   <w:abstractNum w:abstractNumId="0" w15:restartNumberingAfterBreak="0">
-    <w:nsid w:val="059434DD"/>
-    <w:multiLevelType w:val="multilevel"/>
-    <w:tmpl w:val="040C001F"/>
-    <w:lvl w:ilvl="0">
-      <w:start w:val="1"/>
-      <w:numFmt w:val="decimal"/>
-      <w:lvlText w:val="%1."/>
-      <w:lvlJc w:val="left"/>
-      <w:pPr>
-        <w:ind w:left="360" w:hanging="360"/>
-      </w:pPr>
-    </w:lvl>
-    <w:lvl w:ilvl="1">
-      <w:start w:val="1"/>
-      <w:numFmt w:val="decimal"/>
-      <w:lvlText w:val="%1.%2."/>
-      <w:lvlJc w:val="left"/>
-      <w:pPr>
-        <w:ind w:left="792" w:hanging="432"/>
-      </w:pPr>
-    </w:lvl>
-    <w:lvl w:ilvl="2">
-      <w:start w:val="1"/>
-      <w:numFmt w:val="decimal"/>
-      <w:lvlText w:val="%1.%2.%3."/>
-      <w:lvlJc w:val="left"/>
-      <w:pPr>
-        <w:ind w:left="1224" w:hanging="504"/>
-      </w:pPr>
-    </w:lvl>
-    <w:lvl w:ilvl="3">
-      <w:start w:val="1"/>
-      <w:numFmt w:val="decimal"/>
-      <w:lvlText w:val="%1.%2.%3.%4."/>
-      <w:lvlJc w:val="left"/>
-      <w:pPr>
-        <w:ind w:left="1728" w:hanging="648"/>
-      </w:pPr>
-    </w:lvl>
-    <w:lvl w:ilvl="4">
-      <w:start w:val="1"/>
-      <w:numFmt w:val="decimal"/>
-      <w:lvlText w:val="%1.%2.%3.%4.%5."/>
-      <w:lvlJc w:val="left"/>
-      <w:pPr>
-        <w:ind w:left="2232" w:hanging="792"/>
-      </w:pPr>
-    </w:lvl>
-    <w:lvl w:ilvl="5">
-      <w:start w:val="1"/>
-      <w:numFmt w:val="decimal"/>
-      <w:lvlText w:val="%1.%2.%3.%4.%5.%6."/>
-      <w:lvlJc w:val="left"/>
-      <w:pPr>
-        <w:ind w:left="2736" w:hanging="936"/>
-      </w:pPr>
-    </w:lvl>
-    <w:lvl w:ilvl="6">
-      <w:start w:val="1"/>
-      <w:numFmt w:val="decimal"/>
-      <w:lvlText w:val="%1.%2.%3.%4.%5.%6.%7."/>
-      <w:lvlJc w:val="left"/>
-      <w:pPr>
-        <w:ind w:left="3240" w:hanging="1080"/>
-      </w:pPr>
-    </w:lvl>
-    <w:lvl w:ilvl="7">
-      <w:start w:val="1"/>
-      <w:numFmt w:val="decimal"/>
-      <w:lvlText w:val="%1.%2.%3.%4.%5.%6.%7.%8."/>
-      <w:lvlJc w:val="left"/>
-      <w:pPr>
-        <w:ind w:left="3744" w:hanging="1224"/>
-      </w:pPr>
-    </w:lvl>
-    <w:lvl w:ilvl="8">
-      <w:start w:val="1"/>
-      <w:numFmt w:val="decimal"/>
-      <w:lvlText w:val="%1.%2.%3.%4.%5.%6.%7.%8.%9."/>
-      <w:lvlJc w:val="left"/>
-      <w:pPr>
-        <w:ind w:left="4320" w:hanging="1440"/>
-      </w:pPr>
-    </w:lvl>
-  </w:abstractNum>
-  <w:abstractNum w:abstractNumId="1" w15:restartNumberingAfterBreak="0">
-    <w:nsid w:val="070D351B"/>
-    <w:multiLevelType w:val="multilevel"/>
-    <w:tmpl w:val="101666DE"/>
-    <w:lvl w:ilvl="0">
-      <w:start w:val="1"/>
-      <w:numFmt w:val="bullet"/>
-      <w:lvlText w:val=""/>
-      <w:lvlJc w:val="left"/>
-      <w:pPr>
-        <w:tabs>
-          <w:tab w:val="num" w:pos="720"/>
-        </w:tabs>
-        <w:ind w:left="720" w:hanging="360"/>
-      </w:pPr>
-      <w:rPr>
-        <w:rFonts w:ascii="Symbol" w:hAnsi="Symbol" w:hint="default"/>
-        <w:sz w:val="20"/>
-      </w:rPr>
-    </w:lvl>
-    <w:lvl w:ilvl="1" w:tentative="1">
-      <w:start w:val="1"/>
-      <w:numFmt w:val="bullet"/>
-      <w:lvlText w:val="o"/>
-      <w:lvlJc w:val="left"/>
-      <w:pPr>
-        <w:tabs>
-          <w:tab w:val="num" w:pos="1440"/>
-        </w:tabs>
-        <w:ind w:left="1440" w:hanging="360"/>
-      </w:pPr>
-      <w:rPr>
-        <w:rFonts w:ascii="Courier New" w:hAnsi="Courier New" w:hint="default"/>
-        <w:sz w:val="20"/>
-      </w:rPr>
-    </w:lvl>
-    <w:lvl w:ilvl="2" w:tentative="1">
-      <w:start w:val="1"/>
-      <w:numFmt w:val="bullet"/>
-      <w:lvlText w:val=""/>
-      <w:lvlJc w:val="left"/>
-      <w:pPr>
-        <w:tabs>
-          <w:tab w:val="num" w:pos="2160"/>
-        </w:tabs>
-        <w:ind w:left="2160" w:hanging="360"/>
-      </w:pPr>
-      <w:rPr>
-        <w:rFonts w:ascii="Wingdings" w:hAnsi="Wingdings" w:hint="default"/>
-        <w:sz w:val="20"/>
-      </w:rPr>
-    </w:lvl>
-    <w:lvl w:ilvl="3" w:tentative="1">
-      <w:start w:val="1"/>
-      <w:numFmt w:val="bullet"/>
-      <w:lvlText w:val=""/>
-      <w:lvlJc w:val="left"/>
-      <w:pPr>
-        <w:tabs>
-          <w:tab w:val="num" w:pos="2880"/>
-        </w:tabs>
-        <w:ind w:left="2880" w:hanging="360"/>
-      </w:pPr>
-      <w:rPr>
-        <w:rFonts w:ascii="Wingdings" w:hAnsi="Wingdings" w:hint="default"/>
-        <w:sz w:val="20"/>
-      </w:rPr>
-    </w:lvl>
-    <w:lvl w:ilvl="4" w:tentative="1">
-      <w:start w:val="1"/>
-      <w:numFmt w:val="bullet"/>
-      <w:lvlText w:val=""/>
-      <w:lvlJc w:val="left"/>
-      <w:pPr>
-        <w:tabs>
-          <w:tab w:val="num" w:pos="3600"/>
-        </w:tabs>
-        <w:ind w:left="3600" w:hanging="360"/>
-      </w:pPr>
-      <w:rPr>
-        <w:rFonts w:ascii="Wingdings" w:hAnsi="Wingdings" w:hint="default"/>
-        <w:sz w:val="20"/>
-      </w:rPr>
-    </w:lvl>
-    <w:lvl w:ilvl="5" w:tentative="1">
-      <w:start w:val="1"/>
-      <w:numFmt w:val="bullet"/>
-      <w:lvlText w:val=""/>
-      <w:lvlJc w:val="left"/>
-      <w:pPr>
-        <w:tabs>
-          <w:tab w:val="num" w:pos="4320"/>
-        </w:tabs>
-        <w:ind w:left="4320" w:hanging="360"/>
-      </w:pPr>
-      <w:rPr>
-        <w:rFonts w:ascii="Wingdings" w:hAnsi="Wingdings" w:hint="default"/>
-        <w:sz w:val="20"/>
-      </w:rPr>
-    </w:lvl>
-    <w:lvl w:ilvl="6" w:tentative="1">
-      <w:start w:val="1"/>
-      <w:numFmt w:val="bullet"/>
-      <w:lvlText w:val=""/>
-      <w:lvlJc w:val="left"/>
-      <w:pPr>
-        <w:tabs>
-          <w:tab w:val="num" w:pos="5040"/>
-        </w:tabs>
-        <w:ind w:left="5040" w:hanging="360"/>
-      </w:pPr>
-      <w:rPr>
-        <w:rFonts w:ascii="Wingdings" w:hAnsi="Wingdings" w:hint="default"/>
-        <w:sz w:val="20"/>
-      </w:rPr>
-    </w:lvl>
-    <w:lvl w:ilvl="7" w:tentative="1">
-      <w:start w:val="1"/>
-      <w:numFmt w:val="bullet"/>
-      <w:lvlText w:val=""/>
-      <w:lvlJc w:val="left"/>
-      <w:pPr>
-        <w:tabs>
-          <w:tab w:val="num" w:pos="5760"/>
-        </w:tabs>
-        <w:ind w:left="5760" w:hanging="360"/>
-      </w:pPr>
-      <w:rPr>
-        <w:rFonts w:ascii="Wingdings" w:hAnsi="Wingdings" w:hint="default"/>
-        <w:sz w:val="20"/>
-      </w:rPr>
-    </w:lvl>
-    <w:lvl w:ilvl="8" w:tentative="1">
-      <w:start w:val="1"/>
-      <w:numFmt w:val="bullet"/>
-      <w:lvlText w:val=""/>
-      <w:lvlJc w:val="left"/>
-      <w:pPr>
-        <w:tabs>
-          <w:tab w:val="num" w:pos="6480"/>
-        </w:tabs>
-        <w:ind w:left="6480" w:hanging="360"/>
-      </w:pPr>
-      <w:rPr>
-        <w:rFonts w:ascii="Wingdings" w:hAnsi="Wingdings" w:hint="default"/>
-        <w:sz w:val="20"/>
-      </w:rPr>
-    </w:lvl>
-  </w:abstractNum>
-  <w:abstractNum w:abstractNumId="2" w15:restartNumberingAfterBreak="0">
     <w:nsid w:val="087A7222"/>
     <w:multiLevelType w:val="hybridMultilevel"/>
     <w:tmpl w:val="872E8CDA"/>
@@ -13789,179 +15266,7 @@
       </w:rPr>
     </w:lvl>
   </w:abstractNum>
-  <w:abstractNum w:abstractNumId="3" w15:restartNumberingAfterBreak="0">
-    <w:nsid w:val="0B15544B"/>
-    <w:multiLevelType w:val="multilevel"/>
-    <w:tmpl w:val="CCD0CBC4"/>
-    <w:lvl w:ilvl="0">
-      <w:start w:val="1"/>
-      <w:numFmt w:val="decimal"/>
-      <w:lvlText w:val="%1."/>
-      <w:lvlJc w:val="left"/>
-      <w:pPr>
-        <w:ind w:left="360" w:hanging="360"/>
-      </w:pPr>
-    </w:lvl>
-    <w:lvl w:ilvl="1">
-      <w:start w:val="1"/>
-      <w:numFmt w:val="decimal"/>
-      <w:lvlText w:val="%1.%2."/>
-      <w:lvlJc w:val="left"/>
-      <w:pPr>
-        <w:ind w:left="792" w:hanging="432"/>
-      </w:pPr>
-    </w:lvl>
-    <w:lvl w:ilvl="2">
-      <w:start w:val="1"/>
-      <w:numFmt w:val="decimal"/>
-      <w:lvlText w:val="%1.%2.%3."/>
-      <w:lvlJc w:val="left"/>
-      <w:pPr>
-        <w:ind w:left="1224" w:hanging="504"/>
-      </w:pPr>
-    </w:lvl>
-    <w:lvl w:ilvl="3">
-      <w:start w:val="1"/>
-      <w:numFmt w:val="decimal"/>
-      <w:lvlText w:val="%1.%2.%3.%4."/>
-      <w:lvlJc w:val="left"/>
-      <w:pPr>
-        <w:ind w:left="1728" w:hanging="648"/>
-      </w:pPr>
-    </w:lvl>
-    <w:lvl w:ilvl="4">
-      <w:start w:val="1"/>
-      <w:numFmt w:val="decimal"/>
-      <w:lvlText w:val="%1.%2.%3.%4.%5."/>
-      <w:lvlJc w:val="left"/>
-      <w:pPr>
-        <w:ind w:left="2232" w:hanging="792"/>
-      </w:pPr>
-    </w:lvl>
-    <w:lvl w:ilvl="5">
-      <w:start w:val="1"/>
-      <w:numFmt w:val="decimal"/>
-      <w:lvlText w:val="%1.%2.%3.%4.%5.%6."/>
-      <w:lvlJc w:val="left"/>
-      <w:pPr>
-        <w:ind w:left="2736" w:hanging="936"/>
-      </w:pPr>
-    </w:lvl>
-    <w:lvl w:ilvl="6">
-      <w:start w:val="1"/>
-      <w:numFmt w:val="decimal"/>
-      <w:lvlText w:val="%1.%2.%3.%4.%5.%6.%7."/>
-      <w:lvlJc w:val="left"/>
-      <w:pPr>
-        <w:ind w:left="3240" w:hanging="1080"/>
-      </w:pPr>
-    </w:lvl>
-    <w:lvl w:ilvl="7">
-      <w:start w:val="1"/>
-      <w:numFmt w:val="decimal"/>
-      <w:lvlText w:val="%1.%2.%3.%4.%5.%6.%7.%8."/>
-      <w:lvlJc w:val="left"/>
-      <w:pPr>
-        <w:ind w:left="3744" w:hanging="1224"/>
-      </w:pPr>
-    </w:lvl>
-    <w:lvl w:ilvl="8">
-      <w:start w:val="1"/>
-      <w:numFmt w:val="decimal"/>
-      <w:lvlText w:val="%1.%2.%3.%4.%5.%6.%7.%8.%9."/>
-      <w:lvlJc w:val="left"/>
-      <w:pPr>
-        <w:ind w:left="4320" w:hanging="1440"/>
-      </w:pPr>
-    </w:lvl>
-  </w:abstractNum>
-  <w:abstractNum w:abstractNumId="4" w15:restartNumberingAfterBreak="0">
-    <w:nsid w:val="0C02691C"/>
-    <w:multiLevelType w:val="multilevel"/>
-    <w:tmpl w:val="143A536C"/>
-    <w:lvl w:ilvl="0">
-      <w:start w:val="1"/>
-      <w:numFmt w:val="decimal"/>
-      <w:lvlText w:val="%1."/>
-      <w:lvlJc w:val="left"/>
-      <w:pPr>
-        <w:ind w:left="360" w:hanging="360"/>
-      </w:pPr>
-    </w:lvl>
-    <w:lvl w:ilvl="1">
-      <w:start w:val="1"/>
-      <w:numFmt w:val="decimal"/>
-      <w:lvlText w:val="%1.%2."/>
-      <w:lvlJc w:val="left"/>
-      <w:pPr>
-        <w:ind w:left="792" w:hanging="432"/>
-      </w:pPr>
-    </w:lvl>
-    <w:lvl w:ilvl="2">
-      <w:start w:val="1"/>
-      <w:numFmt w:val="decimal"/>
-      <w:lvlText w:val="%1.%2.%3."/>
-      <w:lvlJc w:val="left"/>
-      <w:pPr>
-        <w:ind w:left="1224" w:hanging="504"/>
-      </w:pPr>
-    </w:lvl>
-    <w:lvl w:ilvl="3">
-      <w:start w:val="1"/>
-      <w:numFmt w:val="decimal"/>
-      <w:lvlText w:val="%1.%2.%3.%4."/>
-      <w:lvlJc w:val="left"/>
-      <w:pPr>
-        <w:ind w:left="1728" w:hanging="648"/>
-      </w:pPr>
-    </w:lvl>
-    <w:lvl w:ilvl="4">
-      <w:start w:val="1"/>
-      <w:numFmt w:val="decimal"/>
-      <w:lvlText w:val="%1.%2.%3.%4.%5."/>
-      <w:lvlJc w:val="left"/>
-      <w:pPr>
-        <w:ind w:left="2232" w:hanging="792"/>
-      </w:pPr>
-    </w:lvl>
-    <w:lvl w:ilvl="5">
-      <w:start w:val="1"/>
-      <w:numFmt w:val="decimal"/>
-      <w:lvlText w:val="%1.%2.%3.%4.%5.%6."/>
-      <w:lvlJc w:val="left"/>
-      <w:pPr>
-        <w:ind w:left="2736" w:hanging="936"/>
-      </w:pPr>
-    </w:lvl>
-    <w:lvl w:ilvl="6">
-      <w:start w:val="1"/>
-      <w:numFmt w:val="decimal"/>
-      <w:lvlText w:val="%1.%2.%3.%4.%5.%6.%7."/>
-      <w:lvlJc w:val="left"/>
-      <w:pPr>
-        <w:ind w:left="3240" w:hanging="1080"/>
-      </w:pPr>
-    </w:lvl>
-    <w:lvl w:ilvl="7">
-      <w:start w:val="1"/>
-      <w:numFmt w:val="decimal"/>
-      <w:lvlText w:val="%1.%2.%3.%4.%5.%6.%7.%8."/>
-      <w:lvlJc w:val="left"/>
-      <w:pPr>
-        <w:ind w:left="3744" w:hanging="1224"/>
-      </w:pPr>
-    </w:lvl>
-    <w:lvl w:ilvl="8">
-      <w:start w:val="1"/>
-      <w:numFmt w:val="decimal"/>
-      <w:lvlText w:val="%1.%2.%3.%4.%5.%6.%7.%8.%9."/>
-      <w:lvlJc w:val="left"/>
-      <w:pPr>
-        <w:ind w:left="4320" w:hanging="1440"/>
-      </w:pPr>
-    </w:lvl>
-  </w:abstractNum>
-  <w:abstractNum w:abstractNumId="5" w15:restartNumberingAfterBreak="0">
+  <w:abstractNum w:abstractNumId="1" w15:restartNumberingAfterBreak="0">
     <w:nsid w:val="15E64CC6"/>
     <w:multiLevelType w:val="hybridMultilevel"/>
     <w:tmpl w:val="4018241E"/>
@@ -14074,308 +15379,10 @@
       </w:rPr>
     </w:lvl>
   </w:abstractNum>
-  <w:abstractNum w:abstractNumId="6" w15:restartNumberingAfterBreak="0">
-    <w:nsid w:val="1D5619B0"/>
-    <w:multiLevelType w:val="multilevel"/>
-    <w:tmpl w:val="46D6E7D6"/>
-    <w:lvl w:ilvl="0">
-      <w:start w:val="1"/>
-      <w:numFmt w:val="bullet"/>
-      <w:lvlText w:val=""/>
-      <w:lvlJc w:val="left"/>
-      <w:pPr>
-        <w:tabs>
-          <w:tab w:val="num" w:pos="720"/>
-        </w:tabs>
-        <w:ind w:left="720" w:hanging="360"/>
-      </w:pPr>
-      <w:rPr>
-        <w:rFonts w:ascii="Symbol" w:hAnsi="Symbol" w:hint="default"/>
-        <w:sz w:val="20"/>
-      </w:rPr>
-    </w:lvl>
-    <w:lvl w:ilvl="1" w:tentative="1">
-      <w:start w:val="1"/>
-      <w:numFmt w:val="bullet"/>
-      <w:lvlText w:val="o"/>
-      <w:lvlJc w:val="left"/>
-      <w:pPr>
-        <w:tabs>
-          <w:tab w:val="num" w:pos="1440"/>
-        </w:tabs>
-        <w:ind w:left="1440" w:hanging="360"/>
-      </w:pPr>
-      <w:rPr>
-        <w:rFonts w:ascii="Courier New" w:hAnsi="Courier New" w:hint="default"/>
-        <w:sz w:val="20"/>
-      </w:rPr>
-    </w:lvl>
-    <w:lvl w:ilvl="2" w:tentative="1">
-      <w:start w:val="1"/>
-      <w:numFmt w:val="bullet"/>
-      <w:lvlText w:val=""/>
-      <w:lvlJc w:val="left"/>
-      <w:pPr>
-        <w:tabs>
-          <w:tab w:val="num" w:pos="2160"/>
-        </w:tabs>
-        <w:ind w:left="2160" w:hanging="360"/>
-      </w:pPr>
-      <w:rPr>
-        <w:rFonts w:ascii="Wingdings" w:hAnsi="Wingdings" w:hint="default"/>
-        <w:sz w:val="20"/>
-      </w:rPr>
-    </w:lvl>
-    <w:lvl w:ilvl="3" w:tentative="1">
-      <w:start w:val="1"/>
-      <w:numFmt w:val="bullet"/>
-      <w:lvlText w:val=""/>
-      <w:lvlJc w:val="left"/>
-      <w:pPr>
-        <w:tabs>
-          <w:tab w:val="num" w:pos="2880"/>
-        </w:tabs>
-        <w:ind w:left="2880" w:hanging="360"/>
-      </w:pPr>
-      <w:rPr>
-        <w:rFonts w:ascii="Wingdings" w:hAnsi="Wingdings" w:hint="default"/>
-        <w:sz w:val="20"/>
-      </w:rPr>
-    </w:lvl>
-    <w:lvl w:ilvl="4" w:tentative="1">
-      <w:start w:val="1"/>
-      <w:numFmt w:val="bullet"/>
-      <w:lvlText w:val=""/>
-      <w:lvlJc w:val="left"/>
-      <w:pPr>
-        <w:tabs>
-          <w:tab w:val="num" w:pos="3600"/>
-        </w:tabs>
-        <w:ind w:left="3600" w:hanging="360"/>
-      </w:pPr>
-      <w:rPr>
-        <w:rFonts w:ascii="Wingdings" w:hAnsi="Wingdings" w:hint="default"/>
-        <w:sz w:val="20"/>
-      </w:rPr>
-    </w:lvl>
-    <w:lvl w:ilvl="5" w:tentative="1">
-      <w:start w:val="1"/>
-      <w:numFmt w:val="bullet"/>
-      <w:lvlText w:val=""/>
-      <w:lvlJc w:val="left"/>
-      <w:pPr>
-        <w:tabs>
-          <w:tab w:val="num" w:pos="4320"/>
-        </w:tabs>
-        <w:ind w:left="4320" w:hanging="360"/>
-      </w:pPr>
-      <w:rPr>
-        <w:rFonts w:ascii="Wingdings" w:hAnsi="Wingdings" w:hint="default"/>
-        <w:sz w:val="20"/>
-      </w:rPr>
-    </w:lvl>
-    <w:lvl w:ilvl="6" w:tentative="1">
-      <w:start w:val="1"/>
-      <w:numFmt w:val="bullet"/>
-      <w:lvlText w:val=""/>
-      <w:lvlJc w:val="left"/>
-      <w:pPr>
-        <w:tabs>
-          <w:tab w:val="num" w:pos="5040"/>
-        </w:tabs>
-        <w:ind w:left="5040" w:hanging="360"/>
-      </w:pPr>
-      <w:rPr>
-        <w:rFonts w:ascii="Wingdings" w:hAnsi="Wingdings" w:hint="default"/>
-        <w:sz w:val="20"/>
-      </w:rPr>
-    </w:lvl>
-    <w:lvl w:ilvl="7" w:tentative="1">
-      <w:start w:val="1"/>
-      <w:numFmt w:val="bullet"/>
-      <w:lvlText w:val=""/>
-      <w:lvlJc w:val="left"/>
-      <w:pPr>
-        <w:tabs>
-          <w:tab w:val="num" w:pos="5760"/>
-        </w:tabs>
-        <w:ind w:left="5760" w:hanging="360"/>
-      </w:pPr>
-      <w:rPr>
-        <w:rFonts w:ascii="Wingdings" w:hAnsi="Wingdings" w:hint="default"/>
-        <w:sz w:val="20"/>
-      </w:rPr>
-    </w:lvl>
-    <w:lvl w:ilvl="8" w:tentative="1">
-      <w:start w:val="1"/>
-      <w:numFmt w:val="bullet"/>
-      <w:lvlText w:val=""/>
-      <w:lvlJc w:val="left"/>
-      <w:pPr>
-        <w:tabs>
-          <w:tab w:val="num" w:pos="6480"/>
-        </w:tabs>
-        <w:ind w:left="6480" w:hanging="360"/>
-      </w:pPr>
-      <w:rPr>
-        <w:rFonts w:ascii="Wingdings" w:hAnsi="Wingdings" w:hint="default"/>
-        <w:sz w:val="20"/>
-      </w:rPr>
-    </w:lvl>
-  </w:abstractNum>
-  <w:abstractNum w:abstractNumId="7" w15:restartNumberingAfterBreak="0">
-    <w:nsid w:val="22345160"/>
-    <w:multiLevelType w:val="multilevel"/>
-    <w:tmpl w:val="3DAC583C"/>
-    <w:lvl w:ilvl="0">
-      <w:start w:val="1"/>
-      <w:numFmt w:val="bullet"/>
-      <w:lvlText w:val=""/>
-      <w:lvlJc w:val="left"/>
-      <w:pPr>
-        <w:tabs>
-          <w:tab w:val="num" w:pos="720"/>
-        </w:tabs>
-        <w:ind w:left="720" w:hanging="360"/>
-      </w:pPr>
-      <w:rPr>
-        <w:rFonts w:ascii="Symbol" w:hAnsi="Symbol" w:hint="default"/>
-        <w:sz w:val="20"/>
-      </w:rPr>
-    </w:lvl>
-    <w:lvl w:ilvl="1" w:tentative="1">
-      <w:start w:val="1"/>
-      <w:numFmt w:val="bullet"/>
-      <w:lvlText w:val="o"/>
-      <w:lvlJc w:val="left"/>
-      <w:pPr>
-        <w:tabs>
-          <w:tab w:val="num" w:pos="1440"/>
-        </w:tabs>
-        <w:ind w:left="1440" w:hanging="360"/>
-      </w:pPr>
-      <w:rPr>
-        <w:rFonts w:ascii="Courier New" w:hAnsi="Courier New" w:hint="default"/>
-        <w:sz w:val="20"/>
-      </w:rPr>
-    </w:lvl>
-    <w:lvl w:ilvl="2" w:tentative="1">
-      <w:start w:val="1"/>
-      <w:numFmt w:val="bullet"/>
-      <w:lvlText w:val=""/>
-      <w:lvlJc w:val="left"/>
-      <w:pPr>
-        <w:tabs>
-          <w:tab w:val="num" w:pos="2160"/>
-        </w:tabs>
-        <w:ind w:left="2160" w:hanging="360"/>
-      </w:pPr>
-      <w:rPr>
-        <w:rFonts w:ascii="Wingdings" w:hAnsi="Wingdings" w:hint="default"/>
-        <w:sz w:val="20"/>
-      </w:rPr>
-    </w:lvl>
-    <w:lvl w:ilvl="3" w:tentative="1">
-      <w:start w:val="1"/>
-      <w:numFmt w:val="bullet"/>
-      <w:lvlText w:val=""/>
-      <w:lvlJc w:val="left"/>
-      <w:pPr>
-        <w:tabs>
-          <w:tab w:val="num" w:pos="2880"/>
-        </w:tabs>
-        <w:ind w:left="2880" w:hanging="360"/>
-      </w:pPr>
-      <w:rPr>
-        <w:rFonts w:ascii="Wingdings" w:hAnsi="Wingdings" w:hint="default"/>
-        <w:sz w:val="20"/>
-      </w:rPr>
-    </w:lvl>
-    <w:lvl w:ilvl="4" w:tentative="1">
-      <w:start w:val="1"/>
-      <w:numFmt w:val="bullet"/>
-      <w:lvlText w:val=""/>
-      <w:lvlJc w:val="left"/>
-      <w:pPr>
-        <w:tabs>
-          <w:tab w:val="num" w:pos="3600"/>
-        </w:tabs>
-        <w:ind w:left="3600" w:hanging="360"/>
-      </w:pPr>
-      <w:rPr>
-        <w:rFonts w:ascii="Wingdings" w:hAnsi="Wingdings" w:hint="default"/>
-        <w:sz w:val="20"/>
-      </w:rPr>
-    </w:lvl>
-    <w:lvl w:ilvl="5" w:tentative="1">
-      <w:start w:val="1"/>
-      <w:numFmt w:val="bullet"/>
-      <w:lvlText w:val=""/>
-      <w:lvlJc w:val="left"/>
-      <w:pPr>
-        <w:tabs>
-          <w:tab w:val="num" w:pos="4320"/>
-        </w:tabs>
-        <w:ind w:left="4320" w:hanging="360"/>
-      </w:pPr>
-      <w:rPr>
-        <w:rFonts w:ascii="Wingdings" w:hAnsi="Wingdings" w:hint="default"/>
-        <w:sz w:val="20"/>
-      </w:rPr>
-    </w:lvl>
-    <w:lvl w:ilvl="6" w:tentative="1">
-      <w:start w:val="1"/>
-      <w:numFmt w:val="bullet"/>
-      <w:lvlText w:val=""/>
-      <w:lvlJc w:val="left"/>
-      <w:pPr>
-        <w:tabs>
-          <w:tab w:val="num" w:pos="5040"/>
-        </w:tabs>
-        <w:ind w:left="5040" w:hanging="360"/>
-      </w:pPr>
-      <w:rPr>
-        <w:rFonts w:ascii="Wingdings" w:hAnsi="Wingdings" w:hint="default"/>
-        <w:sz w:val="20"/>
-      </w:rPr>
-    </w:lvl>
-    <w:lvl w:ilvl="7" w:tentative="1">
-      <w:start w:val="1"/>
-      <w:numFmt w:val="bullet"/>
-      <w:lvlText w:val=""/>
-      <w:lvlJc w:val="left"/>
-      <w:pPr>
-        <w:tabs>
-          <w:tab w:val="num" w:pos="5760"/>
-        </w:tabs>
-        <w:ind w:left="5760" w:hanging="360"/>
-      </w:pPr>
-      <w:rPr>
-        <w:rFonts w:ascii="Wingdings" w:hAnsi="Wingdings" w:hint="default"/>
-        <w:sz w:val="20"/>
-      </w:rPr>
-    </w:lvl>
-    <w:lvl w:ilvl="8" w:tentative="1">
-      <w:start w:val="1"/>
-      <w:numFmt w:val="bullet"/>
-      <w:lvlText w:val=""/>
-      <w:lvlJc w:val="left"/>
-      <w:pPr>
-        <w:tabs>
-          <w:tab w:val="num" w:pos="6480"/>
-        </w:tabs>
-        <w:ind w:left="6480" w:hanging="360"/>
-      </w:pPr>
-      <w:rPr>
-        <w:rFonts w:ascii="Wingdings" w:hAnsi="Wingdings" w:hint="default"/>
-        <w:sz w:val="20"/>
-      </w:rPr>
-    </w:lvl>
-  </w:abstractNum>
-  <w:abstractNum w:abstractNumId="8" w15:restartNumberingAfterBreak="0">
-    <w:nsid w:val="22E7296E"/>
+  <w:abstractNum w:abstractNumId="2" w15:restartNumberingAfterBreak="0">
+    <w:nsid w:val="1CE24DF2"/>
     <w:multiLevelType w:val="hybridMultilevel"/>
-    <w:tmpl w:val="2182014C"/>
+    <w:tmpl w:val="098EFE56"/>
     <w:lvl w:ilvl="0" w:tplc="040C0001">
       <w:start w:val="1"/>
       <w:numFmt w:val="bullet"/>
@@ -14485,594 +15492,10 @@
       </w:rPr>
     </w:lvl>
   </w:abstractNum>
-  <w:abstractNum w:abstractNumId="9" w15:restartNumberingAfterBreak="0">
-    <w:nsid w:val="288D6512"/>
-    <w:multiLevelType w:val="multilevel"/>
-    <w:tmpl w:val="72B85A3A"/>
-    <w:lvl w:ilvl="0">
-      <w:start w:val="1"/>
-      <w:numFmt w:val="bullet"/>
-      <w:lvlText w:val=""/>
-      <w:lvlJc w:val="left"/>
-      <w:pPr>
-        <w:tabs>
-          <w:tab w:val="num" w:pos="720"/>
-        </w:tabs>
-        <w:ind w:left="720" w:hanging="360"/>
-      </w:pPr>
-      <w:rPr>
-        <w:rFonts w:ascii="Symbol" w:hAnsi="Symbol" w:hint="default"/>
-        <w:sz w:val="20"/>
-      </w:rPr>
-    </w:lvl>
-    <w:lvl w:ilvl="1" w:tentative="1">
-      <w:start w:val="1"/>
-      <w:numFmt w:val="bullet"/>
-      <w:lvlText w:val="o"/>
-      <w:lvlJc w:val="left"/>
-      <w:pPr>
-        <w:tabs>
-          <w:tab w:val="num" w:pos="1440"/>
-        </w:tabs>
-        <w:ind w:left="1440" w:hanging="360"/>
-      </w:pPr>
-      <w:rPr>
-        <w:rFonts w:ascii="Courier New" w:hAnsi="Courier New" w:hint="default"/>
-        <w:sz w:val="20"/>
-      </w:rPr>
-    </w:lvl>
-    <w:lvl w:ilvl="2" w:tentative="1">
-      <w:start w:val="1"/>
-      <w:numFmt w:val="bullet"/>
-      <w:lvlText w:val=""/>
-      <w:lvlJc w:val="left"/>
-      <w:pPr>
-        <w:tabs>
-          <w:tab w:val="num" w:pos="2160"/>
-        </w:tabs>
-        <w:ind w:left="2160" w:hanging="360"/>
-      </w:pPr>
-      <w:rPr>
-        <w:rFonts w:ascii="Wingdings" w:hAnsi="Wingdings" w:hint="default"/>
-        <w:sz w:val="20"/>
-      </w:rPr>
-    </w:lvl>
-    <w:lvl w:ilvl="3" w:tentative="1">
-      <w:start w:val="1"/>
-      <w:numFmt w:val="bullet"/>
-      <w:lvlText w:val=""/>
-      <w:lvlJc w:val="left"/>
-      <w:pPr>
-        <w:tabs>
-          <w:tab w:val="num" w:pos="2880"/>
-        </w:tabs>
-        <w:ind w:left="2880" w:hanging="360"/>
-      </w:pPr>
-      <w:rPr>
-        <w:rFonts w:ascii="Wingdings" w:hAnsi="Wingdings" w:hint="default"/>
-        <w:sz w:val="20"/>
-      </w:rPr>
-    </w:lvl>
-    <w:lvl w:ilvl="4" w:tentative="1">
-      <w:start w:val="1"/>
-      <w:numFmt w:val="bullet"/>
-      <w:lvlText w:val=""/>
-      <w:lvlJc w:val="left"/>
-      <w:pPr>
-        <w:tabs>
-          <w:tab w:val="num" w:pos="3600"/>
-        </w:tabs>
-        <w:ind w:left="3600" w:hanging="360"/>
-      </w:pPr>
-      <w:rPr>
-        <w:rFonts w:ascii="Wingdings" w:hAnsi="Wingdings" w:hint="default"/>
-        <w:sz w:val="20"/>
-      </w:rPr>
-    </w:lvl>
-    <w:lvl w:ilvl="5" w:tentative="1">
-      <w:start w:val="1"/>
-      <w:numFmt w:val="bullet"/>
-      <w:lvlText w:val=""/>
-      <w:lvlJc w:val="left"/>
-      <w:pPr>
-        <w:tabs>
-          <w:tab w:val="num" w:pos="4320"/>
-        </w:tabs>
-        <w:ind w:left="4320" w:hanging="360"/>
-      </w:pPr>
-      <w:rPr>
-        <w:rFonts w:ascii="Wingdings" w:hAnsi="Wingdings" w:hint="default"/>
-        <w:sz w:val="20"/>
-      </w:rPr>
-    </w:lvl>
-    <w:lvl w:ilvl="6" w:tentative="1">
-      <w:start w:val="1"/>
-      <w:numFmt w:val="bullet"/>
-      <w:lvlText w:val=""/>
-      <w:lvlJc w:val="left"/>
-      <w:pPr>
-        <w:tabs>
-          <w:tab w:val="num" w:pos="5040"/>
-        </w:tabs>
-        <w:ind w:left="5040" w:hanging="360"/>
-      </w:pPr>
-      <w:rPr>
-        <w:rFonts w:ascii="Wingdings" w:hAnsi="Wingdings" w:hint="default"/>
-        <w:sz w:val="20"/>
-      </w:rPr>
-    </w:lvl>
-    <w:lvl w:ilvl="7" w:tentative="1">
-      <w:start w:val="1"/>
-      <w:numFmt w:val="bullet"/>
-      <w:lvlText w:val=""/>
-      <w:lvlJc w:val="left"/>
-      <w:pPr>
-        <w:tabs>
-          <w:tab w:val="num" w:pos="5760"/>
-        </w:tabs>
-        <w:ind w:left="5760" w:hanging="360"/>
-      </w:pPr>
-      <w:rPr>
-        <w:rFonts w:ascii="Wingdings" w:hAnsi="Wingdings" w:hint="default"/>
-        <w:sz w:val="20"/>
-      </w:rPr>
-    </w:lvl>
-    <w:lvl w:ilvl="8" w:tentative="1">
-      <w:start w:val="1"/>
-      <w:numFmt w:val="bullet"/>
-      <w:lvlText w:val=""/>
-      <w:lvlJc w:val="left"/>
-      <w:pPr>
-        <w:tabs>
-          <w:tab w:val="num" w:pos="6480"/>
-        </w:tabs>
-        <w:ind w:left="6480" w:hanging="360"/>
-      </w:pPr>
-      <w:rPr>
-        <w:rFonts w:ascii="Wingdings" w:hAnsi="Wingdings" w:hint="default"/>
-        <w:sz w:val="20"/>
-      </w:rPr>
-    </w:lvl>
-  </w:abstractNum>
-  <w:abstractNum w:abstractNumId="10" w15:restartNumberingAfterBreak="0">
-    <w:nsid w:val="2A571233"/>
-    <w:multiLevelType w:val="multilevel"/>
-    <w:tmpl w:val="D6646356"/>
-    <w:lvl w:ilvl="0">
-      <w:start w:val="1"/>
-      <w:numFmt w:val="decimal"/>
-      <w:lvlText w:val="%1."/>
-      <w:lvlJc w:val="left"/>
-      <w:pPr>
-        <w:ind w:left="360" w:hanging="360"/>
-      </w:pPr>
-    </w:lvl>
-    <w:lvl w:ilvl="1">
-      <w:start w:val="1"/>
-      <w:numFmt w:val="decimal"/>
-      <w:lvlText w:val="%1.%2."/>
-      <w:lvlJc w:val="left"/>
-      <w:pPr>
-        <w:ind w:left="792" w:hanging="432"/>
-      </w:pPr>
-    </w:lvl>
-    <w:lvl w:ilvl="2">
-      <w:start w:val="1"/>
-      <w:numFmt w:val="decimal"/>
-      <w:lvlText w:val="%1.%2.%3."/>
-      <w:lvlJc w:val="left"/>
-      <w:pPr>
-        <w:ind w:left="1224" w:hanging="504"/>
-      </w:pPr>
-    </w:lvl>
-    <w:lvl w:ilvl="3">
-      <w:start w:val="1"/>
-      <w:numFmt w:val="decimal"/>
-      <w:lvlText w:val="%1.%2.%3.%4."/>
-      <w:lvlJc w:val="left"/>
-      <w:pPr>
-        <w:ind w:left="1728" w:hanging="648"/>
-      </w:pPr>
-    </w:lvl>
-    <w:lvl w:ilvl="4">
-      <w:start w:val="1"/>
-      <w:numFmt w:val="decimal"/>
-      <w:lvlText w:val="%1.%2.%3.%4.%5."/>
-      <w:lvlJc w:val="left"/>
-      <w:pPr>
-        <w:ind w:left="2232" w:hanging="792"/>
-      </w:pPr>
-    </w:lvl>
-    <w:lvl w:ilvl="5">
-      <w:start w:val="1"/>
-      <w:numFmt w:val="decimal"/>
-      <w:lvlText w:val="%1.%2.%3.%4.%5.%6."/>
-      <w:lvlJc w:val="left"/>
-      <w:pPr>
-        <w:ind w:left="2736" w:hanging="936"/>
-      </w:pPr>
-    </w:lvl>
-    <w:lvl w:ilvl="6">
-      <w:start w:val="1"/>
-      <w:numFmt w:val="decimal"/>
-      <w:lvlText w:val="%1.%2.%3.%4.%5.%6.%7."/>
-      <w:lvlJc w:val="left"/>
-      <w:pPr>
-        <w:ind w:left="3240" w:hanging="1080"/>
-      </w:pPr>
-    </w:lvl>
-    <w:lvl w:ilvl="7">
-      <w:start w:val="1"/>
-      <w:numFmt w:val="decimal"/>
-      <w:lvlText w:val="%1.%2.%3.%4.%5.%6.%7.%8."/>
-      <w:lvlJc w:val="left"/>
-      <w:pPr>
-        <w:ind w:left="3744" w:hanging="1224"/>
-      </w:pPr>
-    </w:lvl>
-    <w:lvl w:ilvl="8">
-      <w:start w:val="1"/>
-      <w:numFmt w:val="decimal"/>
-      <w:lvlText w:val="%1.%2.%3.%4.%5.%6.%7.%8.%9."/>
-      <w:lvlJc w:val="left"/>
-      <w:pPr>
-        <w:ind w:left="4320" w:hanging="1440"/>
-      </w:pPr>
-    </w:lvl>
-  </w:abstractNum>
-  <w:abstractNum w:abstractNumId="11" w15:restartNumberingAfterBreak="0">
-    <w:nsid w:val="2EDC6842"/>
-    <w:multiLevelType w:val="multilevel"/>
-    <w:tmpl w:val="02F4894E"/>
-    <w:lvl w:ilvl="0">
-      <w:start w:val="1"/>
-      <w:numFmt w:val="bullet"/>
-      <w:lvlText w:val=""/>
-      <w:lvlJc w:val="left"/>
-      <w:pPr>
-        <w:tabs>
-          <w:tab w:val="num" w:pos="720"/>
-        </w:tabs>
-        <w:ind w:left="720" w:hanging="360"/>
-      </w:pPr>
-      <w:rPr>
-        <w:rFonts w:ascii="Symbol" w:hAnsi="Symbol" w:hint="default"/>
-        <w:sz w:val="20"/>
-      </w:rPr>
-    </w:lvl>
-    <w:lvl w:ilvl="1" w:tentative="1">
-      <w:start w:val="1"/>
-      <w:numFmt w:val="bullet"/>
-      <w:lvlText w:val="o"/>
-      <w:lvlJc w:val="left"/>
-      <w:pPr>
-        <w:tabs>
-          <w:tab w:val="num" w:pos="1440"/>
-        </w:tabs>
-        <w:ind w:left="1440" w:hanging="360"/>
-      </w:pPr>
-      <w:rPr>
-        <w:rFonts w:ascii="Courier New" w:hAnsi="Courier New" w:hint="default"/>
-        <w:sz w:val="20"/>
-      </w:rPr>
-    </w:lvl>
-    <w:lvl w:ilvl="2" w:tentative="1">
-      <w:start w:val="1"/>
-      <w:numFmt w:val="bullet"/>
-      <w:lvlText w:val=""/>
-      <w:lvlJc w:val="left"/>
-      <w:pPr>
-        <w:tabs>
-          <w:tab w:val="num" w:pos="2160"/>
-        </w:tabs>
-        <w:ind w:left="2160" w:hanging="360"/>
-      </w:pPr>
-      <w:rPr>
-        <w:rFonts w:ascii="Wingdings" w:hAnsi="Wingdings" w:hint="default"/>
-        <w:sz w:val="20"/>
-      </w:rPr>
-    </w:lvl>
-    <w:lvl w:ilvl="3" w:tentative="1">
-      <w:start w:val="1"/>
-      <w:numFmt w:val="bullet"/>
-      <w:lvlText w:val=""/>
-      <w:lvlJc w:val="left"/>
-      <w:pPr>
-        <w:tabs>
-          <w:tab w:val="num" w:pos="2880"/>
-        </w:tabs>
-        <w:ind w:left="2880" w:hanging="360"/>
-      </w:pPr>
-      <w:rPr>
-        <w:rFonts w:ascii="Wingdings" w:hAnsi="Wingdings" w:hint="default"/>
-        <w:sz w:val="20"/>
-      </w:rPr>
-    </w:lvl>
-    <w:lvl w:ilvl="4" w:tentative="1">
-      <w:start w:val="1"/>
-      <w:numFmt w:val="bullet"/>
-      <w:lvlText w:val=""/>
-      <w:lvlJc w:val="left"/>
-      <w:pPr>
-        <w:tabs>
-          <w:tab w:val="num" w:pos="3600"/>
-        </w:tabs>
-        <w:ind w:left="3600" w:hanging="360"/>
-      </w:pPr>
-      <w:rPr>
-        <w:rFonts w:ascii="Wingdings" w:hAnsi="Wingdings" w:hint="default"/>
-        <w:sz w:val="20"/>
-      </w:rPr>
-    </w:lvl>
-    <w:lvl w:ilvl="5" w:tentative="1">
-      <w:start w:val="1"/>
-      <w:numFmt w:val="bullet"/>
-      <w:lvlText w:val=""/>
-      <w:lvlJc w:val="left"/>
-      <w:pPr>
-        <w:tabs>
-          <w:tab w:val="num" w:pos="4320"/>
-        </w:tabs>
-        <w:ind w:left="4320" w:hanging="360"/>
-      </w:pPr>
-      <w:rPr>
-        <w:rFonts w:ascii="Wingdings" w:hAnsi="Wingdings" w:hint="default"/>
-        <w:sz w:val="20"/>
-      </w:rPr>
-    </w:lvl>
-    <w:lvl w:ilvl="6" w:tentative="1">
-      <w:start w:val="1"/>
-      <w:numFmt w:val="bullet"/>
-      <w:lvlText w:val=""/>
-      <w:lvlJc w:val="left"/>
-      <w:pPr>
-        <w:tabs>
-          <w:tab w:val="num" w:pos="5040"/>
-        </w:tabs>
-        <w:ind w:left="5040" w:hanging="360"/>
-      </w:pPr>
-      <w:rPr>
-        <w:rFonts w:ascii="Wingdings" w:hAnsi="Wingdings" w:hint="default"/>
-        <w:sz w:val="20"/>
-      </w:rPr>
-    </w:lvl>
-    <w:lvl w:ilvl="7" w:tentative="1">
-      <w:start w:val="1"/>
-      <w:numFmt w:val="bullet"/>
-      <w:lvlText w:val=""/>
-      <w:lvlJc w:val="left"/>
-      <w:pPr>
-        <w:tabs>
-          <w:tab w:val="num" w:pos="5760"/>
-        </w:tabs>
-        <w:ind w:left="5760" w:hanging="360"/>
-      </w:pPr>
-      <w:rPr>
-        <w:rFonts w:ascii="Wingdings" w:hAnsi="Wingdings" w:hint="default"/>
-        <w:sz w:val="20"/>
-      </w:rPr>
-    </w:lvl>
-    <w:lvl w:ilvl="8" w:tentative="1">
-      <w:start w:val="1"/>
-      <w:numFmt w:val="bullet"/>
-      <w:lvlText w:val=""/>
-      <w:lvlJc w:val="left"/>
-      <w:pPr>
-        <w:tabs>
-          <w:tab w:val="num" w:pos="6480"/>
-        </w:tabs>
-        <w:ind w:left="6480" w:hanging="360"/>
-      </w:pPr>
-      <w:rPr>
-        <w:rFonts w:ascii="Wingdings" w:hAnsi="Wingdings" w:hint="default"/>
-        <w:sz w:val="20"/>
-      </w:rPr>
-    </w:lvl>
-  </w:abstractNum>
-  <w:abstractNum w:abstractNumId="12" w15:restartNumberingAfterBreak="0">
-    <w:nsid w:val="31B107AE"/>
-    <w:multiLevelType w:val="multilevel"/>
-    <w:tmpl w:val="43A467AE"/>
-    <w:lvl w:ilvl="0">
-      <w:start w:val="1"/>
-      <w:numFmt w:val="decimal"/>
-      <w:lvlText w:val="%1."/>
-      <w:lvlJc w:val="left"/>
-      <w:pPr>
-        <w:ind w:left="0" w:firstLine="0"/>
-      </w:pPr>
-      <w:rPr>
-        <w:rFonts w:hint="default"/>
-      </w:rPr>
-    </w:lvl>
-    <w:lvl w:ilvl="1">
-      <w:start w:val="1"/>
-      <w:numFmt w:val="decimal"/>
-      <w:lvlText w:val="%2%1.1."/>
-      <w:lvlJc w:val="left"/>
-      <w:pPr>
-        <w:ind w:left="0" w:firstLine="0"/>
-      </w:pPr>
-      <w:rPr>
-        <w:rFonts w:hint="default"/>
-      </w:rPr>
-    </w:lvl>
-    <w:lvl w:ilvl="2">
-      <w:start w:val="1"/>
-      <w:numFmt w:val="decimal"/>
-      <w:lvlText w:val="%1.1.%3."/>
-      <w:lvlJc w:val="left"/>
-      <w:pPr>
-        <w:ind w:left="0" w:firstLine="0"/>
-      </w:pPr>
-      <w:rPr>
-        <w:rFonts w:hint="default"/>
-      </w:rPr>
-    </w:lvl>
-    <w:lvl w:ilvl="3">
-      <w:start w:val="1"/>
-      <w:numFmt w:val="decimal"/>
-      <w:lvlRestart w:val="0"/>
-      <w:lvlText w:val="%1.1.%3.%4."/>
-      <w:lvlJc w:val="left"/>
-      <w:pPr>
-        <w:ind w:left="0" w:firstLine="0"/>
-      </w:pPr>
-      <w:rPr>
-        <w:rFonts w:hint="default"/>
-      </w:rPr>
-    </w:lvl>
-    <w:lvl w:ilvl="4">
-      <w:start w:val="1"/>
-      <w:numFmt w:val="decimal"/>
-      <w:lvlText w:val="%1.1.%3.%4.%5."/>
-      <w:lvlJc w:val="left"/>
-      <w:pPr>
-        <w:ind w:left="2232" w:hanging="792"/>
-      </w:pPr>
-      <w:rPr>
-        <w:rFonts w:hint="default"/>
-      </w:rPr>
-    </w:lvl>
-    <w:lvl w:ilvl="5">
-      <w:start w:val="1"/>
-      <w:numFmt w:val="decimal"/>
-      <w:lvlText w:val="%1.%2.%3.%4.%5.%6."/>
-      <w:lvlJc w:val="left"/>
-      <w:pPr>
-        <w:ind w:left="2736" w:hanging="936"/>
-      </w:pPr>
-      <w:rPr>
-        <w:rFonts w:hint="default"/>
-      </w:rPr>
-    </w:lvl>
-    <w:lvl w:ilvl="6">
-      <w:start w:val="1"/>
-      <w:numFmt w:val="decimal"/>
-      <w:lvlText w:val="%1.%2.%3.%4.%5.%6.%7."/>
-      <w:lvlJc w:val="left"/>
-      <w:pPr>
-        <w:ind w:left="3240" w:hanging="1080"/>
-      </w:pPr>
-      <w:rPr>
-        <w:rFonts w:hint="default"/>
-      </w:rPr>
-    </w:lvl>
-    <w:lvl w:ilvl="7">
-      <w:start w:val="1"/>
-      <w:numFmt w:val="decimal"/>
-      <w:lvlText w:val="%1.%2.%3.%4.%5.%6.%7.%8."/>
-      <w:lvlJc w:val="left"/>
-      <w:pPr>
-        <w:ind w:left="3744" w:hanging="1224"/>
-      </w:pPr>
-      <w:rPr>
-        <w:rFonts w:hint="default"/>
-      </w:rPr>
-    </w:lvl>
-    <w:lvl w:ilvl="8">
-      <w:start w:val="1"/>
-      <w:numFmt w:val="decimal"/>
-      <w:lvlText w:val="%1.%2.%3.%4.%5.%6.%7.%8.%9."/>
-      <w:lvlJc w:val="left"/>
-      <w:pPr>
-        <w:ind w:left="4320" w:hanging="1440"/>
-      </w:pPr>
-      <w:rPr>
-        <w:rFonts w:hint="default"/>
-      </w:rPr>
-    </w:lvl>
-  </w:abstractNum>
-  <w:abstractNum w:abstractNumId="13" w15:restartNumberingAfterBreak="0">
-    <w:nsid w:val="3540120D"/>
+  <w:abstractNum w:abstractNumId="3" w15:restartNumberingAfterBreak="0">
+    <w:nsid w:val="22E7296E"/>
     <w:multiLevelType w:val="hybridMultilevel"/>
-    <w:tmpl w:val="4238D07C"/>
-    <w:lvl w:ilvl="0" w:tplc="320EC980">
-      <w:start w:val="1"/>
-      <w:numFmt w:val="decimal"/>
-      <w:lvlText w:val="%1."/>
-      <w:lvlJc w:val="left"/>
-      <w:pPr>
-        <w:ind w:left="1080" w:hanging="360"/>
-      </w:pPr>
-    </w:lvl>
-    <w:lvl w:ilvl="1" w:tplc="040C0019" w:tentative="1">
-      <w:start w:val="1"/>
-      <w:numFmt w:val="lowerLetter"/>
-      <w:lvlText w:val="%2."/>
-      <w:lvlJc w:val="left"/>
-      <w:pPr>
-        <w:ind w:left="1800" w:hanging="360"/>
-      </w:pPr>
-    </w:lvl>
-    <w:lvl w:ilvl="2" w:tplc="040C001B" w:tentative="1">
-      <w:start w:val="1"/>
-      <w:numFmt w:val="lowerRoman"/>
-      <w:lvlText w:val="%3."/>
-      <w:lvlJc w:val="right"/>
-      <w:pPr>
-        <w:ind w:left="2520" w:hanging="180"/>
-      </w:pPr>
-    </w:lvl>
-    <w:lvl w:ilvl="3" w:tplc="040C000F" w:tentative="1">
-      <w:start w:val="1"/>
-      <w:numFmt w:val="decimal"/>
-      <w:lvlText w:val="%4."/>
-      <w:lvlJc w:val="left"/>
-      <w:pPr>
-        <w:ind w:left="3240" w:hanging="360"/>
-      </w:pPr>
-    </w:lvl>
-    <w:lvl w:ilvl="4" w:tplc="040C0019" w:tentative="1">
-      <w:start w:val="1"/>
-      <w:numFmt w:val="lowerLetter"/>
-      <w:lvlText w:val="%5."/>
-      <w:lvlJc w:val="left"/>
-      <w:pPr>
-        <w:ind w:left="3960" w:hanging="360"/>
-      </w:pPr>
-    </w:lvl>
-    <w:lvl w:ilvl="5" w:tplc="040C001B" w:tentative="1">
-      <w:start w:val="1"/>
-      <w:numFmt w:val="lowerRoman"/>
-      <w:lvlText w:val="%6."/>
-      <w:lvlJc w:val="right"/>
-      <w:pPr>
-        <w:ind w:left="4680" w:hanging="180"/>
-      </w:pPr>
-    </w:lvl>
-    <w:lvl w:ilvl="6" w:tplc="040C000F" w:tentative="1">
-      <w:start w:val="1"/>
-      <w:numFmt w:val="decimal"/>
-      <w:lvlText w:val="%7."/>
-      <w:lvlJc w:val="left"/>
-      <w:pPr>
-        <w:ind w:left="5400" w:hanging="360"/>
-      </w:pPr>
-    </w:lvl>
-    <w:lvl w:ilvl="7" w:tplc="040C0019" w:tentative="1">
-      <w:start w:val="1"/>
-      <w:numFmt w:val="lowerLetter"/>
-      <w:lvlText w:val="%8."/>
-      <w:lvlJc w:val="left"/>
-      <w:pPr>
-        <w:ind w:left="6120" w:hanging="360"/>
-      </w:pPr>
-    </w:lvl>
-    <w:lvl w:ilvl="8" w:tplc="040C001B" w:tentative="1">
-      <w:start w:val="1"/>
-      <w:numFmt w:val="lowerRoman"/>
-      <w:lvlText w:val="%9."/>
-      <w:lvlJc w:val="right"/>
-      <w:pPr>
-        <w:ind w:left="6840" w:hanging="180"/>
-      </w:pPr>
-    </w:lvl>
-  </w:abstractNum>
-  <w:abstractNum w:abstractNumId="14" w15:restartNumberingAfterBreak="0">
-    <w:nsid w:val="36547D6B"/>
-    <w:multiLevelType w:val="hybridMultilevel"/>
-    <w:tmpl w:val="B022A7DA"/>
+    <w:tmpl w:val="2182014C"/>
     <w:lvl w:ilvl="0" w:tplc="040C0001">
       <w:start w:val="1"/>
       <w:numFmt w:val="bullet"/>
@@ -15182,841 +15605,10 @@
       </w:rPr>
     </w:lvl>
   </w:abstractNum>
-  <w:abstractNum w:abstractNumId="15" w15:restartNumberingAfterBreak="0">
-    <w:nsid w:val="378244EA"/>
-    <w:multiLevelType w:val="multilevel"/>
-    <w:tmpl w:val="040C001F"/>
-    <w:lvl w:ilvl="0">
-      <w:start w:val="1"/>
-      <w:numFmt w:val="decimal"/>
-      <w:lvlText w:val="%1."/>
-      <w:lvlJc w:val="left"/>
-      <w:pPr>
-        <w:ind w:left="360" w:hanging="360"/>
-      </w:pPr>
-    </w:lvl>
-    <w:lvl w:ilvl="1">
-      <w:start w:val="1"/>
-      <w:numFmt w:val="decimal"/>
-      <w:lvlText w:val="%1.%2."/>
-      <w:lvlJc w:val="left"/>
-      <w:pPr>
-        <w:ind w:left="792" w:hanging="432"/>
-      </w:pPr>
-    </w:lvl>
-    <w:lvl w:ilvl="2">
-      <w:start w:val="1"/>
-      <w:numFmt w:val="decimal"/>
-      <w:lvlText w:val="%1.%2.%3."/>
-      <w:lvlJc w:val="left"/>
-      <w:pPr>
-        <w:ind w:left="1224" w:hanging="504"/>
-      </w:pPr>
-    </w:lvl>
-    <w:lvl w:ilvl="3">
-      <w:start w:val="1"/>
-      <w:numFmt w:val="decimal"/>
-      <w:lvlText w:val="%1.%2.%3.%4."/>
-      <w:lvlJc w:val="left"/>
-      <w:pPr>
-        <w:ind w:left="1728" w:hanging="648"/>
-      </w:pPr>
-    </w:lvl>
-    <w:lvl w:ilvl="4">
-      <w:start w:val="1"/>
-      <w:numFmt w:val="decimal"/>
-      <w:lvlText w:val="%1.%2.%3.%4.%5."/>
-      <w:lvlJc w:val="left"/>
-      <w:pPr>
-        <w:ind w:left="2232" w:hanging="792"/>
-      </w:pPr>
-    </w:lvl>
-    <w:lvl w:ilvl="5">
-      <w:start w:val="1"/>
-      <w:numFmt w:val="decimal"/>
-      <w:lvlText w:val="%1.%2.%3.%4.%5.%6."/>
-      <w:lvlJc w:val="left"/>
-      <w:pPr>
-        <w:ind w:left="2736" w:hanging="936"/>
-      </w:pPr>
-    </w:lvl>
-    <w:lvl w:ilvl="6">
-      <w:start w:val="1"/>
-      <w:numFmt w:val="decimal"/>
-      <w:lvlText w:val="%1.%2.%3.%4.%5.%6.%7."/>
-      <w:lvlJc w:val="left"/>
-      <w:pPr>
-        <w:ind w:left="3240" w:hanging="1080"/>
-      </w:pPr>
-    </w:lvl>
-    <w:lvl w:ilvl="7">
-      <w:start w:val="1"/>
-      <w:numFmt w:val="decimal"/>
-      <w:lvlText w:val="%1.%2.%3.%4.%5.%6.%7.%8."/>
-      <w:lvlJc w:val="left"/>
-      <w:pPr>
-        <w:ind w:left="3744" w:hanging="1224"/>
-      </w:pPr>
-    </w:lvl>
-    <w:lvl w:ilvl="8">
-      <w:start w:val="1"/>
-      <w:numFmt w:val="decimal"/>
-      <w:lvlText w:val="%1.%2.%3.%4.%5.%6.%7.%8.%9."/>
-      <w:lvlJc w:val="left"/>
-      <w:pPr>
-        <w:ind w:left="4320" w:hanging="1440"/>
-      </w:pPr>
-    </w:lvl>
-  </w:abstractNum>
-  <w:abstractNum w:abstractNumId="16" w15:restartNumberingAfterBreak="0">
-    <w:nsid w:val="393A29E9"/>
-    <w:multiLevelType w:val="multilevel"/>
-    <w:tmpl w:val="31D076D2"/>
-    <w:lvl w:ilvl="0">
-      <w:start w:val="1"/>
-      <w:numFmt w:val="bullet"/>
-      <w:lvlText w:val=""/>
-      <w:lvlJc w:val="left"/>
-      <w:pPr>
-        <w:tabs>
-          <w:tab w:val="num" w:pos="720"/>
-        </w:tabs>
-        <w:ind w:left="720" w:hanging="360"/>
-      </w:pPr>
-      <w:rPr>
-        <w:rFonts w:ascii="Symbol" w:hAnsi="Symbol" w:hint="default"/>
-        <w:sz w:val="20"/>
-      </w:rPr>
-    </w:lvl>
-    <w:lvl w:ilvl="1" w:tentative="1">
-      <w:start w:val="1"/>
-      <w:numFmt w:val="bullet"/>
-      <w:lvlText w:val="o"/>
-      <w:lvlJc w:val="left"/>
-      <w:pPr>
-        <w:tabs>
-          <w:tab w:val="num" w:pos="1440"/>
-        </w:tabs>
-        <w:ind w:left="1440" w:hanging="360"/>
-      </w:pPr>
-      <w:rPr>
-        <w:rFonts w:ascii="Courier New" w:hAnsi="Courier New" w:hint="default"/>
-        <w:sz w:val="20"/>
-      </w:rPr>
-    </w:lvl>
-    <w:lvl w:ilvl="2" w:tentative="1">
-      <w:start w:val="1"/>
-      <w:numFmt w:val="bullet"/>
-      <w:lvlText w:val=""/>
-      <w:lvlJc w:val="left"/>
-      <w:pPr>
-        <w:tabs>
-          <w:tab w:val="num" w:pos="2160"/>
-        </w:tabs>
-        <w:ind w:left="2160" w:hanging="360"/>
-      </w:pPr>
-      <w:rPr>
-        <w:rFonts w:ascii="Wingdings" w:hAnsi="Wingdings" w:hint="default"/>
-        <w:sz w:val="20"/>
-      </w:rPr>
-    </w:lvl>
-    <w:lvl w:ilvl="3" w:tentative="1">
-      <w:start w:val="1"/>
-      <w:numFmt w:val="bullet"/>
-      <w:lvlText w:val=""/>
-      <w:lvlJc w:val="left"/>
-      <w:pPr>
-        <w:tabs>
-          <w:tab w:val="num" w:pos="2880"/>
-        </w:tabs>
-        <w:ind w:left="2880" w:hanging="360"/>
-      </w:pPr>
-      <w:rPr>
-        <w:rFonts w:ascii="Wingdings" w:hAnsi="Wingdings" w:hint="default"/>
-        <w:sz w:val="20"/>
-      </w:rPr>
-    </w:lvl>
-    <w:lvl w:ilvl="4" w:tentative="1">
-      <w:start w:val="1"/>
-      <w:numFmt w:val="bullet"/>
-      <w:lvlText w:val=""/>
-      <w:lvlJc w:val="left"/>
-      <w:pPr>
-        <w:tabs>
-          <w:tab w:val="num" w:pos="3600"/>
-        </w:tabs>
-        <w:ind w:left="3600" w:hanging="360"/>
-      </w:pPr>
-      <w:rPr>
-        <w:rFonts w:ascii="Wingdings" w:hAnsi="Wingdings" w:hint="default"/>
-        <w:sz w:val="20"/>
-      </w:rPr>
-    </w:lvl>
-    <w:lvl w:ilvl="5" w:tentative="1">
-      <w:start w:val="1"/>
-      <w:numFmt w:val="bullet"/>
-      <w:lvlText w:val=""/>
-      <w:lvlJc w:val="left"/>
-      <w:pPr>
-        <w:tabs>
-          <w:tab w:val="num" w:pos="4320"/>
-        </w:tabs>
-        <w:ind w:left="4320" w:hanging="360"/>
-      </w:pPr>
-      <w:rPr>
-        <w:rFonts w:ascii="Wingdings" w:hAnsi="Wingdings" w:hint="default"/>
-        <w:sz w:val="20"/>
-      </w:rPr>
-    </w:lvl>
-    <w:lvl w:ilvl="6" w:tentative="1">
-      <w:start w:val="1"/>
-      <w:numFmt w:val="bullet"/>
-      <w:lvlText w:val=""/>
-      <w:lvlJc w:val="left"/>
-      <w:pPr>
-        <w:tabs>
-          <w:tab w:val="num" w:pos="5040"/>
-        </w:tabs>
-        <w:ind w:left="5040" w:hanging="360"/>
-      </w:pPr>
-      <w:rPr>
-        <w:rFonts w:ascii="Wingdings" w:hAnsi="Wingdings" w:hint="default"/>
-        <w:sz w:val="20"/>
-      </w:rPr>
-    </w:lvl>
-    <w:lvl w:ilvl="7" w:tentative="1">
-      <w:start w:val="1"/>
-      <w:numFmt w:val="bullet"/>
-      <w:lvlText w:val=""/>
-      <w:lvlJc w:val="left"/>
-      <w:pPr>
-        <w:tabs>
-          <w:tab w:val="num" w:pos="5760"/>
-        </w:tabs>
-        <w:ind w:left="5760" w:hanging="360"/>
-      </w:pPr>
-      <w:rPr>
-        <w:rFonts w:ascii="Wingdings" w:hAnsi="Wingdings" w:hint="default"/>
-        <w:sz w:val="20"/>
-      </w:rPr>
-    </w:lvl>
-    <w:lvl w:ilvl="8" w:tentative="1">
-      <w:start w:val="1"/>
-      <w:numFmt w:val="bullet"/>
-      <w:lvlText w:val=""/>
-      <w:lvlJc w:val="left"/>
-      <w:pPr>
-        <w:tabs>
-          <w:tab w:val="num" w:pos="6480"/>
-        </w:tabs>
-        <w:ind w:left="6480" w:hanging="360"/>
-      </w:pPr>
-      <w:rPr>
-        <w:rFonts w:ascii="Wingdings" w:hAnsi="Wingdings" w:hint="default"/>
-        <w:sz w:val="20"/>
-      </w:rPr>
-    </w:lvl>
-  </w:abstractNum>
-  <w:abstractNum w:abstractNumId="17" w15:restartNumberingAfterBreak="0">
-    <w:nsid w:val="3A9774C9"/>
-    <w:multiLevelType w:val="multilevel"/>
-    <w:tmpl w:val="03005B7A"/>
-    <w:lvl w:ilvl="0">
-      <w:start w:val="1"/>
-      <w:numFmt w:val="bullet"/>
-      <w:lvlText w:val=""/>
-      <w:lvlJc w:val="left"/>
-      <w:pPr>
-        <w:tabs>
-          <w:tab w:val="num" w:pos="720"/>
-        </w:tabs>
-        <w:ind w:left="720" w:hanging="360"/>
-      </w:pPr>
-      <w:rPr>
-        <w:rFonts w:ascii="Symbol" w:hAnsi="Symbol" w:hint="default"/>
-        <w:sz w:val="20"/>
-      </w:rPr>
-    </w:lvl>
-    <w:lvl w:ilvl="1" w:tentative="1">
-      <w:start w:val="1"/>
-      <w:numFmt w:val="bullet"/>
-      <w:lvlText w:val="o"/>
-      <w:lvlJc w:val="left"/>
-      <w:pPr>
-        <w:tabs>
-          <w:tab w:val="num" w:pos="1440"/>
-        </w:tabs>
-        <w:ind w:left="1440" w:hanging="360"/>
-      </w:pPr>
-      <w:rPr>
-        <w:rFonts w:ascii="Courier New" w:hAnsi="Courier New" w:hint="default"/>
-        <w:sz w:val="20"/>
-      </w:rPr>
-    </w:lvl>
-    <w:lvl w:ilvl="2" w:tentative="1">
-      <w:start w:val="1"/>
-      <w:numFmt w:val="bullet"/>
-      <w:lvlText w:val=""/>
-      <w:lvlJc w:val="left"/>
-      <w:pPr>
-        <w:tabs>
-          <w:tab w:val="num" w:pos="2160"/>
-        </w:tabs>
-        <w:ind w:left="2160" w:hanging="360"/>
-      </w:pPr>
-      <w:rPr>
-        <w:rFonts w:ascii="Wingdings" w:hAnsi="Wingdings" w:hint="default"/>
-        <w:sz w:val="20"/>
-      </w:rPr>
-    </w:lvl>
-    <w:lvl w:ilvl="3" w:tentative="1">
-      <w:start w:val="1"/>
-      <w:numFmt w:val="bullet"/>
-      <w:lvlText w:val=""/>
-      <w:lvlJc w:val="left"/>
-      <w:pPr>
-        <w:tabs>
-          <w:tab w:val="num" w:pos="2880"/>
-        </w:tabs>
-        <w:ind w:left="2880" w:hanging="360"/>
-      </w:pPr>
-      <w:rPr>
-        <w:rFonts w:ascii="Wingdings" w:hAnsi="Wingdings" w:hint="default"/>
-        <w:sz w:val="20"/>
-      </w:rPr>
-    </w:lvl>
-    <w:lvl w:ilvl="4" w:tentative="1">
-      <w:start w:val="1"/>
-      <w:numFmt w:val="bullet"/>
-      <w:lvlText w:val=""/>
-      <w:lvlJc w:val="left"/>
-      <w:pPr>
-        <w:tabs>
-          <w:tab w:val="num" w:pos="3600"/>
-        </w:tabs>
-        <w:ind w:left="3600" w:hanging="360"/>
-      </w:pPr>
-      <w:rPr>
-        <w:rFonts w:ascii="Wingdings" w:hAnsi="Wingdings" w:hint="default"/>
-        <w:sz w:val="20"/>
-      </w:rPr>
-    </w:lvl>
-    <w:lvl w:ilvl="5" w:tentative="1">
-      <w:start w:val="1"/>
-      <w:numFmt w:val="bullet"/>
-      <w:lvlText w:val=""/>
-      <w:lvlJc w:val="left"/>
-      <w:pPr>
-        <w:tabs>
-          <w:tab w:val="num" w:pos="4320"/>
-        </w:tabs>
-        <w:ind w:left="4320" w:hanging="360"/>
-      </w:pPr>
-      <w:rPr>
-        <w:rFonts w:ascii="Wingdings" w:hAnsi="Wingdings" w:hint="default"/>
-        <w:sz w:val="20"/>
-      </w:rPr>
-    </w:lvl>
-    <w:lvl w:ilvl="6" w:tentative="1">
-      <w:start w:val="1"/>
-      <w:numFmt w:val="bullet"/>
-      <w:lvlText w:val=""/>
-      <w:lvlJc w:val="left"/>
-      <w:pPr>
-        <w:tabs>
-          <w:tab w:val="num" w:pos="5040"/>
-        </w:tabs>
-        <w:ind w:left="5040" w:hanging="360"/>
-      </w:pPr>
-      <w:rPr>
-        <w:rFonts w:ascii="Wingdings" w:hAnsi="Wingdings" w:hint="default"/>
-        <w:sz w:val="20"/>
-      </w:rPr>
-    </w:lvl>
-    <w:lvl w:ilvl="7" w:tentative="1">
-      <w:start w:val="1"/>
-      <w:numFmt w:val="bullet"/>
-      <w:lvlText w:val=""/>
-      <w:lvlJc w:val="left"/>
-      <w:pPr>
-        <w:tabs>
-          <w:tab w:val="num" w:pos="5760"/>
-        </w:tabs>
-        <w:ind w:left="5760" w:hanging="360"/>
-      </w:pPr>
-      <w:rPr>
-        <w:rFonts w:ascii="Wingdings" w:hAnsi="Wingdings" w:hint="default"/>
-        <w:sz w:val="20"/>
-      </w:rPr>
-    </w:lvl>
-    <w:lvl w:ilvl="8" w:tentative="1">
-      <w:start w:val="1"/>
-      <w:numFmt w:val="bullet"/>
-      <w:lvlText w:val=""/>
-      <w:lvlJc w:val="left"/>
-      <w:pPr>
-        <w:tabs>
-          <w:tab w:val="num" w:pos="6480"/>
-        </w:tabs>
-        <w:ind w:left="6480" w:hanging="360"/>
-      </w:pPr>
-      <w:rPr>
-        <w:rFonts w:ascii="Wingdings" w:hAnsi="Wingdings" w:hint="default"/>
-        <w:sz w:val="20"/>
-      </w:rPr>
-    </w:lvl>
-  </w:abstractNum>
-  <w:abstractNum w:abstractNumId="18" w15:restartNumberingAfterBreak="0">
-    <w:nsid w:val="3B1972BA"/>
-    <w:multiLevelType w:val="multilevel"/>
-    <w:tmpl w:val="2E1EA05A"/>
-    <w:lvl w:ilvl="0">
-      <w:start w:val="1"/>
-      <w:numFmt w:val="bullet"/>
-      <w:lvlText w:val=""/>
-      <w:lvlJc w:val="left"/>
-      <w:pPr>
-        <w:tabs>
-          <w:tab w:val="num" w:pos="720"/>
-        </w:tabs>
-        <w:ind w:left="720" w:hanging="360"/>
-      </w:pPr>
-      <w:rPr>
-        <w:rFonts w:ascii="Symbol" w:hAnsi="Symbol" w:hint="default"/>
-        <w:sz w:val="20"/>
-      </w:rPr>
-    </w:lvl>
-    <w:lvl w:ilvl="1" w:tentative="1">
-      <w:start w:val="1"/>
-      <w:numFmt w:val="bullet"/>
-      <w:lvlText w:val="o"/>
-      <w:lvlJc w:val="left"/>
-      <w:pPr>
-        <w:tabs>
-          <w:tab w:val="num" w:pos="1440"/>
-        </w:tabs>
-        <w:ind w:left="1440" w:hanging="360"/>
-      </w:pPr>
-      <w:rPr>
-        <w:rFonts w:ascii="Courier New" w:hAnsi="Courier New" w:hint="default"/>
-        <w:sz w:val="20"/>
-      </w:rPr>
-    </w:lvl>
-    <w:lvl w:ilvl="2" w:tentative="1">
-      <w:start w:val="1"/>
-      <w:numFmt w:val="bullet"/>
-      <w:lvlText w:val=""/>
-      <w:lvlJc w:val="left"/>
-      <w:pPr>
-        <w:tabs>
-          <w:tab w:val="num" w:pos="2160"/>
-        </w:tabs>
-        <w:ind w:left="2160" w:hanging="360"/>
-      </w:pPr>
-      <w:rPr>
-        <w:rFonts w:ascii="Wingdings" w:hAnsi="Wingdings" w:hint="default"/>
-        <w:sz w:val="20"/>
-      </w:rPr>
-    </w:lvl>
-    <w:lvl w:ilvl="3" w:tentative="1">
-      <w:start w:val="1"/>
-      <w:numFmt w:val="bullet"/>
-      <w:lvlText w:val=""/>
-      <w:lvlJc w:val="left"/>
-      <w:pPr>
-        <w:tabs>
-          <w:tab w:val="num" w:pos="2880"/>
-        </w:tabs>
-        <w:ind w:left="2880" w:hanging="360"/>
-      </w:pPr>
-      <w:rPr>
-        <w:rFonts w:ascii="Wingdings" w:hAnsi="Wingdings" w:hint="default"/>
-        <w:sz w:val="20"/>
-      </w:rPr>
-    </w:lvl>
-    <w:lvl w:ilvl="4" w:tentative="1">
-      <w:start w:val="1"/>
-      <w:numFmt w:val="bullet"/>
-      <w:lvlText w:val=""/>
-      <w:lvlJc w:val="left"/>
-      <w:pPr>
-        <w:tabs>
-          <w:tab w:val="num" w:pos="3600"/>
-        </w:tabs>
-        <w:ind w:left="3600" w:hanging="360"/>
-      </w:pPr>
-      <w:rPr>
-        <w:rFonts w:ascii="Wingdings" w:hAnsi="Wingdings" w:hint="default"/>
-        <w:sz w:val="20"/>
-      </w:rPr>
-    </w:lvl>
-    <w:lvl w:ilvl="5" w:tentative="1">
-      <w:start w:val="1"/>
-      <w:numFmt w:val="bullet"/>
-      <w:lvlText w:val=""/>
-      <w:lvlJc w:val="left"/>
-      <w:pPr>
-        <w:tabs>
-          <w:tab w:val="num" w:pos="4320"/>
-        </w:tabs>
-        <w:ind w:left="4320" w:hanging="360"/>
-      </w:pPr>
-      <w:rPr>
-        <w:rFonts w:ascii="Wingdings" w:hAnsi="Wingdings" w:hint="default"/>
-        <w:sz w:val="20"/>
-      </w:rPr>
-    </w:lvl>
-    <w:lvl w:ilvl="6" w:tentative="1">
-      <w:start w:val="1"/>
-      <w:numFmt w:val="bullet"/>
-      <w:lvlText w:val=""/>
-      <w:lvlJc w:val="left"/>
-      <w:pPr>
-        <w:tabs>
-          <w:tab w:val="num" w:pos="5040"/>
-        </w:tabs>
-        <w:ind w:left="5040" w:hanging="360"/>
-      </w:pPr>
-      <w:rPr>
-        <w:rFonts w:ascii="Wingdings" w:hAnsi="Wingdings" w:hint="default"/>
-        <w:sz w:val="20"/>
-      </w:rPr>
-    </w:lvl>
-    <w:lvl w:ilvl="7" w:tentative="1">
-      <w:start w:val="1"/>
-      <w:numFmt w:val="bullet"/>
-      <w:lvlText w:val=""/>
-      <w:lvlJc w:val="left"/>
-      <w:pPr>
-        <w:tabs>
-          <w:tab w:val="num" w:pos="5760"/>
-        </w:tabs>
-        <w:ind w:left="5760" w:hanging="360"/>
-      </w:pPr>
-      <w:rPr>
-        <w:rFonts w:ascii="Wingdings" w:hAnsi="Wingdings" w:hint="default"/>
-        <w:sz w:val="20"/>
-      </w:rPr>
-    </w:lvl>
-    <w:lvl w:ilvl="8" w:tentative="1">
-      <w:start w:val="1"/>
-      <w:numFmt w:val="bullet"/>
-      <w:lvlText w:val=""/>
-      <w:lvlJc w:val="left"/>
-      <w:pPr>
-        <w:tabs>
-          <w:tab w:val="num" w:pos="6480"/>
-        </w:tabs>
-        <w:ind w:left="6480" w:hanging="360"/>
-      </w:pPr>
-      <w:rPr>
-        <w:rFonts w:ascii="Wingdings" w:hAnsi="Wingdings" w:hint="default"/>
-        <w:sz w:val="20"/>
-      </w:rPr>
-    </w:lvl>
-  </w:abstractNum>
-  <w:abstractNum w:abstractNumId="19" w15:restartNumberingAfterBreak="0">
-    <w:nsid w:val="3C8A2ED7"/>
-    <w:multiLevelType w:val="multilevel"/>
-    <w:tmpl w:val="35FC58CA"/>
-    <w:lvl w:ilvl="0">
-      <w:start w:val="1"/>
-      <w:numFmt w:val="bullet"/>
-      <w:lvlText w:val=""/>
-      <w:lvlJc w:val="left"/>
-      <w:pPr>
-        <w:tabs>
-          <w:tab w:val="num" w:pos="720"/>
-        </w:tabs>
-        <w:ind w:left="720" w:hanging="360"/>
-      </w:pPr>
-      <w:rPr>
-        <w:rFonts w:ascii="Symbol" w:hAnsi="Symbol" w:hint="default"/>
-        <w:sz w:val="20"/>
-      </w:rPr>
-    </w:lvl>
-    <w:lvl w:ilvl="1" w:tentative="1">
-      <w:start w:val="1"/>
-      <w:numFmt w:val="bullet"/>
-      <w:lvlText w:val="o"/>
-      <w:lvlJc w:val="left"/>
-      <w:pPr>
-        <w:tabs>
-          <w:tab w:val="num" w:pos="1440"/>
-        </w:tabs>
-        <w:ind w:left="1440" w:hanging="360"/>
-      </w:pPr>
-      <w:rPr>
-        <w:rFonts w:ascii="Courier New" w:hAnsi="Courier New" w:hint="default"/>
-        <w:sz w:val="20"/>
-      </w:rPr>
-    </w:lvl>
-    <w:lvl w:ilvl="2" w:tentative="1">
-      <w:start w:val="1"/>
-      <w:numFmt w:val="bullet"/>
-      <w:lvlText w:val=""/>
-      <w:lvlJc w:val="left"/>
-      <w:pPr>
-        <w:tabs>
-          <w:tab w:val="num" w:pos="2160"/>
-        </w:tabs>
-        <w:ind w:left="2160" w:hanging="360"/>
-      </w:pPr>
-      <w:rPr>
-        <w:rFonts w:ascii="Wingdings" w:hAnsi="Wingdings" w:hint="default"/>
-        <w:sz w:val="20"/>
-      </w:rPr>
-    </w:lvl>
-    <w:lvl w:ilvl="3" w:tentative="1">
-      <w:start w:val="1"/>
-      <w:numFmt w:val="bullet"/>
-      <w:lvlText w:val=""/>
-      <w:lvlJc w:val="left"/>
-      <w:pPr>
-        <w:tabs>
-          <w:tab w:val="num" w:pos="2880"/>
-        </w:tabs>
-        <w:ind w:left="2880" w:hanging="360"/>
-      </w:pPr>
-      <w:rPr>
-        <w:rFonts w:ascii="Wingdings" w:hAnsi="Wingdings" w:hint="default"/>
-        <w:sz w:val="20"/>
-      </w:rPr>
-    </w:lvl>
-    <w:lvl w:ilvl="4" w:tentative="1">
-      <w:start w:val="1"/>
-      <w:numFmt w:val="bullet"/>
-      <w:lvlText w:val=""/>
-      <w:lvlJc w:val="left"/>
-      <w:pPr>
-        <w:tabs>
-          <w:tab w:val="num" w:pos="3600"/>
-        </w:tabs>
-        <w:ind w:left="3600" w:hanging="360"/>
-      </w:pPr>
-      <w:rPr>
-        <w:rFonts w:ascii="Wingdings" w:hAnsi="Wingdings" w:hint="default"/>
-        <w:sz w:val="20"/>
-      </w:rPr>
-    </w:lvl>
-    <w:lvl w:ilvl="5" w:tentative="1">
-      <w:start w:val="1"/>
-      <w:numFmt w:val="bullet"/>
-      <w:lvlText w:val=""/>
-      <w:lvlJc w:val="left"/>
-      <w:pPr>
-        <w:tabs>
-          <w:tab w:val="num" w:pos="4320"/>
-        </w:tabs>
-        <w:ind w:left="4320" w:hanging="360"/>
-      </w:pPr>
-      <w:rPr>
-        <w:rFonts w:ascii="Wingdings" w:hAnsi="Wingdings" w:hint="default"/>
-        <w:sz w:val="20"/>
-      </w:rPr>
-    </w:lvl>
-    <w:lvl w:ilvl="6" w:tentative="1">
-      <w:start w:val="1"/>
-      <w:numFmt w:val="bullet"/>
-      <w:lvlText w:val=""/>
-      <w:lvlJc w:val="left"/>
-      <w:pPr>
-        <w:tabs>
-          <w:tab w:val="num" w:pos="5040"/>
-        </w:tabs>
-        <w:ind w:left="5040" w:hanging="360"/>
-      </w:pPr>
-      <w:rPr>
-        <w:rFonts w:ascii="Wingdings" w:hAnsi="Wingdings" w:hint="default"/>
-        <w:sz w:val="20"/>
-      </w:rPr>
-    </w:lvl>
-    <w:lvl w:ilvl="7" w:tentative="1">
-      <w:start w:val="1"/>
-      <w:numFmt w:val="bullet"/>
-      <w:lvlText w:val=""/>
-      <w:lvlJc w:val="left"/>
-      <w:pPr>
-        <w:tabs>
-          <w:tab w:val="num" w:pos="5760"/>
-        </w:tabs>
-        <w:ind w:left="5760" w:hanging="360"/>
-      </w:pPr>
-      <w:rPr>
-        <w:rFonts w:ascii="Wingdings" w:hAnsi="Wingdings" w:hint="default"/>
-        <w:sz w:val="20"/>
-      </w:rPr>
-    </w:lvl>
-    <w:lvl w:ilvl="8" w:tentative="1">
-      <w:start w:val="1"/>
-      <w:numFmt w:val="bullet"/>
-      <w:lvlText w:val=""/>
-      <w:lvlJc w:val="left"/>
-      <w:pPr>
-        <w:tabs>
-          <w:tab w:val="num" w:pos="6480"/>
-        </w:tabs>
-        <w:ind w:left="6480" w:hanging="360"/>
-      </w:pPr>
-      <w:rPr>
-        <w:rFonts w:ascii="Wingdings" w:hAnsi="Wingdings" w:hint="default"/>
-        <w:sz w:val="20"/>
-      </w:rPr>
-    </w:lvl>
-  </w:abstractNum>
-  <w:abstractNum w:abstractNumId="20" w15:restartNumberingAfterBreak="0">
-    <w:nsid w:val="3DEB1123"/>
-    <w:multiLevelType w:val="multilevel"/>
-    <w:tmpl w:val="45FE76CE"/>
-    <w:lvl w:ilvl="0">
-      <w:start w:val="1"/>
-      <w:numFmt w:val="bullet"/>
-      <w:lvlText w:val=""/>
-      <w:lvlJc w:val="left"/>
-      <w:pPr>
-        <w:tabs>
-          <w:tab w:val="num" w:pos="720"/>
-        </w:tabs>
-        <w:ind w:left="720" w:hanging="360"/>
-      </w:pPr>
-      <w:rPr>
-        <w:rFonts w:ascii="Symbol" w:hAnsi="Symbol" w:hint="default"/>
-        <w:sz w:val="20"/>
-      </w:rPr>
-    </w:lvl>
-    <w:lvl w:ilvl="1" w:tentative="1">
-      <w:start w:val="1"/>
-      <w:numFmt w:val="bullet"/>
-      <w:lvlText w:val="o"/>
-      <w:lvlJc w:val="left"/>
-      <w:pPr>
-        <w:tabs>
-          <w:tab w:val="num" w:pos="1440"/>
-        </w:tabs>
-        <w:ind w:left="1440" w:hanging="360"/>
-      </w:pPr>
-      <w:rPr>
-        <w:rFonts w:ascii="Courier New" w:hAnsi="Courier New" w:hint="default"/>
-        <w:sz w:val="20"/>
-      </w:rPr>
-    </w:lvl>
-    <w:lvl w:ilvl="2" w:tentative="1">
-      <w:start w:val="1"/>
-      <w:numFmt w:val="bullet"/>
-      <w:lvlText w:val=""/>
-      <w:lvlJc w:val="left"/>
-      <w:pPr>
-        <w:tabs>
-          <w:tab w:val="num" w:pos="2160"/>
-        </w:tabs>
-        <w:ind w:left="2160" w:hanging="360"/>
-      </w:pPr>
-      <w:rPr>
-        <w:rFonts w:ascii="Wingdings" w:hAnsi="Wingdings" w:hint="default"/>
-        <w:sz w:val="20"/>
-      </w:rPr>
-    </w:lvl>
-    <w:lvl w:ilvl="3" w:tentative="1">
-      <w:start w:val="1"/>
-      <w:numFmt w:val="bullet"/>
-      <w:lvlText w:val=""/>
-      <w:lvlJc w:val="left"/>
-      <w:pPr>
-        <w:tabs>
-          <w:tab w:val="num" w:pos="2880"/>
-        </w:tabs>
-        <w:ind w:left="2880" w:hanging="360"/>
-      </w:pPr>
-      <w:rPr>
-        <w:rFonts w:ascii="Wingdings" w:hAnsi="Wingdings" w:hint="default"/>
-        <w:sz w:val="20"/>
-      </w:rPr>
-    </w:lvl>
-    <w:lvl w:ilvl="4" w:tentative="1">
-      <w:start w:val="1"/>
-      <w:numFmt w:val="bullet"/>
-      <w:lvlText w:val=""/>
-      <w:lvlJc w:val="left"/>
-      <w:pPr>
-        <w:tabs>
-          <w:tab w:val="num" w:pos="3600"/>
-        </w:tabs>
-        <w:ind w:left="3600" w:hanging="360"/>
-      </w:pPr>
-      <w:rPr>
-        <w:rFonts w:ascii="Wingdings" w:hAnsi="Wingdings" w:hint="default"/>
-        <w:sz w:val="20"/>
-      </w:rPr>
-    </w:lvl>
-    <w:lvl w:ilvl="5" w:tentative="1">
-      <w:start w:val="1"/>
-      <w:numFmt w:val="bullet"/>
-      <w:lvlText w:val=""/>
-      <w:lvlJc w:val="left"/>
-      <w:pPr>
-        <w:tabs>
-          <w:tab w:val="num" w:pos="4320"/>
-        </w:tabs>
-        <w:ind w:left="4320" w:hanging="360"/>
-      </w:pPr>
-      <w:rPr>
-        <w:rFonts w:ascii="Wingdings" w:hAnsi="Wingdings" w:hint="default"/>
-        <w:sz w:val="20"/>
-      </w:rPr>
-    </w:lvl>
-    <w:lvl w:ilvl="6" w:tentative="1">
-      <w:start w:val="1"/>
-      <w:numFmt w:val="bullet"/>
-      <w:lvlText w:val=""/>
-      <w:lvlJc w:val="left"/>
-      <w:pPr>
-        <w:tabs>
-          <w:tab w:val="num" w:pos="5040"/>
-        </w:tabs>
-        <w:ind w:left="5040" w:hanging="360"/>
-      </w:pPr>
-      <w:rPr>
-        <w:rFonts w:ascii="Wingdings" w:hAnsi="Wingdings" w:hint="default"/>
-        <w:sz w:val="20"/>
-      </w:rPr>
-    </w:lvl>
-    <w:lvl w:ilvl="7" w:tentative="1">
-      <w:start w:val="1"/>
-      <w:numFmt w:val="bullet"/>
-      <w:lvlText w:val=""/>
-      <w:lvlJc w:val="left"/>
-      <w:pPr>
-        <w:tabs>
-          <w:tab w:val="num" w:pos="5760"/>
-        </w:tabs>
-        <w:ind w:left="5760" w:hanging="360"/>
-      </w:pPr>
-      <w:rPr>
-        <w:rFonts w:ascii="Wingdings" w:hAnsi="Wingdings" w:hint="default"/>
-        <w:sz w:val="20"/>
-      </w:rPr>
-    </w:lvl>
-    <w:lvl w:ilvl="8" w:tentative="1">
-      <w:start w:val="1"/>
-      <w:numFmt w:val="bullet"/>
-      <w:lvlText w:val=""/>
-      <w:lvlJc w:val="left"/>
-      <w:pPr>
-        <w:tabs>
-          <w:tab w:val="num" w:pos="6480"/>
-        </w:tabs>
-        <w:ind w:left="6480" w:hanging="360"/>
-      </w:pPr>
-      <w:rPr>
-        <w:rFonts w:ascii="Wingdings" w:hAnsi="Wingdings" w:hint="default"/>
-        <w:sz w:val="20"/>
-      </w:rPr>
-    </w:lvl>
-  </w:abstractNum>
-  <w:abstractNum w:abstractNumId="21" w15:restartNumberingAfterBreak="0">
-    <w:nsid w:val="3E212FF4"/>
+  <w:abstractNum w:abstractNumId="4" w15:restartNumberingAfterBreak="0">
+    <w:nsid w:val="36547D6B"/>
     <w:multiLevelType w:val="hybridMultilevel"/>
-    <w:tmpl w:val="9C0C0CE0"/>
+    <w:tmpl w:val="B022A7DA"/>
     <w:lvl w:ilvl="0" w:tplc="040C0001">
       <w:start w:val="1"/>
       <w:numFmt w:val="bullet"/>
@@ -16126,7 +15718,120 @@
       </w:rPr>
     </w:lvl>
   </w:abstractNum>
-  <w:abstractNum w:abstractNumId="22" w15:restartNumberingAfterBreak="0">
+  <w:abstractNum w:abstractNumId="5" w15:restartNumberingAfterBreak="0">
+    <w:nsid w:val="3E212FF4"/>
+    <w:multiLevelType w:val="hybridMultilevel"/>
+    <w:tmpl w:val="9C0C0CE0"/>
+    <w:lvl w:ilvl="0" w:tplc="040C0001">
+      <w:start w:val="1"/>
+      <w:numFmt w:val="bullet"/>
+      <w:lvlText w:val=""/>
+      <w:lvlJc w:val="left"/>
+      <w:pPr>
+        <w:ind w:left="720" w:hanging="360"/>
+      </w:pPr>
+      <w:rPr>
+        <w:rFonts w:ascii="Symbol" w:hAnsi="Symbol" w:hint="default"/>
+      </w:rPr>
+    </w:lvl>
+    <w:lvl w:ilvl="1" w:tplc="040C0003" w:tentative="1">
+      <w:start w:val="1"/>
+      <w:numFmt w:val="bullet"/>
+      <w:lvlText w:val="o"/>
+      <w:lvlJc w:val="left"/>
+      <w:pPr>
+        <w:ind w:left="1440" w:hanging="360"/>
+      </w:pPr>
+      <w:rPr>
+        <w:rFonts w:ascii="Courier New" w:hAnsi="Courier New" w:cs="Courier New" w:hint="default"/>
+      </w:rPr>
+    </w:lvl>
+    <w:lvl w:ilvl="2" w:tplc="040C0005" w:tentative="1">
+      <w:start w:val="1"/>
+      <w:numFmt w:val="bullet"/>
+      <w:lvlText w:val=""/>
+      <w:lvlJc w:val="left"/>
+      <w:pPr>
+        <w:ind w:left="2160" w:hanging="360"/>
+      </w:pPr>
+      <w:rPr>
+        <w:rFonts w:ascii="Wingdings" w:hAnsi="Wingdings" w:hint="default"/>
+      </w:rPr>
+    </w:lvl>
+    <w:lvl w:ilvl="3" w:tplc="040C0001" w:tentative="1">
+      <w:start w:val="1"/>
+      <w:numFmt w:val="bullet"/>
+      <w:lvlText w:val=""/>
+      <w:lvlJc w:val="left"/>
+      <w:pPr>
+        <w:ind w:left="2880" w:hanging="360"/>
+      </w:pPr>
+      <w:rPr>
+        <w:rFonts w:ascii="Symbol" w:hAnsi="Symbol" w:hint="default"/>
+      </w:rPr>
+    </w:lvl>
+    <w:lvl w:ilvl="4" w:tplc="040C0003" w:tentative="1">
+      <w:start w:val="1"/>
+      <w:numFmt w:val="bullet"/>
+      <w:lvlText w:val="o"/>
+      <w:lvlJc w:val="left"/>
+      <w:pPr>
+        <w:ind w:left="3600" w:hanging="360"/>
+      </w:pPr>
+      <w:rPr>
+        <w:rFonts w:ascii="Courier New" w:hAnsi="Courier New" w:cs="Courier New" w:hint="default"/>
+      </w:rPr>
+    </w:lvl>
+    <w:lvl w:ilvl="5" w:tplc="040C0005" w:tentative="1">
+      <w:start w:val="1"/>
+      <w:numFmt w:val="bullet"/>
+      <w:lvlText w:val=""/>
+      <w:lvlJc w:val="left"/>
+      <w:pPr>
+        <w:ind w:left="4320" w:hanging="360"/>
+      </w:pPr>
+      <w:rPr>
+        <w:rFonts w:ascii="Wingdings" w:hAnsi="Wingdings" w:hint="default"/>
+      </w:rPr>
+    </w:lvl>
+    <w:lvl w:ilvl="6" w:tplc="040C0001" w:tentative="1">
+      <w:start w:val="1"/>
+      <w:numFmt w:val="bullet"/>
+      <w:lvlText w:val=""/>
+      <w:lvlJc w:val="left"/>
+      <w:pPr>
+        <w:ind w:left="5040" w:hanging="360"/>
+      </w:pPr>
+      <w:rPr>
+        <w:rFonts w:ascii="Symbol" w:hAnsi="Symbol" w:hint="default"/>
+      </w:rPr>
+    </w:lvl>
+    <w:lvl w:ilvl="7" w:tplc="040C0003" w:tentative="1">
+      <w:start w:val="1"/>
+      <w:numFmt w:val="bullet"/>
+      <w:lvlText w:val="o"/>
+      <w:lvlJc w:val="left"/>
+      <w:pPr>
+        <w:ind w:left="5760" w:hanging="360"/>
+      </w:pPr>
+      <w:rPr>
+        <w:rFonts w:ascii="Courier New" w:hAnsi="Courier New" w:cs="Courier New" w:hint="default"/>
+      </w:rPr>
+    </w:lvl>
+    <w:lvl w:ilvl="8" w:tplc="040C0005" w:tentative="1">
+      <w:start w:val="1"/>
+      <w:numFmt w:val="bullet"/>
+      <w:lvlText w:val=""/>
+      <w:lvlJc w:val="left"/>
+      <w:pPr>
+        <w:ind w:left="6480" w:hanging="360"/>
+      </w:pPr>
+      <w:rPr>
+        <w:rFonts w:ascii="Wingdings" w:hAnsi="Wingdings" w:hint="default"/>
+      </w:rPr>
+    </w:lvl>
+  </w:abstractNum>
+  <w:abstractNum w:abstractNumId="6" w15:restartNumberingAfterBreak="0">
     <w:nsid w:val="3EF87B5F"/>
     <w:multiLevelType w:val="multilevel"/>
     <w:tmpl w:val="8694845C"/>
@@ -16239,207 +15944,7 @@
       </w:rPr>
     </w:lvl>
   </w:abstractNum>
-  <w:abstractNum w:abstractNumId="23" w15:restartNumberingAfterBreak="0">
-    <w:nsid w:val="412E48F4"/>
-    <w:multiLevelType w:val="multilevel"/>
-    <w:tmpl w:val="2A880B16"/>
-    <w:lvl w:ilvl="0">
-      <w:start w:val="1"/>
-      <w:numFmt w:val="decimal"/>
-      <w:lvlText w:val="%1."/>
-      <w:lvlJc w:val="left"/>
-      <w:pPr>
-        <w:ind w:left="0" w:firstLine="0"/>
-      </w:pPr>
-      <w:rPr>
-        <w:rFonts w:hint="default"/>
-      </w:rPr>
-    </w:lvl>
-    <w:lvl w:ilvl="1">
-      <w:start w:val="1"/>
-      <w:numFmt w:val="decimal"/>
-      <w:lvlText w:val="%2%1.1."/>
-      <w:lvlJc w:val="left"/>
-      <w:pPr>
-        <w:ind w:left="0" w:firstLine="0"/>
-      </w:pPr>
-      <w:rPr>
-        <w:rFonts w:hint="default"/>
-      </w:rPr>
-    </w:lvl>
-    <w:lvl w:ilvl="2">
-      <w:start w:val="1"/>
-      <w:numFmt w:val="decimal"/>
-      <w:lvlText w:val="%1.1.%3."/>
-      <w:lvlJc w:val="left"/>
-      <w:pPr>
-        <w:ind w:left="0" w:firstLine="0"/>
-      </w:pPr>
-      <w:rPr>
-        <w:rFonts w:hint="default"/>
-      </w:rPr>
-    </w:lvl>
-    <w:lvl w:ilvl="3">
-      <w:start w:val="1"/>
-      <w:numFmt w:val="decimal"/>
-      <w:lvlRestart w:val="0"/>
-      <w:lvlText w:val="%1.1.%3.%4."/>
-      <w:lvlJc w:val="left"/>
-      <w:pPr>
-        <w:ind w:left="0" w:firstLine="0"/>
-      </w:pPr>
-      <w:rPr>
-        <w:rFonts w:hint="default"/>
-      </w:rPr>
-    </w:lvl>
-    <w:lvl w:ilvl="4">
-      <w:start w:val="1"/>
-      <w:numFmt w:val="decimal"/>
-      <w:lvlText w:val="%1.1.%3.%4.%5."/>
-      <w:lvlJc w:val="left"/>
-      <w:pPr>
-        <w:ind w:left="2232" w:hanging="792"/>
-      </w:pPr>
-      <w:rPr>
-        <w:rFonts w:hint="default"/>
-      </w:rPr>
-    </w:lvl>
-    <w:lvl w:ilvl="5">
-      <w:start w:val="1"/>
-      <w:numFmt w:val="decimal"/>
-      <w:lvlText w:val="%1.%2.%3.%4.%5.%6."/>
-      <w:lvlJc w:val="left"/>
-      <w:pPr>
-        <w:ind w:left="2736" w:hanging="936"/>
-      </w:pPr>
-      <w:rPr>
-        <w:rFonts w:hint="default"/>
-      </w:rPr>
-    </w:lvl>
-    <w:lvl w:ilvl="6">
-      <w:start w:val="1"/>
-      <w:numFmt w:val="decimal"/>
-      <w:lvlText w:val="%1.%2.%3.%4.%5.%6.%7."/>
-      <w:lvlJc w:val="left"/>
-      <w:pPr>
-        <w:ind w:left="3240" w:hanging="1080"/>
-      </w:pPr>
-      <w:rPr>
-        <w:rFonts w:hint="default"/>
-      </w:rPr>
-    </w:lvl>
-    <w:lvl w:ilvl="7">
-      <w:start w:val="1"/>
-      <w:numFmt w:val="decimal"/>
-      <w:lvlText w:val="%1.%2.%3.%4.%5.%6.%7.%8."/>
-      <w:lvlJc w:val="left"/>
-      <w:pPr>
-        <w:ind w:left="3744" w:hanging="1224"/>
-      </w:pPr>
-      <w:rPr>
-        <w:rFonts w:hint="default"/>
-      </w:rPr>
-    </w:lvl>
-    <w:lvl w:ilvl="8">
-      <w:start w:val="1"/>
-      <w:numFmt w:val="decimal"/>
-      <w:lvlText w:val="%1.%2.%3.%4.%5.%6.%7.%8.%9."/>
-      <w:lvlJc w:val="left"/>
-      <w:pPr>
-        <w:ind w:left="4320" w:hanging="1440"/>
-      </w:pPr>
-      <w:rPr>
-        <w:rFonts w:hint="default"/>
-      </w:rPr>
-    </w:lvl>
-  </w:abstractNum>
-  <w:abstractNum w:abstractNumId="24" w15:restartNumberingAfterBreak="0">
-    <w:nsid w:val="48BB6B03"/>
-    <w:multiLevelType w:val="multilevel"/>
-    <w:tmpl w:val="040C001F"/>
-    <w:lvl w:ilvl="0">
-      <w:start w:val="1"/>
-      <w:numFmt w:val="decimal"/>
-      <w:lvlText w:val="%1."/>
-      <w:lvlJc w:val="left"/>
-      <w:pPr>
-        <w:ind w:left="360" w:hanging="360"/>
-      </w:pPr>
-    </w:lvl>
-    <w:lvl w:ilvl="1">
-      <w:start w:val="1"/>
-      <w:numFmt w:val="decimal"/>
-      <w:lvlText w:val="%1.%2."/>
-      <w:lvlJc w:val="left"/>
-      <w:pPr>
-        <w:ind w:left="792" w:hanging="432"/>
-      </w:pPr>
-    </w:lvl>
-    <w:lvl w:ilvl="2">
-      <w:start w:val="1"/>
-      <w:numFmt w:val="decimal"/>
-      <w:lvlText w:val="%1.%2.%3."/>
-      <w:lvlJc w:val="left"/>
-      <w:pPr>
-        <w:ind w:left="1224" w:hanging="504"/>
-      </w:pPr>
-    </w:lvl>
-    <w:lvl w:ilvl="3">
-      <w:start w:val="1"/>
-      <w:numFmt w:val="decimal"/>
-      <w:lvlText w:val="%1.%2.%3.%4."/>
-      <w:lvlJc w:val="left"/>
-      <w:pPr>
-        <w:ind w:left="1728" w:hanging="648"/>
-      </w:pPr>
-    </w:lvl>
-    <w:lvl w:ilvl="4">
-      <w:start w:val="1"/>
-      <w:numFmt w:val="decimal"/>
-      <w:lvlText w:val="%1.%2.%3.%4.%5."/>
-      <w:lvlJc w:val="left"/>
-      <w:pPr>
-        <w:ind w:left="2232" w:hanging="792"/>
-      </w:pPr>
-    </w:lvl>
-    <w:lvl w:ilvl="5">
-      <w:start w:val="1"/>
-      <w:numFmt w:val="decimal"/>
-      <w:lvlText w:val="%1.%2.%3.%4.%5.%6."/>
-      <w:lvlJc w:val="left"/>
-      <w:pPr>
-        <w:ind w:left="2736" w:hanging="936"/>
-      </w:pPr>
-    </w:lvl>
-    <w:lvl w:ilvl="6">
-      <w:start w:val="1"/>
-      <w:numFmt w:val="decimal"/>
-      <w:lvlText w:val="%1.%2.%3.%4.%5.%6.%7."/>
-      <w:lvlJc w:val="left"/>
-      <w:pPr>
-        <w:ind w:left="3240" w:hanging="1080"/>
-      </w:pPr>
-    </w:lvl>
-    <w:lvl w:ilvl="7">
-      <w:start w:val="1"/>
-      <w:numFmt w:val="decimal"/>
-      <w:lvlText w:val="%1.%2.%3.%4.%5.%6.%7.%8."/>
-      <w:lvlJc w:val="left"/>
-      <w:pPr>
-        <w:ind w:left="3744" w:hanging="1224"/>
-      </w:pPr>
-    </w:lvl>
-    <w:lvl w:ilvl="8">
-      <w:start w:val="1"/>
-      <w:numFmt w:val="decimal"/>
-      <w:lvlText w:val="%1.%2.%3.%4.%5.%6.%7.%8.%9."/>
-      <w:lvlJc w:val="left"/>
-      <w:pPr>
-        <w:ind w:left="4320" w:hanging="1440"/>
-      </w:pPr>
-    </w:lvl>
-  </w:abstractNum>
-  <w:abstractNum w:abstractNumId="25" w15:restartNumberingAfterBreak="0">
+  <w:abstractNum w:abstractNumId="7" w15:restartNumberingAfterBreak="0">
     <w:nsid w:val="499F14F9"/>
     <w:multiLevelType w:val="hybridMultilevel"/>
     <w:tmpl w:val="860CEACC"/>
@@ -16552,7 +16057,7 @@
       </w:rPr>
     </w:lvl>
   </w:abstractNum>
-  <w:abstractNum w:abstractNumId="26" w15:restartNumberingAfterBreak="0">
+  <w:abstractNum w:abstractNumId="8" w15:restartNumberingAfterBreak="0">
     <w:nsid w:val="4CE072CC"/>
     <w:multiLevelType w:val="hybridMultilevel"/>
     <w:tmpl w:val="BD1683B4"/>
@@ -16665,121 +16170,7 @@
       </w:rPr>
     </w:lvl>
   </w:abstractNum>
-  <w:abstractNum w:abstractNumId="27" w15:restartNumberingAfterBreak="0">
-    <w:nsid w:val="50CC64D9"/>
-    <w:multiLevelType w:val="multilevel"/>
-    <w:tmpl w:val="E04AF638"/>
-    <w:lvl w:ilvl="0">
-      <w:start w:val="1"/>
-      <w:numFmt w:val="decimal"/>
-      <w:lvlText w:val="%1."/>
-      <w:lvlJc w:val="left"/>
-      <w:pPr>
-        <w:ind w:left="0" w:firstLine="0"/>
-      </w:pPr>
-      <w:rPr>
-        <w:rFonts w:hint="default"/>
-      </w:rPr>
-    </w:lvl>
-    <w:lvl w:ilvl="1">
-      <w:start w:val="1"/>
-      <w:numFmt w:val="decimal"/>
-      <w:lvlText w:val="%2%1.1."/>
-      <w:lvlJc w:val="left"/>
-      <w:pPr>
-        <w:ind w:left="0" w:firstLine="0"/>
-      </w:pPr>
-      <w:rPr>
-        <w:rFonts w:hint="default"/>
-      </w:rPr>
-    </w:lvl>
-    <w:lvl w:ilvl="2">
-      <w:start w:val="1"/>
-      <w:numFmt w:val="decimal"/>
-      <w:lvlText w:val="%1.1.%3."/>
-      <w:lvlJc w:val="left"/>
-      <w:pPr>
-        <w:ind w:left="0" w:firstLine="0"/>
-      </w:pPr>
-      <w:rPr>
-        <w:rFonts w:hint="default"/>
-      </w:rPr>
-    </w:lvl>
-    <w:lvl w:ilvl="3">
-      <w:start w:val="1"/>
-      <w:numFmt w:val="decimal"/>
-      <w:lvlRestart w:val="0"/>
-      <w:lvlText w:val="%1.1.%3.%4."/>
-      <w:lvlJc w:val="left"/>
-      <w:pPr>
-        <w:ind w:left="0" w:firstLine="0"/>
-      </w:pPr>
-      <w:rPr>
-        <w:rFonts w:hint="default"/>
-      </w:rPr>
-    </w:lvl>
-    <w:lvl w:ilvl="4">
-      <w:start w:val="1"/>
-      <w:numFmt w:val="decimal"/>
-      <w:lvlText w:val="%1.1.%3.%4.%5."/>
-      <w:lvlJc w:val="left"/>
-      <w:pPr>
-        <w:ind w:left="2232" w:hanging="792"/>
-      </w:pPr>
-      <w:rPr>
-        <w:rFonts w:hint="default"/>
-      </w:rPr>
-    </w:lvl>
-    <w:lvl w:ilvl="5">
-      <w:start w:val="1"/>
-      <w:numFmt w:val="decimal"/>
-      <w:lvlText w:val="%1.%2.%3.%4.%5.%6."/>
-      <w:lvlJc w:val="left"/>
-      <w:pPr>
-        <w:ind w:left="2736" w:hanging="936"/>
-      </w:pPr>
-      <w:rPr>
-        <w:rFonts w:hint="default"/>
-      </w:rPr>
-    </w:lvl>
-    <w:lvl w:ilvl="6">
-      <w:start w:val="1"/>
-      <w:numFmt w:val="decimal"/>
-      <w:lvlText w:val="%1.%2.%3.%4.%5.%6.%7."/>
-      <w:lvlJc w:val="left"/>
-      <w:pPr>
-        <w:ind w:left="3240" w:hanging="1080"/>
-      </w:pPr>
-      <w:rPr>
-        <w:rFonts w:hint="default"/>
-      </w:rPr>
-    </w:lvl>
-    <w:lvl w:ilvl="7">
-      <w:start w:val="1"/>
-      <w:numFmt w:val="decimal"/>
-      <w:lvlText w:val="%1.%2.%3.%4.%5.%6.%7.%8."/>
-      <w:lvlJc w:val="left"/>
-      <w:pPr>
-        <w:ind w:left="3744" w:hanging="1224"/>
-      </w:pPr>
-      <w:rPr>
-        <w:rFonts w:hint="default"/>
-      </w:rPr>
-    </w:lvl>
-    <w:lvl w:ilvl="8">
-      <w:start w:val="1"/>
-      <w:numFmt w:val="decimal"/>
-      <w:lvlText w:val="%1.%2.%3.%4.%5.%6.%7.%8.%9."/>
-      <w:lvlJc w:val="left"/>
-      <w:pPr>
-        <w:ind w:left="4320" w:hanging="1440"/>
-      </w:pPr>
-      <w:rPr>
-        <w:rFonts w:hint="default"/>
-      </w:rPr>
-    </w:lvl>
-  </w:abstractNum>
-  <w:abstractNum w:abstractNumId="28" w15:restartNumberingAfterBreak="0">
+  <w:abstractNum w:abstractNumId="9" w15:restartNumberingAfterBreak="0">
     <w:nsid w:val="50FD32A3"/>
     <w:multiLevelType w:val="multilevel"/>
     <w:tmpl w:val="7A42CF96"/>
@@ -16900,331 +16291,7 @@
       </w:rPr>
     </w:lvl>
   </w:abstractNum>
-  <w:abstractNum w:abstractNumId="29" w15:restartNumberingAfterBreak="0">
-    <w:nsid w:val="51A4491D"/>
-    <w:multiLevelType w:val="multilevel"/>
-    <w:tmpl w:val="5E321AB6"/>
-    <w:lvl w:ilvl="0">
-      <w:start w:val="1"/>
-      <w:numFmt w:val="decimal"/>
-      <w:lvlText w:val="%1."/>
-      <w:lvlJc w:val="left"/>
-      <w:pPr>
-        <w:ind w:left="360" w:hanging="360"/>
-      </w:pPr>
-    </w:lvl>
-    <w:lvl w:ilvl="1">
-      <w:start w:val="1"/>
-      <w:numFmt w:val="decimal"/>
-      <w:lvlText w:val="%1.%2."/>
-      <w:lvlJc w:val="left"/>
-      <w:pPr>
-        <w:ind w:left="792" w:hanging="432"/>
-      </w:pPr>
-    </w:lvl>
-    <w:lvl w:ilvl="2">
-      <w:start w:val="1"/>
-      <w:numFmt w:val="decimal"/>
-      <w:lvlText w:val="%1.%2.%3."/>
-      <w:lvlJc w:val="left"/>
-      <w:pPr>
-        <w:ind w:left="1224" w:hanging="504"/>
-      </w:pPr>
-    </w:lvl>
-    <w:lvl w:ilvl="3">
-      <w:start w:val="1"/>
-      <w:numFmt w:val="decimal"/>
-      <w:lvlText w:val="%1.%2.%3.%4."/>
-      <w:lvlJc w:val="left"/>
-      <w:pPr>
-        <w:ind w:left="1728" w:hanging="648"/>
-      </w:pPr>
-    </w:lvl>
-    <w:lvl w:ilvl="4">
-      <w:start w:val="1"/>
-      <w:numFmt w:val="decimal"/>
-      <w:lvlText w:val="%1.%2.%3.%4.%5."/>
-      <w:lvlJc w:val="left"/>
-      <w:pPr>
-        <w:ind w:left="2232" w:hanging="792"/>
-      </w:pPr>
-    </w:lvl>
-    <w:lvl w:ilvl="5">
-      <w:start w:val="1"/>
-      <w:numFmt w:val="decimal"/>
-      <w:lvlText w:val="%1.%2.%3.%4.%5.%6."/>
-      <w:lvlJc w:val="left"/>
-      <w:pPr>
-        <w:ind w:left="2736" w:hanging="936"/>
-      </w:pPr>
-    </w:lvl>
-    <w:lvl w:ilvl="6">
-      <w:start w:val="1"/>
-      <w:numFmt w:val="decimal"/>
-      <w:lvlText w:val="%1.%2.%3.%4.%5.%6.%7."/>
-      <w:lvlJc w:val="left"/>
-      <w:pPr>
-        <w:ind w:left="3240" w:hanging="1080"/>
-      </w:pPr>
-    </w:lvl>
-    <w:lvl w:ilvl="7">
-      <w:start w:val="1"/>
-      <w:numFmt w:val="decimal"/>
-      <w:lvlText w:val="%1.%2.%3.%4.%5.%6.%7.%8."/>
-      <w:lvlJc w:val="left"/>
-      <w:pPr>
-        <w:ind w:left="3744" w:hanging="1224"/>
-      </w:pPr>
-    </w:lvl>
-    <w:lvl w:ilvl="8">
-      <w:start w:val="1"/>
-      <w:numFmt w:val="decimal"/>
-      <w:lvlText w:val="%1.%2.%3.%4.%5.%6.%7.%8.%9."/>
-      <w:lvlJc w:val="left"/>
-      <w:pPr>
-        <w:ind w:left="4320" w:hanging="1440"/>
-      </w:pPr>
-    </w:lvl>
-  </w:abstractNum>
-  <w:abstractNum w:abstractNumId="30" w15:restartNumberingAfterBreak="0">
-    <w:nsid w:val="537C7D2A"/>
-    <w:multiLevelType w:val="multilevel"/>
-    <w:tmpl w:val="06B0D32C"/>
-    <w:lvl w:ilvl="0">
-      <w:start w:val="1"/>
-      <w:numFmt w:val="bullet"/>
-      <w:lvlText w:val=""/>
-      <w:lvlJc w:val="left"/>
-      <w:pPr>
-        <w:tabs>
-          <w:tab w:val="num" w:pos="720"/>
-        </w:tabs>
-        <w:ind w:left="720" w:hanging="360"/>
-      </w:pPr>
-      <w:rPr>
-        <w:rFonts w:ascii="Symbol" w:hAnsi="Symbol" w:hint="default"/>
-        <w:sz w:val="20"/>
-      </w:rPr>
-    </w:lvl>
-    <w:lvl w:ilvl="1" w:tentative="1">
-      <w:start w:val="1"/>
-      <w:numFmt w:val="bullet"/>
-      <w:lvlText w:val="o"/>
-      <w:lvlJc w:val="left"/>
-      <w:pPr>
-        <w:tabs>
-          <w:tab w:val="num" w:pos="1440"/>
-        </w:tabs>
-        <w:ind w:left="1440" w:hanging="360"/>
-      </w:pPr>
-      <w:rPr>
-        <w:rFonts w:ascii="Courier New" w:hAnsi="Courier New" w:hint="default"/>
-        <w:sz w:val="20"/>
-      </w:rPr>
-    </w:lvl>
-    <w:lvl w:ilvl="2" w:tentative="1">
-      <w:start w:val="1"/>
-      <w:numFmt w:val="bullet"/>
-      <w:lvlText w:val=""/>
-      <w:lvlJc w:val="left"/>
-      <w:pPr>
-        <w:tabs>
-          <w:tab w:val="num" w:pos="2160"/>
-        </w:tabs>
-        <w:ind w:left="2160" w:hanging="360"/>
-      </w:pPr>
-      <w:rPr>
-        <w:rFonts w:ascii="Wingdings" w:hAnsi="Wingdings" w:hint="default"/>
-        <w:sz w:val="20"/>
-      </w:rPr>
-    </w:lvl>
-    <w:lvl w:ilvl="3" w:tentative="1">
-      <w:start w:val="1"/>
-      <w:numFmt w:val="bullet"/>
-      <w:lvlText w:val=""/>
-      <w:lvlJc w:val="left"/>
-      <w:pPr>
-        <w:tabs>
-          <w:tab w:val="num" w:pos="2880"/>
-        </w:tabs>
-        <w:ind w:left="2880" w:hanging="360"/>
-      </w:pPr>
-      <w:rPr>
-        <w:rFonts w:ascii="Wingdings" w:hAnsi="Wingdings" w:hint="default"/>
-        <w:sz w:val="20"/>
-      </w:rPr>
-    </w:lvl>
-    <w:lvl w:ilvl="4" w:tentative="1">
-      <w:start w:val="1"/>
-      <w:numFmt w:val="bullet"/>
-      <w:lvlText w:val=""/>
-      <w:lvlJc w:val="left"/>
-      <w:pPr>
-        <w:tabs>
-          <w:tab w:val="num" w:pos="3600"/>
-        </w:tabs>
-        <w:ind w:left="3600" w:hanging="360"/>
-      </w:pPr>
-      <w:rPr>
-        <w:rFonts w:ascii="Wingdings" w:hAnsi="Wingdings" w:hint="default"/>
-        <w:sz w:val="20"/>
-      </w:rPr>
-    </w:lvl>
-    <w:lvl w:ilvl="5" w:tentative="1">
-      <w:start w:val="1"/>
-      <w:numFmt w:val="bullet"/>
-      <w:lvlText w:val=""/>
-      <w:lvlJc w:val="left"/>
-      <w:pPr>
-        <w:tabs>
-          <w:tab w:val="num" w:pos="4320"/>
-        </w:tabs>
-        <w:ind w:left="4320" w:hanging="360"/>
-      </w:pPr>
-      <w:rPr>
-        <w:rFonts w:ascii="Wingdings" w:hAnsi="Wingdings" w:hint="default"/>
-        <w:sz w:val="20"/>
-      </w:rPr>
-    </w:lvl>
-    <w:lvl w:ilvl="6" w:tentative="1">
-      <w:start w:val="1"/>
-      <w:numFmt w:val="bullet"/>
-      <w:lvlText w:val=""/>
-      <w:lvlJc w:val="left"/>
-      <w:pPr>
-        <w:tabs>
-          <w:tab w:val="num" w:pos="5040"/>
-        </w:tabs>
-        <w:ind w:left="5040" w:hanging="360"/>
-      </w:pPr>
-      <w:rPr>
-        <w:rFonts w:ascii="Wingdings" w:hAnsi="Wingdings" w:hint="default"/>
-        <w:sz w:val="20"/>
-      </w:rPr>
-    </w:lvl>
-    <w:lvl w:ilvl="7" w:tentative="1">
-      <w:start w:val="1"/>
-      <w:numFmt w:val="bullet"/>
-      <w:lvlText w:val=""/>
-      <w:lvlJc w:val="left"/>
-      <w:pPr>
-        <w:tabs>
-          <w:tab w:val="num" w:pos="5760"/>
-        </w:tabs>
-        <w:ind w:left="5760" w:hanging="360"/>
-      </w:pPr>
-      <w:rPr>
-        <w:rFonts w:ascii="Wingdings" w:hAnsi="Wingdings" w:hint="default"/>
-        <w:sz w:val="20"/>
-      </w:rPr>
-    </w:lvl>
-    <w:lvl w:ilvl="8" w:tentative="1">
-      <w:start w:val="1"/>
-      <w:numFmt w:val="bullet"/>
-      <w:lvlText w:val=""/>
-      <w:lvlJc w:val="left"/>
-      <w:pPr>
-        <w:tabs>
-          <w:tab w:val="num" w:pos="6480"/>
-        </w:tabs>
-        <w:ind w:left="6480" w:hanging="360"/>
-      </w:pPr>
-      <w:rPr>
-        <w:rFonts w:ascii="Wingdings" w:hAnsi="Wingdings" w:hint="default"/>
-        <w:sz w:val="20"/>
-      </w:rPr>
-    </w:lvl>
-  </w:abstractNum>
-  <w:abstractNum w:abstractNumId="31" w15:restartNumberingAfterBreak="0">
-    <w:nsid w:val="5BA75389"/>
-    <w:multiLevelType w:val="multilevel"/>
-    <w:tmpl w:val="C3EE3C80"/>
-    <w:lvl w:ilvl="0">
-      <w:start w:val="1"/>
-      <w:numFmt w:val="decimal"/>
-      <w:lvlText w:val="%1."/>
-      <w:lvlJc w:val="left"/>
-      <w:pPr>
-        <w:ind w:left="360" w:hanging="360"/>
-      </w:pPr>
-    </w:lvl>
-    <w:lvl w:ilvl="1">
-      <w:start w:val="1"/>
-      <w:numFmt w:val="decimal"/>
-      <w:lvlText w:val="%2."/>
-      <w:lvlJc w:val="left"/>
-      <w:pPr>
-        <w:ind w:left="720" w:hanging="360"/>
-      </w:pPr>
-      <w:rPr>
-        <w:rFonts w:hint="default"/>
-      </w:rPr>
-    </w:lvl>
-    <w:lvl w:ilvl="2">
-      <w:start w:val="1"/>
-      <w:numFmt w:val="decimal"/>
-      <w:lvlText w:val="%1.%2.%3."/>
-      <w:lvlJc w:val="left"/>
-      <w:pPr>
-        <w:ind w:left="1224" w:hanging="504"/>
-      </w:pPr>
-    </w:lvl>
-    <w:lvl w:ilvl="3">
-      <w:start w:val="1"/>
-      <w:numFmt w:val="decimal"/>
-      <w:lvlText w:val="%1.%2.%3.%4."/>
-      <w:lvlJc w:val="left"/>
-      <w:pPr>
-        <w:ind w:left="1728" w:hanging="648"/>
-      </w:pPr>
-    </w:lvl>
-    <w:lvl w:ilvl="4">
-      <w:start w:val="1"/>
-      <w:numFmt w:val="decimal"/>
-      <w:lvlText w:val="%1.%2.%3.%4.%5."/>
-      <w:lvlJc w:val="left"/>
-      <w:pPr>
-        <w:ind w:left="2232" w:hanging="792"/>
-      </w:pPr>
-    </w:lvl>
-    <w:lvl w:ilvl="5">
-      <w:start w:val="1"/>
-      <w:numFmt w:val="decimal"/>
-      <w:lvlText w:val="%1.%2.%3.%4.%5.%6."/>
-      <w:lvlJc w:val="left"/>
-      <w:pPr>
-        <w:ind w:left="2736" w:hanging="936"/>
-      </w:pPr>
-    </w:lvl>
-    <w:lvl w:ilvl="6">
-      <w:start w:val="1"/>
-      <w:numFmt w:val="decimal"/>
-      <w:lvlText w:val="%1.%2.%3.%4.%5.%6.%7."/>
-      <w:lvlJc w:val="left"/>
-      <w:pPr>
-        <w:ind w:left="3240" w:hanging="1080"/>
-      </w:pPr>
-    </w:lvl>
-    <w:lvl w:ilvl="7">
-      <w:start w:val="1"/>
-      <w:numFmt w:val="decimal"/>
-      <w:lvlText w:val="%1.%2.%3.%4.%5.%6.%7.%8."/>
-      <w:lvlJc w:val="left"/>
-      <w:pPr>
-        <w:ind w:left="3744" w:hanging="1224"/>
-      </w:pPr>
-    </w:lvl>
-    <w:lvl w:ilvl="8">
-      <w:start w:val="1"/>
-      <w:numFmt w:val="decimal"/>
-      <w:lvlText w:val="%1.%2.%3.%4.%5.%6.%7.%8.%9."/>
-      <w:lvlJc w:val="left"/>
-      <w:pPr>
-        <w:ind w:left="4320" w:hanging="1440"/>
-      </w:pPr>
-    </w:lvl>
-  </w:abstractNum>
-  <w:abstractNum w:abstractNumId="32" w15:restartNumberingAfterBreak="0">
+  <w:abstractNum w:abstractNumId="10" w15:restartNumberingAfterBreak="0">
     <w:nsid w:val="5D194ADF"/>
     <w:multiLevelType w:val="hybridMultilevel"/>
     <w:tmpl w:val="3404E882"/>
@@ -17337,160 +16404,11 @@
       </w:rPr>
     </w:lvl>
   </w:abstractNum>
-  <w:abstractNum w:abstractNumId="33" w15:restartNumberingAfterBreak="0">
-    <w:nsid w:val="616364FC"/>
-    <w:multiLevelType w:val="multilevel"/>
-    <w:tmpl w:val="E20A1A66"/>
-    <w:lvl w:ilvl="0">
-      <w:start w:val="1"/>
-      <w:numFmt w:val="bullet"/>
-      <w:lvlText w:val=""/>
-      <w:lvlJc w:val="left"/>
-      <w:pPr>
-        <w:tabs>
-          <w:tab w:val="num" w:pos="720"/>
-        </w:tabs>
-        <w:ind w:left="720" w:hanging="360"/>
-      </w:pPr>
-      <w:rPr>
-        <w:rFonts w:ascii="Symbol" w:hAnsi="Symbol" w:hint="default"/>
-        <w:sz w:val="20"/>
-      </w:rPr>
-    </w:lvl>
-    <w:lvl w:ilvl="1" w:tentative="1">
-      <w:start w:val="1"/>
-      <w:numFmt w:val="bullet"/>
-      <w:lvlText w:val="o"/>
-      <w:lvlJc w:val="left"/>
-      <w:pPr>
-        <w:tabs>
-          <w:tab w:val="num" w:pos="1440"/>
-        </w:tabs>
-        <w:ind w:left="1440" w:hanging="360"/>
-      </w:pPr>
-      <w:rPr>
-        <w:rFonts w:ascii="Courier New" w:hAnsi="Courier New" w:hint="default"/>
-        <w:sz w:val="20"/>
-      </w:rPr>
-    </w:lvl>
-    <w:lvl w:ilvl="2" w:tentative="1">
-      <w:start w:val="1"/>
-      <w:numFmt w:val="bullet"/>
-      <w:lvlText w:val=""/>
-      <w:lvlJc w:val="left"/>
-      <w:pPr>
-        <w:tabs>
-          <w:tab w:val="num" w:pos="2160"/>
-        </w:tabs>
-        <w:ind w:left="2160" w:hanging="360"/>
-      </w:pPr>
-      <w:rPr>
-        <w:rFonts w:ascii="Wingdings" w:hAnsi="Wingdings" w:hint="default"/>
-        <w:sz w:val="20"/>
-      </w:rPr>
-    </w:lvl>
-    <w:lvl w:ilvl="3" w:tentative="1">
-      <w:start w:val="1"/>
-      <w:numFmt w:val="bullet"/>
-      <w:lvlText w:val=""/>
-      <w:lvlJc w:val="left"/>
-      <w:pPr>
-        <w:tabs>
-          <w:tab w:val="num" w:pos="2880"/>
-        </w:tabs>
-        <w:ind w:left="2880" w:hanging="360"/>
-      </w:pPr>
-      <w:rPr>
-        <w:rFonts w:ascii="Wingdings" w:hAnsi="Wingdings" w:hint="default"/>
-        <w:sz w:val="20"/>
-      </w:rPr>
-    </w:lvl>
-    <w:lvl w:ilvl="4" w:tentative="1">
-      <w:start w:val="1"/>
-      <w:numFmt w:val="bullet"/>
-      <w:lvlText w:val=""/>
-      <w:lvlJc w:val="left"/>
-      <w:pPr>
-        <w:tabs>
-          <w:tab w:val="num" w:pos="3600"/>
-        </w:tabs>
-        <w:ind w:left="3600" w:hanging="360"/>
-      </w:pPr>
-      <w:rPr>
-        <w:rFonts w:ascii="Wingdings" w:hAnsi="Wingdings" w:hint="default"/>
-        <w:sz w:val="20"/>
-      </w:rPr>
-    </w:lvl>
-    <w:lvl w:ilvl="5" w:tentative="1">
-      <w:start w:val="1"/>
-      <w:numFmt w:val="bullet"/>
-      <w:lvlText w:val=""/>
-      <w:lvlJc w:val="left"/>
-      <w:pPr>
-        <w:tabs>
-          <w:tab w:val="num" w:pos="4320"/>
-        </w:tabs>
-        <w:ind w:left="4320" w:hanging="360"/>
-      </w:pPr>
-      <w:rPr>
-        <w:rFonts w:ascii="Wingdings" w:hAnsi="Wingdings" w:hint="default"/>
-        <w:sz w:val="20"/>
-      </w:rPr>
-    </w:lvl>
-    <w:lvl w:ilvl="6" w:tentative="1">
-      <w:start w:val="1"/>
-      <w:numFmt w:val="bullet"/>
-      <w:lvlText w:val=""/>
-      <w:lvlJc w:val="left"/>
-      <w:pPr>
-        <w:tabs>
-          <w:tab w:val="num" w:pos="5040"/>
-        </w:tabs>
-        <w:ind w:left="5040" w:hanging="360"/>
-      </w:pPr>
-      <w:rPr>
-        <w:rFonts w:ascii="Wingdings" w:hAnsi="Wingdings" w:hint="default"/>
-        <w:sz w:val="20"/>
-      </w:rPr>
-    </w:lvl>
-    <w:lvl w:ilvl="7" w:tentative="1">
-      <w:start w:val="1"/>
-      <w:numFmt w:val="bullet"/>
-      <w:lvlText w:val=""/>
-      <w:lvlJc w:val="left"/>
-      <w:pPr>
-        <w:tabs>
-          <w:tab w:val="num" w:pos="5760"/>
-        </w:tabs>
-        <w:ind w:left="5760" w:hanging="360"/>
-      </w:pPr>
-      <w:rPr>
-        <w:rFonts w:ascii="Wingdings" w:hAnsi="Wingdings" w:hint="default"/>
-        <w:sz w:val="20"/>
-      </w:rPr>
-    </w:lvl>
-    <w:lvl w:ilvl="8" w:tentative="1">
-      <w:start w:val="1"/>
-      <w:numFmt w:val="bullet"/>
-      <w:lvlText w:val=""/>
-      <w:lvlJc w:val="left"/>
-      <w:pPr>
-        <w:tabs>
-          <w:tab w:val="num" w:pos="6480"/>
-        </w:tabs>
-        <w:ind w:left="6480" w:hanging="360"/>
-      </w:pPr>
-      <w:rPr>
-        <w:rFonts w:ascii="Wingdings" w:hAnsi="Wingdings" w:hint="default"/>
-        <w:sz w:val="20"/>
-      </w:rPr>
-    </w:lvl>
-  </w:abstractNum>
-  <w:abstractNum w:abstractNumId="34" w15:restartNumberingAfterBreak="0">
-    <w:nsid w:val="63603586"/>
+  <w:abstractNum w:abstractNumId="11" w15:restartNumberingAfterBreak="0">
+    <w:nsid w:val="6A22723B"/>
     <w:multiLevelType w:val="hybridMultilevel"/>
-    <w:tmpl w:val="1E88BD22"/>
-    <w:lvl w:ilvl="0" w:tplc="E5801A3A">
+    <w:tmpl w:val="0108E60C"/>
+    <w:lvl w:ilvl="0" w:tplc="040C0001">
       <w:start w:val="1"/>
       <w:numFmt w:val="bullet"/>
       <w:lvlText w:val=""/>
@@ -17599,328 +16517,7 @@
       </w:rPr>
     </w:lvl>
   </w:abstractNum>
-  <w:abstractNum w:abstractNumId="35" w15:restartNumberingAfterBreak="0">
-    <w:nsid w:val="684D2EAC"/>
-    <w:multiLevelType w:val="multilevel"/>
-    <w:tmpl w:val="040C001F"/>
-    <w:lvl w:ilvl="0">
-      <w:start w:val="1"/>
-      <w:numFmt w:val="decimal"/>
-      <w:lvlText w:val="%1."/>
-      <w:lvlJc w:val="left"/>
-      <w:pPr>
-        <w:ind w:left="360" w:hanging="360"/>
-      </w:pPr>
-    </w:lvl>
-    <w:lvl w:ilvl="1">
-      <w:start w:val="1"/>
-      <w:numFmt w:val="decimal"/>
-      <w:lvlText w:val="%1.%2."/>
-      <w:lvlJc w:val="left"/>
-      <w:pPr>
-        <w:ind w:left="792" w:hanging="432"/>
-      </w:pPr>
-    </w:lvl>
-    <w:lvl w:ilvl="2">
-      <w:start w:val="1"/>
-      <w:numFmt w:val="decimal"/>
-      <w:lvlText w:val="%1.%2.%3."/>
-      <w:lvlJc w:val="left"/>
-      <w:pPr>
-        <w:ind w:left="1224" w:hanging="504"/>
-      </w:pPr>
-    </w:lvl>
-    <w:lvl w:ilvl="3">
-      <w:start w:val="1"/>
-      <w:numFmt w:val="decimal"/>
-      <w:lvlText w:val="%1.%2.%3.%4."/>
-      <w:lvlJc w:val="left"/>
-      <w:pPr>
-        <w:ind w:left="1728" w:hanging="648"/>
-      </w:pPr>
-    </w:lvl>
-    <w:lvl w:ilvl="4">
-      <w:start w:val="1"/>
-      <w:numFmt w:val="decimal"/>
-      <w:lvlText w:val="%1.%2.%3.%4.%5."/>
-      <w:lvlJc w:val="left"/>
-      <w:pPr>
-        <w:ind w:left="2232" w:hanging="792"/>
-      </w:pPr>
-    </w:lvl>
-    <w:lvl w:ilvl="5">
-      <w:start w:val="1"/>
-      <w:numFmt w:val="decimal"/>
-      <w:lvlText w:val="%1.%2.%3.%4.%5.%6."/>
-      <w:lvlJc w:val="left"/>
-      <w:pPr>
-        <w:ind w:left="2736" w:hanging="936"/>
-      </w:pPr>
-    </w:lvl>
-    <w:lvl w:ilvl="6">
-      <w:start w:val="1"/>
-      <w:numFmt w:val="decimal"/>
-      <w:lvlText w:val="%1.%2.%3.%4.%5.%6.%7."/>
-      <w:lvlJc w:val="left"/>
-      <w:pPr>
-        <w:ind w:left="3240" w:hanging="1080"/>
-      </w:pPr>
-    </w:lvl>
-    <w:lvl w:ilvl="7">
-      <w:start w:val="1"/>
-      <w:numFmt w:val="decimal"/>
-      <w:lvlText w:val="%1.%2.%3.%4.%5.%6.%7.%8."/>
-      <w:lvlJc w:val="left"/>
-      <w:pPr>
-        <w:ind w:left="3744" w:hanging="1224"/>
-      </w:pPr>
-    </w:lvl>
-    <w:lvl w:ilvl="8">
-      <w:start w:val="1"/>
-      <w:numFmt w:val="decimal"/>
-      <w:lvlText w:val="%1.%2.%3.%4.%5.%6.%7.%8.%9."/>
-      <w:lvlJc w:val="left"/>
-      <w:pPr>
-        <w:ind w:left="4320" w:hanging="1440"/>
-      </w:pPr>
-    </w:lvl>
-  </w:abstractNum>
-  <w:abstractNum w:abstractNumId="36" w15:restartNumberingAfterBreak="0">
-    <w:nsid w:val="69651B13"/>
-    <w:multiLevelType w:val="hybridMultilevel"/>
-    <w:tmpl w:val="B1661D2A"/>
-    <w:lvl w:ilvl="0" w:tplc="040C000F">
-      <w:start w:val="1"/>
-      <w:numFmt w:val="decimal"/>
-      <w:lvlText w:val="%1."/>
-      <w:lvlJc w:val="left"/>
-      <w:pPr>
-        <w:ind w:left="720" w:hanging="360"/>
-      </w:pPr>
-    </w:lvl>
-    <w:lvl w:ilvl="1" w:tplc="040C0019" w:tentative="1">
-      <w:start w:val="1"/>
-      <w:numFmt w:val="lowerLetter"/>
-      <w:lvlText w:val="%2."/>
-      <w:lvlJc w:val="left"/>
-      <w:pPr>
-        <w:ind w:left="1440" w:hanging="360"/>
-      </w:pPr>
-    </w:lvl>
-    <w:lvl w:ilvl="2" w:tplc="040C001B" w:tentative="1">
-      <w:start w:val="1"/>
-      <w:numFmt w:val="lowerRoman"/>
-      <w:lvlText w:val="%3."/>
-      <w:lvlJc w:val="right"/>
-      <w:pPr>
-        <w:ind w:left="2160" w:hanging="180"/>
-      </w:pPr>
-    </w:lvl>
-    <w:lvl w:ilvl="3" w:tplc="040C000F" w:tentative="1">
-      <w:start w:val="1"/>
-      <w:numFmt w:val="decimal"/>
-      <w:lvlText w:val="%4."/>
-      <w:lvlJc w:val="left"/>
-      <w:pPr>
-        <w:ind w:left="2880" w:hanging="360"/>
-      </w:pPr>
-    </w:lvl>
-    <w:lvl w:ilvl="4" w:tplc="040C0019" w:tentative="1">
-      <w:start w:val="1"/>
-      <w:numFmt w:val="lowerLetter"/>
-      <w:lvlText w:val="%5."/>
-      <w:lvlJc w:val="left"/>
-      <w:pPr>
-        <w:ind w:left="3600" w:hanging="360"/>
-      </w:pPr>
-    </w:lvl>
-    <w:lvl w:ilvl="5" w:tplc="040C001B" w:tentative="1">
-      <w:start w:val="1"/>
-      <w:numFmt w:val="lowerRoman"/>
-      <w:lvlText w:val="%6."/>
-      <w:lvlJc w:val="right"/>
-      <w:pPr>
-        <w:ind w:left="4320" w:hanging="180"/>
-      </w:pPr>
-    </w:lvl>
-    <w:lvl w:ilvl="6" w:tplc="040C000F" w:tentative="1">
-      <w:start w:val="1"/>
-      <w:numFmt w:val="decimal"/>
-      <w:lvlText w:val="%7."/>
-      <w:lvlJc w:val="left"/>
-      <w:pPr>
-        <w:ind w:left="5040" w:hanging="360"/>
-      </w:pPr>
-    </w:lvl>
-    <w:lvl w:ilvl="7" w:tplc="040C0019" w:tentative="1">
-      <w:start w:val="1"/>
-      <w:numFmt w:val="lowerLetter"/>
-      <w:lvlText w:val="%8."/>
-      <w:lvlJc w:val="left"/>
-      <w:pPr>
-        <w:ind w:left="5760" w:hanging="360"/>
-      </w:pPr>
-    </w:lvl>
-    <w:lvl w:ilvl="8" w:tplc="040C001B" w:tentative="1">
-      <w:start w:val="1"/>
-      <w:numFmt w:val="lowerRoman"/>
-      <w:lvlText w:val="%9."/>
-      <w:lvlJc w:val="right"/>
-      <w:pPr>
-        <w:ind w:left="6480" w:hanging="180"/>
-      </w:pPr>
-    </w:lvl>
-  </w:abstractNum>
-  <w:abstractNum w:abstractNumId="37" w15:restartNumberingAfterBreak="0">
-    <w:nsid w:val="6E33705D"/>
-    <w:multiLevelType w:val="multilevel"/>
-    <w:tmpl w:val="F3B06530"/>
-    <w:lvl w:ilvl="0">
-      <w:start w:val="1"/>
-      <w:numFmt w:val="bullet"/>
-      <w:lvlText w:val=""/>
-      <w:lvlJc w:val="left"/>
-      <w:pPr>
-        <w:tabs>
-          <w:tab w:val="num" w:pos="720"/>
-        </w:tabs>
-        <w:ind w:left="720" w:hanging="360"/>
-      </w:pPr>
-      <w:rPr>
-        <w:rFonts w:ascii="Symbol" w:hAnsi="Symbol" w:hint="default"/>
-        <w:sz w:val="20"/>
-      </w:rPr>
-    </w:lvl>
-    <w:lvl w:ilvl="1" w:tentative="1">
-      <w:start w:val="1"/>
-      <w:numFmt w:val="bullet"/>
-      <w:lvlText w:val="o"/>
-      <w:lvlJc w:val="left"/>
-      <w:pPr>
-        <w:tabs>
-          <w:tab w:val="num" w:pos="1440"/>
-        </w:tabs>
-        <w:ind w:left="1440" w:hanging="360"/>
-      </w:pPr>
-      <w:rPr>
-        <w:rFonts w:ascii="Courier New" w:hAnsi="Courier New" w:hint="default"/>
-        <w:sz w:val="20"/>
-      </w:rPr>
-    </w:lvl>
-    <w:lvl w:ilvl="2" w:tentative="1">
-      <w:start w:val="1"/>
-      <w:numFmt w:val="bullet"/>
-      <w:lvlText w:val=""/>
-      <w:lvlJc w:val="left"/>
-      <w:pPr>
-        <w:tabs>
-          <w:tab w:val="num" w:pos="2160"/>
-        </w:tabs>
-        <w:ind w:left="2160" w:hanging="360"/>
-      </w:pPr>
-      <w:rPr>
-        <w:rFonts w:ascii="Wingdings" w:hAnsi="Wingdings" w:hint="default"/>
-        <w:sz w:val="20"/>
-      </w:rPr>
-    </w:lvl>
-    <w:lvl w:ilvl="3" w:tentative="1">
-      <w:start w:val="1"/>
-      <w:numFmt w:val="bullet"/>
-      <w:lvlText w:val=""/>
-      <w:lvlJc w:val="left"/>
-      <w:pPr>
-        <w:tabs>
-          <w:tab w:val="num" w:pos="2880"/>
-        </w:tabs>
-        <w:ind w:left="2880" w:hanging="360"/>
-      </w:pPr>
-      <w:rPr>
-        <w:rFonts w:ascii="Wingdings" w:hAnsi="Wingdings" w:hint="default"/>
-        <w:sz w:val="20"/>
-      </w:rPr>
-    </w:lvl>
-    <w:lvl w:ilvl="4" w:tentative="1">
-      <w:start w:val="1"/>
-      <w:numFmt w:val="bullet"/>
-      <w:lvlText w:val=""/>
-      <w:lvlJc w:val="left"/>
-      <w:pPr>
-        <w:tabs>
-          <w:tab w:val="num" w:pos="3600"/>
-        </w:tabs>
-        <w:ind w:left="3600" w:hanging="360"/>
-      </w:pPr>
-      <w:rPr>
-        <w:rFonts w:ascii="Wingdings" w:hAnsi="Wingdings" w:hint="default"/>
-        <w:sz w:val="20"/>
-      </w:rPr>
-    </w:lvl>
-    <w:lvl w:ilvl="5" w:tentative="1">
-      <w:start w:val="1"/>
-      <w:numFmt w:val="bullet"/>
-      <w:lvlText w:val=""/>
-      <w:lvlJc w:val="left"/>
-      <w:pPr>
-        <w:tabs>
-          <w:tab w:val="num" w:pos="4320"/>
-        </w:tabs>
-        <w:ind w:left="4320" w:hanging="360"/>
-      </w:pPr>
-      <w:rPr>
-        <w:rFonts w:ascii="Wingdings" w:hAnsi="Wingdings" w:hint="default"/>
-        <w:sz w:val="20"/>
-      </w:rPr>
-    </w:lvl>
-    <w:lvl w:ilvl="6" w:tentative="1">
-      <w:start w:val="1"/>
-      <w:numFmt w:val="bullet"/>
-      <w:lvlText w:val=""/>
-      <w:lvlJc w:val="left"/>
-      <w:pPr>
-        <w:tabs>
-          <w:tab w:val="num" w:pos="5040"/>
-        </w:tabs>
-        <w:ind w:left="5040" w:hanging="360"/>
-      </w:pPr>
-      <w:rPr>
-        <w:rFonts w:ascii="Wingdings" w:hAnsi="Wingdings" w:hint="default"/>
-        <w:sz w:val="20"/>
-      </w:rPr>
-    </w:lvl>
-    <w:lvl w:ilvl="7" w:tentative="1">
-      <w:start w:val="1"/>
-      <w:numFmt w:val="bullet"/>
-      <w:lvlText w:val=""/>
-      <w:lvlJc w:val="left"/>
-      <w:pPr>
-        <w:tabs>
-          <w:tab w:val="num" w:pos="5760"/>
-        </w:tabs>
-        <w:ind w:left="5760" w:hanging="360"/>
-      </w:pPr>
-      <w:rPr>
-        <w:rFonts w:ascii="Wingdings" w:hAnsi="Wingdings" w:hint="default"/>
-        <w:sz w:val="20"/>
-      </w:rPr>
-    </w:lvl>
-    <w:lvl w:ilvl="8" w:tentative="1">
-      <w:start w:val="1"/>
-      <w:numFmt w:val="bullet"/>
-      <w:lvlText w:val=""/>
-      <w:lvlJc w:val="left"/>
-      <w:pPr>
-        <w:tabs>
-          <w:tab w:val="num" w:pos="6480"/>
-        </w:tabs>
-        <w:ind w:left="6480" w:hanging="360"/>
-      </w:pPr>
-      <w:rPr>
-        <w:rFonts w:ascii="Wingdings" w:hAnsi="Wingdings" w:hint="default"/>
-        <w:sz w:val="20"/>
-      </w:rPr>
-    </w:lvl>
-  </w:abstractNum>
-  <w:abstractNum w:abstractNumId="38" w15:restartNumberingAfterBreak="0">
+  <w:abstractNum w:abstractNumId="12" w15:restartNumberingAfterBreak="0">
     <w:nsid w:val="70B52CA5"/>
     <w:multiLevelType w:val="hybridMultilevel"/>
     <w:tmpl w:val="CB1C9D2C"/>
@@ -18033,185 +16630,7 @@
       </w:rPr>
     </w:lvl>
   </w:abstractNum>
-  <w:abstractNum w:abstractNumId="39" w15:restartNumberingAfterBreak="0">
-    <w:nsid w:val="72737E63"/>
-    <w:multiLevelType w:val="hybridMultilevel"/>
-    <w:tmpl w:val="7CF8C436"/>
-    <w:lvl w:ilvl="0" w:tplc="040C000F">
-      <w:start w:val="1"/>
-      <w:numFmt w:val="decimal"/>
-      <w:lvlText w:val="%1."/>
-      <w:lvlJc w:val="left"/>
-      <w:pPr>
-        <w:ind w:left="720" w:hanging="360"/>
-      </w:pPr>
-      <w:rPr>
-        <w:rFonts w:hint="default"/>
-      </w:rPr>
-    </w:lvl>
-    <w:lvl w:ilvl="1" w:tplc="040C0019" w:tentative="1">
-      <w:start w:val="1"/>
-      <w:numFmt w:val="lowerLetter"/>
-      <w:lvlText w:val="%2."/>
-      <w:lvlJc w:val="left"/>
-      <w:pPr>
-        <w:ind w:left="1440" w:hanging="360"/>
-      </w:pPr>
-    </w:lvl>
-    <w:lvl w:ilvl="2" w:tplc="040C001B" w:tentative="1">
-      <w:start w:val="1"/>
-      <w:numFmt w:val="lowerRoman"/>
-      <w:lvlText w:val="%3."/>
-      <w:lvlJc w:val="right"/>
-      <w:pPr>
-        <w:ind w:left="2160" w:hanging="180"/>
-      </w:pPr>
-    </w:lvl>
-    <w:lvl w:ilvl="3" w:tplc="040C000F" w:tentative="1">
-      <w:start w:val="1"/>
-      <w:numFmt w:val="decimal"/>
-      <w:lvlText w:val="%4."/>
-      <w:lvlJc w:val="left"/>
-      <w:pPr>
-        <w:ind w:left="2880" w:hanging="360"/>
-      </w:pPr>
-    </w:lvl>
-    <w:lvl w:ilvl="4" w:tplc="040C0019" w:tentative="1">
-      <w:start w:val="1"/>
-      <w:numFmt w:val="lowerLetter"/>
-      <w:lvlText w:val="%5."/>
-      <w:lvlJc w:val="left"/>
-      <w:pPr>
-        <w:ind w:left="3600" w:hanging="360"/>
-      </w:pPr>
-    </w:lvl>
-    <w:lvl w:ilvl="5" w:tplc="040C001B" w:tentative="1">
-      <w:start w:val="1"/>
-      <w:numFmt w:val="lowerRoman"/>
-      <w:lvlText w:val="%6."/>
-      <w:lvlJc w:val="right"/>
-      <w:pPr>
-        <w:ind w:left="4320" w:hanging="180"/>
-      </w:pPr>
-    </w:lvl>
-    <w:lvl w:ilvl="6" w:tplc="040C000F" w:tentative="1">
-      <w:start w:val="1"/>
-      <w:numFmt w:val="decimal"/>
-      <w:lvlText w:val="%7."/>
-      <w:lvlJc w:val="left"/>
-      <w:pPr>
-        <w:ind w:left="5040" w:hanging="360"/>
-      </w:pPr>
-    </w:lvl>
-    <w:lvl w:ilvl="7" w:tplc="040C0019" w:tentative="1">
-      <w:start w:val="1"/>
-      <w:numFmt w:val="lowerLetter"/>
-      <w:lvlText w:val="%8."/>
-      <w:lvlJc w:val="left"/>
-      <w:pPr>
-        <w:ind w:left="5760" w:hanging="360"/>
-      </w:pPr>
-    </w:lvl>
-    <w:lvl w:ilvl="8" w:tplc="040C001B" w:tentative="1">
-      <w:start w:val="1"/>
-      <w:numFmt w:val="lowerRoman"/>
-      <w:lvlText w:val="%9."/>
-      <w:lvlJc w:val="right"/>
-      <w:pPr>
-        <w:ind w:left="6480" w:hanging="180"/>
-      </w:pPr>
-    </w:lvl>
-  </w:abstractNum>
-  <w:abstractNum w:abstractNumId="40" w15:restartNumberingAfterBreak="0">
-    <w:nsid w:val="7550553A"/>
-    <w:multiLevelType w:val="hybridMultilevel"/>
-    <w:tmpl w:val="4CA0F02C"/>
-    <w:lvl w:ilvl="0" w:tplc="040C000F">
-      <w:start w:val="1"/>
-      <w:numFmt w:val="decimal"/>
-      <w:lvlText w:val="%1."/>
-      <w:lvlJc w:val="left"/>
-      <w:pPr>
-        <w:ind w:left="720" w:hanging="360"/>
-      </w:pPr>
-      <w:rPr>
-        <w:rFonts w:hint="default"/>
-      </w:rPr>
-    </w:lvl>
-    <w:lvl w:ilvl="1" w:tplc="040C0019" w:tentative="1">
-      <w:start w:val="1"/>
-      <w:numFmt w:val="lowerLetter"/>
-      <w:lvlText w:val="%2."/>
-      <w:lvlJc w:val="left"/>
-      <w:pPr>
-        <w:ind w:left="1440" w:hanging="360"/>
-      </w:pPr>
-    </w:lvl>
-    <w:lvl w:ilvl="2" w:tplc="040C001B" w:tentative="1">
-      <w:start w:val="1"/>
-      <w:numFmt w:val="lowerRoman"/>
-      <w:lvlText w:val="%3."/>
-      <w:lvlJc w:val="right"/>
-      <w:pPr>
-        <w:ind w:left="2160" w:hanging="180"/>
-      </w:pPr>
-    </w:lvl>
-    <w:lvl w:ilvl="3" w:tplc="040C000F" w:tentative="1">
-      <w:start w:val="1"/>
-      <w:numFmt w:val="decimal"/>
-      <w:lvlText w:val="%4."/>
-      <w:lvlJc w:val="left"/>
-      <w:pPr>
-        <w:ind w:left="2880" w:hanging="360"/>
-      </w:pPr>
-    </w:lvl>
-    <w:lvl w:ilvl="4" w:tplc="040C0019" w:tentative="1">
-      <w:start w:val="1"/>
-      <w:numFmt w:val="lowerLetter"/>
-      <w:lvlText w:val="%5."/>
-      <w:lvlJc w:val="left"/>
-      <w:pPr>
-        <w:ind w:left="3600" w:hanging="360"/>
-      </w:pPr>
-    </w:lvl>
-    <w:lvl w:ilvl="5" w:tplc="040C001B" w:tentative="1">
-      <w:start w:val="1"/>
-      <w:numFmt w:val="lowerRoman"/>
-      <w:lvlText w:val="%6."/>
-      <w:lvlJc w:val="right"/>
-      <w:pPr>
-        <w:ind w:left="4320" w:hanging="180"/>
-      </w:pPr>
-    </w:lvl>
-    <w:lvl w:ilvl="6" w:tplc="040C000F" w:tentative="1">
-      <w:start w:val="1"/>
-      <w:numFmt w:val="decimal"/>
-      <w:lvlText w:val="%7."/>
-      <w:lvlJc w:val="left"/>
-      <w:pPr>
-        <w:ind w:left="5040" w:hanging="360"/>
-      </w:pPr>
-    </w:lvl>
-    <w:lvl w:ilvl="7" w:tplc="040C0019" w:tentative="1">
-      <w:start w:val="1"/>
-      <w:numFmt w:val="lowerLetter"/>
-      <w:lvlText w:val="%8."/>
-      <w:lvlJc w:val="left"/>
-      <w:pPr>
-        <w:ind w:left="5760" w:hanging="360"/>
-      </w:pPr>
-    </w:lvl>
-    <w:lvl w:ilvl="8" w:tplc="040C001B" w:tentative="1">
-      <w:start w:val="1"/>
-      <w:numFmt w:val="lowerRoman"/>
-      <w:lvlText w:val="%9."/>
-      <w:lvlJc w:val="right"/>
-      <w:pPr>
-        <w:ind w:left="6480" w:hanging="180"/>
-      </w:pPr>
-    </w:lvl>
-  </w:abstractNum>
-  <w:abstractNum w:abstractNumId="41" w15:restartNumberingAfterBreak="0">
+  <w:abstractNum w:abstractNumId="13" w15:restartNumberingAfterBreak="0">
     <w:nsid w:val="772462E7"/>
     <w:multiLevelType w:val="hybridMultilevel"/>
     <w:tmpl w:val="27AA1A2E"/>
@@ -18324,120 +16743,7 @@
       </w:rPr>
     </w:lvl>
   </w:abstractNum>
-  <w:abstractNum w:abstractNumId="42" w15:restartNumberingAfterBreak="0">
-    <w:nsid w:val="77AC5904"/>
-    <w:multiLevelType w:val="hybridMultilevel"/>
-    <w:tmpl w:val="4F500678"/>
-    <w:lvl w:ilvl="0" w:tplc="040C0001">
-      <w:start w:val="1"/>
-      <w:numFmt w:val="bullet"/>
-      <w:lvlText w:val=""/>
-      <w:lvlJc w:val="left"/>
-      <w:pPr>
-        <w:ind w:left="720" w:hanging="360"/>
-      </w:pPr>
-      <w:rPr>
-        <w:rFonts w:ascii="Symbol" w:hAnsi="Symbol" w:hint="default"/>
-      </w:rPr>
-    </w:lvl>
-    <w:lvl w:ilvl="1" w:tplc="040C0003" w:tentative="1">
-      <w:start w:val="1"/>
-      <w:numFmt w:val="bullet"/>
-      <w:lvlText w:val="o"/>
-      <w:lvlJc w:val="left"/>
-      <w:pPr>
-        <w:ind w:left="1440" w:hanging="360"/>
-      </w:pPr>
-      <w:rPr>
-        <w:rFonts w:ascii="Courier New" w:hAnsi="Courier New" w:cs="Courier New" w:hint="default"/>
-      </w:rPr>
-    </w:lvl>
-    <w:lvl w:ilvl="2" w:tplc="040C0005" w:tentative="1">
-      <w:start w:val="1"/>
-      <w:numFmt w:val="bullet"/>
-      <w:lvlText w:val=""/>
-      <w:lvlJc w:val="left"/>
-      <w:pPr>
-        <w:ind w:left="2160" w:hanging="360"/>
-      </w:pPr>
-      <w:rPr>
-        <w:rFonts w:ascii="Wingdings" w:hAnsi="Wingdings" w:hint="default"/>
-      </w:rPr>
-    </w:lvl>
-    <w:lvl w:ilvl="3" w:tplc="040C0001" w:tentative="1">
-      <w:start w:val="1"/>
-      <w:numFmt w:val="bullet"/>
-      <w:lvlText w:val=""/>
-      <w:lvlJc w:val="left"/>
-      <w:pPr>
-        <w:ind w:left="2880" w:hanging="360"/>
-      </w:pPr>
-      <w:rPr>
-        <w:rFonts w:ascii="Symbol" w:hAnsi="Symbol" w:hint="default"/>
-      </w:rPr>
-    </w:lvl>
-    <w:lvl w:ilvl="4" w:tplc="040C0003" w:tentative="1">
-      <w:start w:val="1"/>
-      <w:numFmt w:val="bullet"/>
-      <w:lvlText w:val="o"/>
-      <w:lvlJc w:val="left"/>
-      <w:pPr>
-        <w:ind w:left="3600" w:hanging="360"/>
-      </w:pPr>
-      <w:rPr>
-        <w:rFonts w:ascii="Courier New" w:hAnsi="Courier New" w:cs="Courier New" w:hint="default"/>
-      </w:rPr>
-    </w:lvl>
-    <w:lvl w:ilvl="5" w:tplc="040C0005" w:tentative="1">
-      <w:start w:val="1"/>
-      <w:numFmt w:val="bullet"/>
-      <w:lvlText w:val=""/>
-      <w:lvlJc w:val="left"/>
-      <w:pPr>
-        <w:ind w:left="4320" w:hanging="360"/>
-      </w:pPr>
-      <w:rPr>
-        <w:rFonts w:ascii="Wingdings" w:hAnsi="Wingdings" w:hint="default"/>
-      </w:rPr>
-    </w:lvl>
-    <w:lvl w:ilvl="6" w:tplc="040C0001" w:tentative="1">
-      <w:start w:val="1"/>
-      <w:numFmt w:val="bullet"/>
-      <w:lvlText w:val=""/>
-      <w:lvlJc w:val="left"/>
-      <w:pPr>
-        <w:ind w:left="5040" w:hanging="360"/>
-      </w:pPr>
-      <w:rPr>
-        <w:rFonts w:ascii="Symbol" w:hAnsi="Symbol" w:hint="default"/>
-      </w:rPr>
-    </w:lvl>
-    <w:lvl w:ilvl="7" w:tplc="040C0003" w:tentative="1">
-      <w:start w:val="1"/>
-      <w:numFmt w:val="bullet"/>
-      <w:lvlText w:val="o"/>
-      <w:lvlJc w:val="left"/>
-      <w:pPr>
-        <w:ind w:left="5760" w:hanging="360"/>
-      </w:pPr>
-      <w:rPr>
-        <w:rFonts w:ascii="Courier New" w:hAnsi="Courier New" w:cs="Courier New" w:hint="default"/>
-      </w:rPr>
-    </w:lvl>
-    <w:lvl w:ilvl="8" w:tplc="040C0005" w:tentative="1">
-      <w:start w:val="1"/>
-      <w:numFmt w:val="bullet"/>
-      <w:lvlText w:val=""/>
-      <w:lvlJc w:val="left"/>
-      <w:pPr>
-        <w:ind w:left="6480" w:hanging="360"/>
-      </w:pPr>
-      <w:rPr>
-        <w:rFonts w:ascii="Wingdings" w:hAnsi="Wingdings" w:hint="default"/>
-      </w:rPr>
-    </w:lvl>
-  </w:abstractNum>
-  <w:abstractNum w:abstractNumId="43" w15:restartNumberingAfterBreak="0">
+  <w:abstractNum w:abstractNumId="14" w15:restartNumberingAfterBreak="0">
     <w:nsid w:val="77D922E5"/>
     <w:multiLevelType w:val="multilevel"/>
     <w:tmpl w:val="B8C8653A"/>
@@ -18554,156 +16860,7 @@
       </w:rPr>
     </w:lvl>
   </w:abstractNum>
-  <w:abstractNum w:abstractNumId="44" w15:restartNumberingAfterBreak="0">
-    <w:nsid w:val="78CE5521"/>
-    <w:multiLevelType w:val="multilevel"/>
-    <w:tmpl w:val="1708E106"/>
-    <w:lvl w:ilvl="0">
-      <w:start w:val="1"/>
-      <w:numFmt w:val="bullet"/>
-      <w:lvlText w:val=""/>
-      <w:lvlJc w:val="left"/>
-      <w:pPr>
-        <w:tabs>
-          <w:tab w:val="num" w:pos="720"/>
-        </w:tabs>
-        <w:ind w:left="720" w:hanging="360"/>
-      </w:pPr>
-      <w:rPr>
-        <w:rFonts w:ascii="Symbol" w:hAnsi="Symbol" w:hint="default"/>
-        <w:sz w:val="20"/>
-      </w:rPr>
-    </w:lvl>
-    <w:lvl w:ilvl="1" w:tentative="1">
-      <w:start w:val="1"/>
-      <w:numFmt w:val="bullet"/>
-      <w:lvlText w:val="o"/>
-      <w:lvlJc w:val="left"/>
-      <w:pPr>
-        <w:tabs>
-          <w:tab w:val="num" w:pos="1440"/>
-        </w:tabs>
-        <w:ind w:left="1440" w:hanging="360"/>
-      </w:pPr>
-      <w:rPr>
-        <w:rFonts w:ascii="Courier New" w:hAnsi="Courier New" w:hint="default"/>
-        <w:sz w:val="20"/>
-      </w:rPr>
-    </w:lvl>
-    <w:lvl w:ilvl="2" w:tentative="1">
-      <w:start w:val="1"/>
-      <w:numFmt w:val="bullet"/>
-      <w:lvlText w:val=""/>
-      <w:lvlJc w:val="left"/>
-      <w:pPr>
-        <w:tabs>
-          <w:tab w:val="num" w:pos="2160"/>
-        </w:tabs>
-        <w:ind w:left="2160" w:hanging="360"/>
-      </w:pPr>
-      <w:rPr>
-        <w:rFonts w:ascii="Wingdings" w:hAnsi="Wingdings" w:hint="default"/>
-        <w:sz w:val="20"/>
-      </w:rPr>
-    </w:lvl>
-    <w:lvl w:ilvl="3" w:tentative="1">
-      <w:start w:val="1"/>
-      <w:numFmt w:val="bullet"/>
-      <w:lvlText w:val=""/>
-      <w:lvlJc w:val="left"/>
-      <w:pPr>
-        <w:tabs>
-          <w:tab w:val="num" w:pos="2880"/>
-        </w:tabs>
-        <w:ind w:left="2880" w:hanging="360"/>
-      </w:pPr>
-      <w:rPr>
-        <w:rFonts w:ascii="Wingdings" w:hAnsi="Wingdings" w:hint="default"/>
-        <w:sz w:val="20"/>
-      </w:rPr>
-    </w:lvl>
-    <w:lvl w:ilvl="4" w:tentative="1">
-      <w:start w:val="1"/>
-      <w:numFmt w:val="bullet"/>
-      <w:lvlText w:val=""/>
-      <w:lvlJc w:val="left"/>
-      <w:pPr>
-        <w:tabs>
-          <w:tab w:val="num" w:pos="3600"/>
-        </w:tabs>
-        <w:ind w:left="3600" w:hanging="360"/>
-      </w:pPr>
-      <w:rPr>
-        <w:rFonts w:ascii="Wingdings" w:hAnsi="Wingdings" w:hint="default"/>
-        <w:sz w:val="20"/>
-      </w:rPr>
-    </w:lvl>
-    <w:lvl w:ilvl="5" w:tentative="1">
-      <w:start w:val="1"/>
-      <w:numFmt w:val="bullet"/>
-      <w:lvlText w:val=""/>
-      <w:lvlJc w:val="left"/>
-      <w:pPr>
-        <w:tabs>
-          <w:tab w:val="num" w:pos="4320"/>
-        </w:tabs>
-        <w:ind w:left="4320" w:hanging="360"/>
-      </w:pPr>
-      <w:rPr>
-        <w:rFonts w:ascii="Wingdings" w:hAnsi="Wingdings" w:hint="default"/>
-        <w:sz w:val="20"/>
-      </w:rPr>
-    </w:lvl>
-    <w:lvl w:ilvl="6" w:tentative="1">
-      <w:start w:val="1"/>
-      <w:numFmt w:val="bullet"/>
-      <w:lvlText w:val=""/>
-      <w:lvlJc w:val="left"/>
-      <w:pPr>
-        <w:tabs>
-          <w:tab w:val="num" w:pos="5040"/>
-        </w:tabs>
-        <w:ind w:left="5040" w:hanging="360"/>
-      </w:pPr>
-      <w:rPr>
-        <w:rFonts w:ascii="Wingdings" w:hAnsi="Wingdings" w:hint="default"/>
-        <w:sz w:val="20"/>
-      </w:rPr>
-    </w:lvl>
-    <w:lvl w:ilvl="7" w:tentative="1">
-      <w:start w:val="1"/>
-      <w:numFmt w:val="bullet"/>
-      <w:lvlText w:val=""/>
-      <w:lvlJc w:val="left"/>
-      <w:pPr>
-        <w:tabs>
-          <w:tab w:val="num" w:pos="5760"/>
-        </w:tabs>
-        <w:ind w:left="5760" w:hanging="360"/>
-      </w:pPr>
-      <w:rPr>
-        <w:rFonts w:ascii="Wingdings" w:hAnsi="Wingdings" w:hint="default"/>
-        <w:sz w:val="20"/>
-      </w:rPr>
-    </w:lvl>
-    <w:lvl w:ilvl="8" w:tentative="1">
-      <w:start w:val="1"/>
-      <w:numFmt w:val="bullet"/>
-      <w:lvlText w:val=""/>
-      <w:lvlJc w:val="left"/>
-      <w:pPr>
-        <w:tabs>
-          <w:tab w:val="num" w:pos="6480"/>
-        </w:tabs>
-        <w:ind w:left="6480" w:hanging="360"/>
-      </w:pPr>
-      <w:rPr>
-        <w:rFonts w:ascii="Wingdings" w:hAnsi="Wingdings" w:hint="default"/>
-        <w:sz w:val="20"/>
-      </w:rPr>
-    </w:lvl>
-  </w:abstractNum>
-  <w:abstractNum w:abstractNumId="45" w15:restartNumberingAfterBreak="0">
+  <w:abstractNum w:abstractNumId="15" w15:restartNumberingAfterBreak="0">
     <w:nsid w:val="7BCA38D8"/>
     <w:multiLevelType w:val="multilevel"/>
     <w:tmpl w:val="F8DEFE9A"/>
@@ -18816,263 +16973,171 @@
       </w:rPr>
     </w:lvl>
   </w:abstractNum>
-  <w:abstractNum w:abstractNumId="46" w15:restartNumberingAfterBreak="0">
-    <w:nsid w:val="7D741DAF"/>
-    <w:multiLevelType w:val="multilevel"/>
-    <w:tmpl w:val="FF805DAE"/>
-    <w:lvl w:ilvl="0">
+  <w:abstractNum w:abstractNumId="16" w15:restartNumberingAfterBreak="0">
+    <w:nsid w:val="7BCC0D8D"/>
+    <w:multiLevelType w:val="hybridMultilevel"/>
+    <w:tmpl w:val="0A6E739A"/>
+    <w:lvl w:ilvl="0" w:tplc="040C0001">
       <w:start w:val="1"/>
-      <w:numFmt w:val="decimal"/>
-      <w:lvlText w:val="%1."/>
+      <w:numFmt w:val="bullet"/>
+      <w:lvlText w:val=""/>
       <w:lvlJc w:val="left"/>
       <w:pPr>
-        <w:ind w:left="360" w:hanging="360"/>
-      </w:pPr>
+        <w:ind w:left="720" w:hanging="360"/>
+      </w:pPr>
+      <w:rPr>
+        <w:rFonts w:ascii="Symbol" w:hAnsi="Symbol" w:hint="default"/>
+      </w:rPr>
     </w:lvl>
-    <w:lvl w:ilvl="1">
+    <w:lvl w:ilvl="1" w:tplc="040C0003" w:tentative="1">
       <w:start w:val="1"/>
-      <w:numFmt w:val="decimal"/>
-      <w:lvlText w:val="%1.%2."/>
+      <w:numFmt w:val="bullet"/>
+      <w:lvlText w:val="o"/>
       <w:lvlJc w:val="left"/>
       <w:pPr>
-        <w:ind w:left="792" w:hanging="432"/>
-      </w:pPr>
+        <w:ind w:left="1440" w:hanging="360"/>
+      </w:pPr>
+      <w:rPr>
+        <w:rFonts w:ascii="Courier New" w:hAnsi="Courier New" w:cs="Courier New" w:hint="default"/>
+      </w:rPr>
     </w:lvl>
-    <w:lvl w:ilvl="2">
+    <w:lvl w:ilvl="2" w:tplc="040C0005" w:tentative="1">
       <w:start w:val="1"/>
-      <w:numFmt w:val="decimal"/>
-      <w:lvlText w:val="%1.%2.%3."/>
+      <w:numFmt w:val="bullet"/>
+      <w:lvlText w:val=""/>
       <w:lvlJc w:val="left"/>
       <w:pPr>
-        <w:ind w:left="1224" w:hanging="504"/>
-      </w:pPr>
+        <w:ind w:left="2160" w:hanging="360"/>
+      </w:pPr>
+      <w:rPr>
+        <w:rFonts w:ascii="Wingdings" w:hAnsi="Wingdings" w:hint="default"/>
+      </w:rPr>
     </w:lvl>
-    <w:lvl w:ilvl="3">
+    <w:lvl w:ilvl="3" w:tplc="040C0001" w:tentative="1">
       <w:start w:val="1"/>
-      <w:numFmt w:val="decimal"/>
-      <w:lvlText w:val="%1.%2.%3.%4."/>
+      <w:numFmt w:val="bullet"/>
+      <w:lvlText w:val=""/>
       <w:lvlJc w:val="left"/>
       <w:pPr>
-        <w:ind w:left="1728" w:hanging="648"/>
-      </w:pPr>
+        <w:ind w:left="2880" w:hanging="360"/>
+      </w:pPr>
+      <w:rPr>
+        <w:rFonts w:ascii="Symbol" w:hAnsi="Symbol" w:hint="default"/>
+      </w:rPr>
     </w:lvl>
-    <w:lvl w:ilvl="4">
+    <w:lvl w:ilvl="4" w:tplc="040C0003" w:tentative="1">
       <w:start w:val="1"/>
-      <w:numFmt w:val="decimal"/>
-      <w:lvlText w:val="%1.%2.%3.%4.%5."/>
+      <w:numFmt w:val="bullet"/>
+      <w:lvlText w:val="o"/>
       <w:lvlJc w:val="left"/>
       <w:pPr>
-        <w:ind w:left="2232" w:hanging="792"/>
-      </w:pPr>
+        <w:ind w:left="3600" w:hanging="360"/>
+      </w:pPr>
+      <w:rPr>
+        <w:rFonts w:ascii="Courier New" w:hAnsi="Courier New" w:cs="Courier New" w:hint="default"/>
+      </w:rPr>
     </w:lvl>
-    <w:lvl w:ilvl="5">
+    <w:lvl w:ilvl="5" w:tplc="040C0005" w:tentative="1">
       <w:start w:val="1"/>
-      <w:numFmt w:val="decimal"/>
-      <w:lvlText w:val="%1.%2.%3.%4.%5.%6."/>
+      <w:numFmt w:val="bullet"/>
+      <w:lvlText w:val=""/>
       <w:lvlJc w:val="left"/>
       <w:pPr>
-        <w:ind w:left="2736" w:hanging="936"/>
-      </w:pPr>
+        <w:ind w:left="4320" w:hanging="360"/>
+      </w:pPr>
+      <w:rPr>
+        <w:rFonts w:ascii="Wingdings" w:hAnsi="Wingdings" w:hint="default"/>
+      </w:rPr>
     </w:lvl>
-    <w:lvl w:ilvl="6">
+    <w:lvl w:ilvl="6" w:tplc="040C0001" w:tentative="1">
       <w:start w:val="1"/>
-      <w:numFmt w:val="decimal"/>
-      <w:lvlText w:val="%1.%2.%3.%4.%5.%6.%7."/>
+      <w:numFmt w:val="bullet"/>
+      <w:lvlText w:val=""/>
       <w:lvlJc w:val="left"/>
       <w:pPr>
-        <w:ind w:left="3240" w:hanging="1080"/>
-      </w:pPr>
+        <w:ind w:left="5040" w:hanging="360"/>
+      </w:pPr>
+      <w:rPr>
+        <w:rFonts w:ascii="Symbol" w:hAnsi="Symbol" w:hint="default"/>
+      </w:rPr>
     </w:lvl>
-    <w:lvl w:ilvl="7">
+    <w:lvl w:ilvl="7" w:tplc="040C0003" w:tentative="1">
       <w:start w:val="1"/>
-      <w:numFmt w:val="decimal"/>
-      <w:lvlText w:val="%1.%2.%3.%4.%5.%6.%7.%8."/>
+      <w:numFmt w:val="bullet"/>
+      <w:lvlText w:val="o"/>
       <w:lvlJc w:val="left"/>
       <w:pPr>
-        <w:ind w:left="3744" w:hanging="1224"/>
-      </w:pPr>
+        <w:ind w:left="5760" w:hanging="360"/>
+      </w:pPr>
+      <w:rPr>
+        <w:rFonts w:ascii="Courier New" w:hAnsi="Courier New" w:cs="Courier New" w:hint="default"/>
+      </w:rPr>
     </w:lvl>
-    <w:lvl w:ilvl="8">
+    <w:lvl w:ilvl="8" w:tplc="040C0005" w:tentative="1">
       <w:start w:val="1"/>
-      <w:numFmt w:val="decimal"/>
-      <w:lvlText w:val="%1.%2.%3.%4.%5.%6.%7.%8.%9."/>
+      <w:numFmt w:val="bullet"/>
+      <w:lvlText w:val=""/>
       <w:lvlJc w:val="left"/>
       <w:pPr>
-        <w:ind w:left="4320" w:hanging="1440"/>
-      </w:pPr>
+        <w:ind w:left="6480" w:hanging="360"/>
+      </w:pPr>
+      <w:rPr>
+        <w:rFonts w:ascii="Wingdings" w:hAnsi="Wingdings" w:hint="default"/>
+      </w:rPr>
     </w:lvl>
   </w:abstractNum>
   <w:num w:numId="1" w16cid:durableId="1782407811">
+    <w:abstractNumId w:val="0"/>
+  </w:num>
+  <w:num w:numId="2" w16cid:durableId="1276405205">
+    <w:abstractNumId w:val="10"/>
+  </w:num>
+  <w:num w:numId="3" w16cid:durableId="1236206281">
+    <w:abstractNumId w:val="13"/>
+  </w:num>
+  <w:num w:numId="4" w16cid:durableId="1870950917">
+    <w:abstractNumId w:val="14"/>
+  </w:num>
+  <w:num w:numId="5" w16cid:durableId="943656833">
+    <w:abstractNumId w:val="12"/>
+  </w:num>
+  <w:num w:numId="6" w16cid:durableId="2044135669">
+    <w:abstractNumId w:val="8"/>
+  </w:num>
+  <w:num w:numId="7" w16cid:durableId="1565674698">
+    <w:abstractNumId w:val="1"/>
+  </w:num>
+  <w:num w:numId="8" w16cid:durableId="1554926487">
+    <w:abstractNumId w:val="4"/>
+  </w:num>
+  <w:num w:numId="9" w16cid:durableId="830758596">
+    <w:abstractNumId w:val="5"/>
+  </w:num>
+  <w:num w:numId="10" w16cid:durableId="1745293136">
+    <w:abstractNumId w:val="3"/>
+  </w:num>
+  <w:num w:numId="11" w16cid:durableId="416293734">
+    <w:abstractNumId w:val="9"/>
+  </w:num>
+  <w:num w:numId="12" w16cid:durableId="596211566">
+    <w:abstractNumId w:val="6"/>
+  </w:num>
+  <w:num w:numId="13" w16cid:durableId="284897809">
+    <w:abstractNumId w:val="15"/>
+  </w:num>
+  <w:num w:numId="14" w16cid:durableId="917716273">
+    <w:abstractNumId w:val="7"/>
+  </w:num>
+  <w:num w:numId="15" w16cid:durableId="438911626">
+    <w:abstractNumId w:val="16"/>
+  </w:num>
+  <w:num w:numId="16" w16cid:durableId="1964801993">
     <w:abstractNumId w:val="2"/>
   </w:num>
-  <w:num w:numId="2" w16cid:durableId="1276405205">
-    <w:abstractNumId w:val="32"/>
-  </w:num>
-  <w:num w:numId="3" w16cid:durableId="1236206281">
-    <w:abstractNumId w:val="41"/>
-  </w:num>
-  <w:num w:numId="4" w16cid:durableId="449780836">
-    <w:abstractNumId w:val="36"/>
-  </w:num>
-  <w:num w:numId="5" w16cid:durableId="738863463">
-    <w:abstractNumId w:val="35"/>
-  </w:num>
-  <w:num w:numId="6" w16cid:durableId="199125771">
-    <w:abstractNumId w:val="24"/>
-  </w:num>
-  <w:num w:numId="7" w16cid:durableId="1432553461">
-    <w:abstractNumId w:val="34"/>
-  </w:num>
-  <w:num w:numId="8" w16cid:durableId="1941986744">
-    <w:abstractNumId w:val="10"/>
-  </w:num>
-  <w:num w:numId="9" w16cid:durableId="1869492651">
-    <w:abstractNumId w:val="13"/>
-  </w:num>
-  <w:num w:numId="10" w16cid:durableId="2090957216">
-    <w:abstractNumId w:val="29"/>
-  </w:num>
-  <w:num w:numId="11" w16cid:durableId="348146315">
-    <w:abstractNumId w:val="0"/>
-  </w:num>
-  <w:num w:numId="12" w16cid:durableId="820118050">
-    <w:abstractNumId w:val="3"/>
-  </w:num>
-  <w:num w:numId="13" w16cid:durableId="701326339">
-    <w:abstractNumId w:val="4"/>
-  </w:num>
-  <w:num w:numId="14" w16cid:durableId="1762872592">
-    <w:abstractNumId w:val="46"/>
-  </w:num>
-  <w:num w:numId="15" w16cid:durableId="221528944">
-    <w:abstractNumId w:val="31"/>
-  </w:num>
-  <w:num w:numId="16" w16cid:durableId="2056659511">
-    <w:abstractNumId w:val="23"/>
-  </w:num>
-  <w:num w:numId="17" w16cid:durableId="1319528703">
-    <w:abstractNumId w:val="27"/>
-  </w:num>
-  <w:num w:numId="18" w16cid:durableId="892426557">
-    <w:abstractNumId w:val="12"/>
-  </w:num>
-  <w:num w:numId="19" w16cid:durableId="1870950917">
-    <w:abstractNumId w:val="43"/>
-  </w:num>
-  <w:num w:numId="20" w16cid:durableId="1269267001">
-    <w:abstractNumId w:val="15"/>
-  </w:num>
-  <w:num w:numId="21" w16cid:durableId="1996953120">
-    <w:abstractNumId w:val="43"/>
-    <w:lvlOverride w:ilvl="0">
-      <w:startOverride w:val="1"/>
-    </w:lvlOverride>
-    <w:lvlOverride w:ilvl="1">
-      <w:startOverride w:val="1"/>
-    </w:lvlOverride>
-    <w:lvlOverride w:ilvl="2">
-      <w:startOverride w:val="1"/>
-    </w:lvlOverride>
-    <w:lvlOverride w:ilvl="3">
-      <w:startOverride w:val="1"/>
-    </w:lvlOverride>
-    <w:lvlOverride w:ilvl="4">
-      <w:startOverride w:val="1"/>
-    </w:lvlOverride>
-    <w:lvlOverride w:ilvl="5">
-      <w:startOverride w:val="1"/>
-    </w:lvlOverride>
-    <w:lvlOverride w:ilvl="6">
-      <w:startOverride w:val="1"/>
-    </w:lvlOverride>
-    <w:lvlOverride w:ilvl="7">
-      <w:startOverride w:val="1"/>
-    </w:lvlOverride>
-    <w:lvlOverride w:ilvl="8">
-      <w:startOverride w:val="1"/>
-    </w:lvlOverride>
-  </w:num>
-  <w:num w:numId="22" w16cid:durableId="943656833">
-    <w:abstractNumId w:val="38"/>
-  </w:num>
-  <w:num w:numId="23" w16cid:durableId="658657541">
-    <w:abstractNumId w:val="42"/>
-  </w:num>
-  <w:num w:numId="24" w16cid:durableId="2044135669">
-    <w:abstractNumId w:val="26"/>
-  </w:num>
-  <w:num w:numId="25" w16cid:durableId="1565674698">
-    <w:abstractNumId w:val="5"/>
-  </w:num>
-  <w:num w:numId="26" w16cid:durableId="1554926487">
-    <w:abstractNumId w:val="14"/>
-  </w:num>
-  <w:num w:numId="27" w16cid:durableId="830758596">
-    <w:abstractNumId w:val="21"/>
-  </w:num>
-  <w:num w:numId="28" w16cid:durableId="1745293136">
-    <w:abstractNumId w:val="8"/>
-  </w:num>
-  <w:num w:numId="29" w16cid:durableId="1770471029">
-    <w:abstractNumId w:val="9"/>
-  </w:num>
-  <w:num w:numId="30" w16cid:durableId="1158501309">
-    <w:abstractNumId w:val="6"/>
-  </w:num>
-  <w:num w:numId="31" w16cid:durableId="1007636094">
-    <w:abstractNumId w:val="37"/>
-  </w:num>
-  <w:num w:numId="32" w16cid:durableId="622538418">
-    <w:abstractNumId w:val="20"/>
-  </w:num>
-  <w:num w:numId="33" w16cid:durableId="537085489">
-    <w:abstractNumId w:val="33"/>
-  </w:num>
-  <w:num w:numId="34" w16cid:durableId="2052873317">
-    <w:abstractNumId w:val="30"/>
-  </w:num>
-  <w:num w:numId="35" w16cid:durableId="1557664099">
-    <w:abstractNumId w:val="19"/>
-  </w:num>
-  <w:num w:numId="36" w16cid:durableId="94525963">
-    <w:abstractNumId w:val="18"/>
-  </w:num>
-  <w:num w:numId="37" w16cid:durableId="1918320955">
-    <w:abstractNumId w:val="17"/>
-  </w:num>
-  <w:num w:numId="38" w16cid:durableId="1819682808">
-    <w:abstractNumId w:val="1"/>
-  </w:num>
-  <w:num w:numId="39" w16cid:durableId="913124438">
-    <w:abstractNumId w:val="7"/>
-  </w:num>
-  <w:num w:numId="40" w16cid:durableId="382752654">
-    <w:abstractNumId w:val="44"/>
-  </w:num>
-  <w:num w:numId="41" w16cid:durableId="10800">
+  <w:num w:numId="17" w16cid:durableId="359748742">
     <w:abstractNumId w:val="11"/>
   </w:num>
-  <w:num w:numId="42" w16cid:durableId="2040036842">
-    <w:abstractNumId w:val="16"/>
-  </w:num>
-  <w:num w:numId="43" w16cid:durableId="416293734">
-    <w:abstractNumId w:val="28"/>
-  </w:num>
-  <w:num w:numId="44" w16cid:durableId="1100562306">
-    <w:abstractNumId w:val="40"/>
-  </w:num>
-  <w:num w:numId="45" w16cid:durableId="132404547">
-    <w:abstractNumId w:val="39"/>
-  </w:num>
-  <w:num w:numId="46" w16cid:durableId="596211566">
-    <w:abstractNumId w:val="22"/>
-  </w:num>
-  <w:num w:numId="47" w16cid:durableId="284897809">
-    <w:abstractNumId w:val="45"/>
-  </w:num>
-  <w:num w:numId="48" w16cid:durableId="917716273">
-    <w:abstractNumId w:val="25"/>
-  </w:num>
+  <w:numIdMacAtCleanup w:val="17"/>
 </w:numbering>
 </file>
 
@@ -19500,7 +17565,7 @@
       <w:keepNext/>
       <w:keepLines/>
       <w:numPr>
-        <w:numId w:val="19"/>
+        <w:numId w:val="4"/>
       </w:numPr>
       <w:spacing w:before="360" w:after="80"/>
       <w:outlineLvl w:val="0"/>
@@ -19548,7 +17613,7 @@
       <w:keepLines/>
       <w:numPr>
         <w:ilvl w:val="2"/>
-        <w:numId w:val="19"/>
+        <w:numId w:val="4"/>
       </w:numPr>
       <w:ind w:left="505" w:hanging="505"/>
       <w:outlineLvl w:val="2"/>
@@ -19692,6 +17757,7 @@
   <w:style w:type="character" w:default="1" w:styleId="Policepardfaut">
     <w:name w:val="Default Paragraph Font"/>
     <w:uiPriority w:val="1"/>
+    <w:semiHidden/>
     <w:unhideWhenUsed/>
   </w:style>
   <w:style w:type="table" w:default="1" w:styleId="TableauNormal">

--- a/apl/doc/apl_cyril_v4.docx
+++ b/apl/doc/apl_cyril_v4.docx
@@ -1176,21 +1176,7 @@
             <w:rStyle w:val="Lienhypertexte"/>
             <w:lang w:val="en-US"/>
           </w:rPr>
-          <w:t>https://ww</w:t>
-        </w:r>
-        <w:r>
-          <w:rPr>
-            <w:rStyle w:val="Lienhypertexte"/>
-            <w:lang w:val="en-US"/>
-          </w:rPr>
-          <w:t>w</w:t>
-        </w:r>
-        <w:r>
-          <w:rPr>
-            <w:rStyle w:val="Lienhypertexte"/>
-            <w:lang w:val="en-US"/>
-          </w:rPr>
-          <w:t>.assurance-maladie.ameli.fr/etudes-et-donnees/secteur-professionnels-sante-liberaux-departement</w:t>
+          <w:t>https://www.assurance-maladie.ameli.fr/etudes-et-donnees/secteur-professionnels-sante-liberaux-departement</w:t>
         </w:r>
       </w:hyperlink>
     </w:p>
@@ -1403,7 +1389,21 @@
             <w:rStyle w:val="Lienhypertexte"/>
             <w:lang w:val="en-US"/>
           </w:rPr>
-          <w:t>https://www.insee.fr/fr/statistiques/8229323</w:t>
+          <w:t>https://www.insee.fr/fr/statis</w:t>
+        </w:r>
+        <w:r>
+          <w:rPr>
+            <w:rStyle w:val="Lienhypertexte"/>
+            <w:lang w:val="en-US"/>
+          </w:rPr>
+          <w:t>t</w:t>
+        </w:r>
+        <w:r>
+          <w:rPr>
+            <w:rStyle w:val="Lienhypertexte"/>
+            <w:lang w:val="en-US"/>
+          </w:rPr>
+          <w:t>iques/8229323</w:t>
         </w:r>
       </w:hyperlink>
     </w:p>
@@ -1482,7 +1482,7 @@
             <w:rStyle w:val="Lienhypertexte"/>
             <w:lang w:val="en-US"/>
           </w:rPr>
-          <w:t>https://www.insee.fr/fr/statistiques/8201904</w:t>
+          <w:t>https://www.insee.fr/fr/statistiques/8268806</w:t>
         </w:r>
       </w:hyperlink>
     </w:p>
